--- a/SurvivorAndFight/外文翻译2.docx
+++ b/SurvivorAndFight/外文翻译2.docx
@@ -493,6 +493,8 @@
           <w:headerReference w:type="default" r:id="rId10"/>
           <w:footerReference w:type="even" r:id="rId11"/>
           <w:footerReference w:type="default" r:id="rId12"/>
+          <w:headerReference w:type="first" r:id="rId13"/>
+          <w:footerReference w:type="first" r:id="rId14"/>
           <w:pgSz w:w="11906" w:h="16838"/>
           <w:pgMar w:top="1418" w:right="1418" w:bottom="1418" w:left="1418" w:header="851" w:footer="992" w:gutter="0"/>
           <w:cols w:space="425"/>
@@ -515,60 +517,47 @@
         <w:spacing w:line="360" w:lineRule="auto"/>
         <w:ind w:left="440" w:firstLine="480"/>
         <w:rPr>
-          <w:rFonts w:ascii="Times New Roman" w:hAnsi="Times New Roman" w:cs="Times New Roman"/>
+          <w:rFonts w:ascii="宋体" w:hAnsi="宋体"/>
+          <w:bCs/>
           <w:szCs w:val="24"/>
         </w:rPr>
       </w:pPr>
       <w:r>
         <w:rPr>
-          <w:rStyle w:val="14"/>
-        </w:rPr>
-        <w:t>人群在封闭或受限空间中十分常见。疏散通常可以有序进行，但真实或感知到的危险可能引发恐慌。在恐慌人群中，人际距离通常会被人群成员相互推挤的物理压力所淹没。这种压力既能减缓疏散速度，也可能导致伤亡。为研究各类情况下的人群疏散问题，研究人员已开发出多种模型。本文介绍了使用商业计算机游戏引擎Unity实现、测试和验证人群疏散模型的过程。我们在Unity中实现了一个现实的、基于物理的人群移动模型，该模型计算并考虑了人群成员之间的物理压力。该模型在非恐慌和恐慌两种场景下进行了测试，表现出已知的定性特征。随后，我们通过将模型结果与实际疏散事件——2003年罗得岛州Station夜总会火灾的结果进行比较，对模型进行了定量验证。实现和验证结果表明，Unity可以成为疏散建模的有效工具</w:t>
-      </w:r>
-      <w:r>
-        <w:rPr>
-          <w:rFonts w:ascii="Times New Roman" w:hAnsi="Times New Roman" w:cs="Times New Roman"/>
+          <w:rFonts w:ascii="宋体" w:hAnsi="宋体"/>
+          <w:bCs/>
           <w:szCs w:val="24"/>
         </w:rPr>
-        <w:t>。</w:t>
-      </w:r>
-    </w:p>
-    <w:p>
-      <w:pPr>
-        <w:pStyle w:val="13"/>
-        <w:rPr>
-          <w:rFonts w:hint="eastAsia"/>
-        </w:rPr>
-      </w:pPr>
-      <w:r>
-        <w:rPr>
-          <w:b/>
-          <w:bCs w:val="0"/>
-        </w:rPr>
-        <w:t>关键词：</w:t>
-      </w:r>
-      <w:r>
-        <w:t>人群建模；人群移动；疏散建模；游戏引擎；Unity</w:t>
+        <w:t>游戏引擎是促进视频游戏开发的工具。它们提供图形、声音和物理仿真功能，否则这些功能必须由开发者实现。尽管游戏引擎对现代商业视频游戏开发至关重要，但它们非常复杂，开发者通常难以理解其架构，导致可维护性和演进问题，对视频游戏制作产生负面影响。在本文中，我们提出了子系统依赖恢复方法（SyDRA），它帮助游戏引擎开发者理解游戏引擎架构，从而做出明智的游戏引擎开发选择。通过将这种方法应用于10个开源游戏引擎，我们获得了可用于比较游戏引擎架构并识别和解决过度耦合和文件夹嵌套问题的架构模型。通过一项受控实验，我们表明检查从SyDRA派生的架构模型使开发者能够以更少的时间和更高的正确性完成与架构理解和影响分析相关的任务。</w:t>
       </w:r>
     </w:p>
     <w:p>
       <w:pPr>
         <w:pStyle w:val="af4"/>
         <w:spacing w:line="360" w:lineRule="auto"/>
-        <w:ind w:left="440" w:firstLine="480"/>
-        <w:rPr>
-          <w:rFonts w:ascii="Times New Roman" w:hAnsi="Times New Roman" w:cs="Times New Roman"/>
+        <w:ind w:left="440" w:firstLine="482"/>
+        <w:rPr>
+          <w:rFonts w:ascii="宋体" w:hAnsi="宋体" w:hint="eastAsia"/>
+          <w:bCs/>
           <w:szCs w:val="24"/>
         </w:rPr>
       </w:pPr>
       <w:r>
         <w:rPr>
-          <w:rFonts w:ascii="Times New Roman" w:hAnsi="Times New Roman" w:cs="Times New Roman"/>
+          <w:rFonts w:ascii="宋体" w:hAnsi="宋体"/>
+          <w:b/>
+          <w:bCs/>
           <w:szCs w:val="24"/>
         </w:rPr>
-        <w:pict w14:anchorId="44B09599">
-          <v:rect id="_x0000_i1025" style="width:0;height:.75pt" o:hralign="center" o:hrstd="t" o:hr="t" fillcolor="#a0a0a0" stroked="f"/>
-        </w:pict>
+        <w:t>关键词</w:t>
+      </w:r>
+      <w:r>
+        <w:rPr>
+          <w:rFonts w:ascii="宋体" w:hAnsi="宋体"/>
+          <w:bCs/>
+          <w:szCs w:val="24"/>
+        </w:rPr>
+        <w:t>：游戏引擎；耦合；影响分析；受控实验</w:t>
       </w:r>
     </w:p>
     <w:p>
@@ -589,52 +578,1387 @@
       <w:pPr>
         <w:pStyle w:val="13"/>
         <w:ind w:firstLine="480"/>
+      </w:pPr>
+      <w:r>
+        <w:t>游戏引擎是促进和加速视频游戏开发的工具。它们提供开箱即用的功能，范围足够广泛，可用于创建各种视频游戏，例如图形渲染、声音管理和物理仿真。从头开始开发游戏引擎既昂贵又耗时，只有大型视频游戏公司才能负担得起。虽然有风险，但这种努力会带来好处，例如能够针对特定类型的游戏或游戏类型优化工具。此外，通过创建内部解决方案，公司可以避免支付许可费用，同时可以自由地向他人许可其技术，如CryEngine和</w:t>
+      </w:r>
+      <w:proofErr w:type="spellStart"/>
+      <w:r>
+        <w:t>IdTech</w:t>
+      </w:r>
+      <w:proofErr w:type="spellEnd"/>
+      <w:r>
+        <w:t>最近所做的。</w:t>
+      </w:r>
+    </w:p>
+    <w:p>
+      <w:pPr>
+        <w:pStyle w:val="13"/>
+        <w:ind w:firstLine="480"/>
+      </w:pPr>
+      <w:r>
+        <w:t>然而，开发游戏引擎的优势只有在对其结构的理解保持的情况下才能持续。随着时间的推移，开发团队因高流动率而变化，游戏引擎代码库发生变化，导致其偏离原始结构，这一过程称为架构漂移或侵蚀。此外，由于需要创新和尝试不同的视频游戏，公司有时会决定在遗留架构之上开发新功能来重新调整其游戏引擎的用途。在这种情况下，缺乏对核心游戏引擎代码原始架构的理解会导致维护和演进问题。Frostbite游戏引擎的开发者报告了这类问题的一个例子，该引擎被</w:t>
+      </w:r>
+      <w:proofErr w:type="spellStart"/>
+      <w:r>
+        <w:t>Bioware</w:t>
+      </w:r>
+      <w:proofErr w:type="spellEnd"/>
+      <w:r>
+        <w:t>用于2019年开发Anthem：</w:t>
+      </w:r>
+    </w:p>
+    <w:p>
+      <w:pPr>
+        <w:pStyle w:val="13"/>
+        <w:ind w:firstLine="480"/>
+      </w:pPr>
+      <w:r>
+        <w:lastRenderedPageBreak/>
+        <w:t>"Frostbite就像一款内部引擎，包含了所有由此产生的问题——文档不足、临时拼凑等等——以及外部引擎的所有问题，"一位前</w:t>
+      </w:r>
+      <w:proofErr w:type="spellStart"/>
+      <w:r>
+        <w:t>Bioware</w:t>
+      </w:r>
+      <w:proofErr w:type="spellEnd"/>
+      <w:r>
+        <w:t>员工说。"实际上设计它的人不是你，所以你不知道这个东西为什么这样运作，为什么这样命名。"</w:t>
+      </w:r>
+    </w:p>
+    <w:p>
+      <w:pPr>
+        <w:pStyle w:val="13"/>
+        <w:ind w:firstLine="480"/>
+      </w:pPr>
+      <w:r>
+        <w:t>缺乏对游戏引擎架构的理解阻碍了开发者维护和演进它的能力，严重影响游戏开发项目的进度。例如，重新调整Frostbite用于Dragon Age: Inquisition"占用了项目开发时间的大约三分之一"。同样，Bethesda的开发者将多人游戏支持添加到仅为单人游戏设计的Creation Engine。在Fallout 76开发过程中，这个功能导致了几个 bug"给进度增加了额外的时间压力"。因此，我们可以说架构理解影响了视频游戏开发的技术和管理两个方面。</w:t>
+      </w:r>
+    </w:p>
+    <w:p>
+      <w:pPr>
+        <w:pStyle w:val="13"/>
+        <w:ind w:firstLine="480"/>
+      </w:pPr>
+      <w:r>
+        <w:t>虽然Frostbite和Creation Engine开发者报告的问题反映</w:t>
+      </w:r>
+      <w:proofErr w:type="gramStart"/>
+      <w:r>
+        <w:t>了闭源游戏</w:t>
+      </w:r>
+      <w:proofErr w:type="gramEnd"/>
+      <w:r>
+        <w:t>引擎开发的现实，但在开源游戏引擎中也可以观察到类似的问题。尽管Unreal和Godot等游戏引擎维护官方文档和支持论坛，但这些数据源主要专注于为视频游戏开发者提供"入门"方式，解释如何使用游戏引擎的功能，同时隐藏其实现的底层方面。因此，希望重新调整游戏引擎用途或选择最适合其需求的游戏引擎的开发者不能仅依赖此文档。他们必须深入研究代码，学习其结构，最后与其他游戏引擎进行比较，以做出明智的游戏引擎开发选择。</w:t>
+      </w:r>
+    </w:p>
+    <w:p>
+      <w:pPr>
+        <w:pStyle w:val="13"/>
+        <w:ind w:firstLine="480"/>
+      </w:pPr>
+      <w:r>
+        <w:t>在本文中，我们使用子系统依赖恢复方法（SyDRA），在之前的工作中进行了描述，以帮助游戏引擎开发者理解游戏引擎架构，从而做出明智的游戏引擎开发选择。通过将SyDRA应用于10个开源游戏引擎，我们获得了可用于比较游戏引擎架构并识别和解决高耦合和低内聚等问题的架构模型。通过一项有16名参与者参与的受控实验，我们表明检查从SyDRA派生的架构模型使开发者能够以更少的时间和更高的正确性完成与架构理解和影响分析相关的任务，而不是没有这些模型。</w:t>
+      </w:r>
+    </w:p>
+    <w:p>
+      <w:pPr>
+        <w:pStyle w:val="13"/>
+        <w:ind w:firstLine="480"/>
+      </w:pPr>
+      <w:r>
+        <w:t>SyDRA的实现和评估使我们能够回答以下研究问题：</w:t>
+      </w:r>
+    </w:p>
+    <w:p>
+      <w:pPr>
+        <w:pStyle w:val="13"/>
+        <w:ind w:firstLine="480"/>
+      </w:pPr>
+      <w:r>
+        <w:t>RQ1：与简单检查代码相比，SyDRA是否能帮助开发者更有效地理解游戏引擎？</w:t>
+      </w:r>
+    </w:p>
+    <w:p>
+      <w:pPr>
+        <w:pStyle w:val="13"/>
+        <w:ind w:firstLine="480"/>
+      </w:pPr>
+      <w:r>
+        <w:lastRenderedPageBreak/>
+        <w:t>RQ2：与简单检查代码相比，SyDRA是否能帮助游戏引擎开发者更有效地进行游戏引擎影响分析？</w:t>
+      </w:r>
+    </w:p>
+    <w:p>
+      <w:pPr>
+        <w:pStyle w:val="13"/>
+        <w:ind w:firstLine="480"/>
+      </w:pPr>
+      <w:r>
+        <w:t>我们对这两个问题给出了肯定的答案，并得出结论：通过使用SyDRA，开发者可以更好地理解游戏引擎架构，而不会增加他们的感知工作量。我们的实验还提供了关于开发者如何感知软件分析工具中的工作量以及它与专业经验如何相关的见解。</w:t>
+      </w:r>
+    </w:p>
+    <w:p>
+      <w:pPr>
+        <w:pStyle w:val="13"/>
+        <w:ind w:firstLine="480"/>
+      </w:pPr>
+      <w:r>
+        <w:t>本文组织如下：第2节介绍软件架构和游戏引擎的相关工作。第3节提供SyDRA的高层描述，我们的软件架构恢复方法，以及如何使用它为10个开源游戏引擎生成架构模型。第4节描述从SyDRA派生的架构模型如何帮助游戏引擎开发者解决文件夹组织和耦合问题，以及做出游戏引擎开发选择。第5节描述了用户研究的设计和执行及其结果。第6节介绍内部和外部有效性威胁，第7节介绍结论和未来工作。</w:t>
+      </w:r>
+    </w:p>
+    <w:p>
+      <w:pPr>
+        <w:pStyle w:val="afb"/>
+      </w:pPr>
+      <w:r>
+        <w:t xml:space="preserve">2. </w:t>
+      </w:r>
+      <w:r>
+        <w:t>相关工作</w:t>
+      </w:r>
+    </w:p>
+    <w:p>
+      <w:pPr>
+        <w:pStyle w:val="13"/>
+        <w:ind w:firstLine="480"/>
+      </w:pPr>
+      <w:r>
+        <w:t>游戏引擎的结构和目的往往记录不佳，因此，研究人员试图使用软件架构恢复技术在源代码中搜索架构结构，并帮助开发者赋予它们意义。例如，Munro等人（2009年）使用</w:t>
+      </w:r>
+      <w:proofErr w:type="spellStart"/>
+      <w:r>
+        <w:t>Doxygen</w:t>
+      </w:r>
+      <w:proofErr w:type="spellEnd"/>
+      <w:r>
+        <w:t>（一种流行的文档生成工具）从开源版本的</w:t>
+      </w:r>
+      <w:proofErr w:type="spellStart"/>
+      <w:r>
+        <w:t>IdTech</w:t>
+      </w:r>
+      <w:proofErr w:type="spellEnd"/>
+      <w:r>
+        <w:t>游戏引擎中提取依赖信息。然后这些数据被用于创建依赖图，帮助"识别特定引擎的适当改进和增强过程，并以适当的方式支持这些改进的实现"。</w:t>
+      </w:r>
+    </w:p>
+    <w:p>
+      <w:pPr>
+        <w:pStyle w:val="13"/>
+        <w:ind w:firstLine="480"/>
+      </w:pPr>
+      <w:r>
+        <w:t>Agrahari和</w:t>
+      </w:r>
+      <w:proofErr w:type="spellStart"/>
+      <w:r>
+        <w:t>Chimalakonda</w:t>
+      </w:r>
+      <w:proofErr w:type="spellEnd"/>
+      <w:r>
+        <w:t>（2021年）开发并使用了AC²，这是一种软件分析工具，"在三个版本的Unreal Engine中生成调用图和协作图"。这些</w:t>
+      </w:r>
+      <w:proofErr w:type="gramStart"/>
+      <w:r>
+        <w:t>图帮助</w:t>
+      </w:r>
+      <w:proofErr w:type="gramEnd"/>
+      <w:r>
+        <w:t>他们识别组件中的架构模式，观察它们的演进，"并帮助更好地理解这个复杂且广泛使用的游戏引擎，供研究人员和从业者使用"。</w:t>
+      </w:r>
+    </w:p>
+    <w:p>
+      <w:pPr>
+        <w:pStyle w:val="13"/>
+        <w:ind w:firstLine="480"/>
+      </w:pPr>
+      <w:r>
+        <w:t>研究人员进行实验来评估提取的架构模型的有用性。在这些研究中，他们向开发者展示一组架构理解任务。通过测量开发者使用和支持架构模型或文档完成任务的速度和正确程度，他们评估该模型对系统理解带来的好处。在第5节中，我们描述了我们如何基于之前的工作设计和进行受控实验。</w:t>
+      </w:r>
+    </w:p>
+    <w:p>
+      <w:pPr>
+        <w:pStyle w:val="13"/>
+        <w:ind w:firstLine="480"/>
+      </w:pPr>
+      <w:r>
+        <w:lastRenderedPageBreak/>
+        <w:t>或者，研究人员可以进行实地研究，观察开发者和</w:t>
+      </w:r>
+      <w:proofErr w:type="gramStart"/>
+      <w:r>
+        <w:t>架构师如何</w:t>
+      </w:r>
+      <w:proofErr w:type="gramEnd"/>
+      <w:r>
+        <w:t>在真实场景中使用它们。然而，这类研究需要与公司合作和长期观察。考虑到视频游戏和游戏引擎开发</w:t>
+      </w:r>
+      <w:proofErr w:type="gramStart"/>
+      <w:r>
+        <w:t>的闭源性质</w:t>
+      </w:r>
+      <w:proofErr w:type="gramEnd"/>
+      <w:r>
+        <w:t>，这对于我们的研究来说不是一个可行的选择。如第3节所述，SyDRA依赖于源代码和文档的分析，两者都必须是公开可用的。</w:t>
+      </w:r>
+    </w:p>
+    <w:p>
+      <w:pPr>
+        <w:pStyle w:val="afb"/>
+      </w:pPr>
+      <w:r>
+        <w:t xml:space="preserve">3. </w:t>
+      </w:r>
+      <w:r>
+        <w:t>方法</w:t>
+      </w:r>
+    </w:p>
+    <w:p>
+      <w:pPr>
+        <w:pStyle w:val="13"/>
+        <w:ind w:firstLine="480"/>
+      </w:pPr>
+      <w:r>
+        <w:t>子系统依赖恢复方法（SyDRA）由六个步骤组成，如图1所示，它帮助游戏引擎开发者分析一个或多个游戏引擎。SyDRA的步骤描述了开发者如何一致地选择要分析的游戏引擎，将它们的文件和文件夹聚类，然后将这些信息与包含图进行交叉引用。结果，他们获得了可用于理解游戏引擎架构结构、识别和减少过度耦合以及提高内聚度的架构模型。</w:t>
+      </w:r>
+    </w:p>
+    <w:p>
+      <w:pPr>
+        <w:pStyle w:val="13"/>
+        <w:ind w:firstLine="480"/>
+      </w:pPr>
+      <w:r>
+        <w:t>我们在GitHub上提供了SyDRA的实现，以及我们分析和可视化的数据，这些也在之前的工作中展示和讨论过。我们通过如下实现SyDRA的步骤来获得这些结果：</w:t>
+      </w:r>
+    </w:p>
+    <w:p>
+      <w:pPr>
+        <w:pStyle w:val="13"/>
+        <w:ind w:firstLine="480"/>
+      </w:pPr>
+      <w:r>
+        <w:t>系统选择：我们从GitHub中选择10个开源游戏引擎，搜索"game engine"关键字，按C++语言筛选，然后按流行度排序结果。我们认为流行度是GitHub仓库中星标的数量。我们选择这个指标是因为它"部分证明了该仓库包含一个工程化的软件项目"。这样，我们避免了选择不能适当代表工业级游戏引擎规模和复杂性的"玩具"项目。</w:t>
+      </w:r>
+    </w:p>
+    <w:p>
+      <w:pPr>
+        <w:pStyle w:val="13"/>
+        <w:ind w:firstLine="480"/>
+      </w:pPr>
+      <w:r>
+        <w:t>子系统选择：对于每个选定的游戏引擎，我们定义如何将每个文件和文件夹聚类到功能组（子系统）中。我们考虑了"运行时游戏引擎架构"中描述的16个子系统，每个子系统对应创建大多数视频游戏所需的常见功能。例如，图形、音频、物理仿真和输入设备处理。我们将子系统列表总结如表1。</w:t>
+      </w:r>
+    </w:p>
+    <w:p>
+      <w:pPr>
+        <w:pStyle w:val="13"/>
+        <w:ind w:firstLine="480"/>
+      </w:pPr>
+      <w:r>
+        <w:t>子系统检测：对于每个选定的游戏引擎，我们手动将所有文件和文件夹聚类到选定的子系统中。为了确保实现相同功能的文件被聚类到同一组，我们考虑它们的命名、文件夹层次结构、文档中的提及以及源代码中找到的注释，以确定它们的功能。</w:t>
+      </w:r>
+    </w:p>
+    <w:p>
+      <w:pPr>
+        <w:pStyle w:val="13"/>
+        <w:ind w:firstLine="480"/>
+      </w:pPr>
+      <w:r>
+        <w:lastRenderedPageBreak/>
+        <w:t>将SyDRA的步骤应用于10个开源游戏引擎大约花了我们六个月的时间。最耗时的步骤是子系统检测（步骤3），由第一作者专门执行，耗时约两个月。在第4节中，我们展示了从应用SyDRA派生的架构模型。此外，在第5节中，我们展示了架构模型的使用如何帮助开发者执行架构理解和影响分析任务。</w:t>
+      </w:r>
+    </w:p>
+    <w:p>
+      <w:pPr>
+        <w:pStyle w:val="13"/>
+        <w:ind w:firstLine="480"/>
+      </w:pPr>
+      <w:r>
+        <w:t>作为应用SyDRA的结果，我们获得了10个架构模型，每个选定游戏引擎一个。这些模型是图，其中每个节点是一个文件，每条边是文件之间的包含关系。例如，使用架构图，我们可以查看包含单词"camera"的文件，并进一步将它们聚类到它们所属的子系统中。</w:t>
+      </w:r>
+    </w:p>
+    <w:p>
+      <w:pPr>
+        <w:pStyle w:val="afd"/>
+      </w:pPr>
+      <w:r>
+        <w:t>3.1 架构模型可视化</w:t>
+      </w:r>
+    </w:p>
+    <w:p>
+      <w:pPr>
+        <w:pStyle w:val="13"/>
+        <w:ind w:firstLine="480"/>
+      </w:pPr>
+      <w:r>
+        <w:t>架构</w:t>
+      </w:r>
+      <w:proofErr w:type="gramStart"/>
+      <w:r>
+        <w:t>图帮助</w:t>
+      </w:r>
+      <w:proofErr w:type="gramEnd"/>
+      <w:r>
+        <w:t>我们理解文件级别的耦合。例如，图3展示了Godot游戏引擎中包含单词"camera"的文件。通过使用架构图，我们还可以通过子系统聚合文件，帮助开发</w:t>
+      </w:r>
+      <w:proofErr w:type="gramStart"/>
+      <w:r>
+        <w:t>者快速</w:t>
+      </w:r>
+      <w:proofErr w:type="gramEnd"/>
+      <w:r>
+        <w:t>理解哪些子系统包含特定功能的文件。</w:t>
+      </w:r>
+    </w:p>
+    <w:p>
+      <w:pPr>
+        <w:pStyle w:val="afd"/>
+      </w:pPr>
+      <w:r>
+        <w:t>3.2 子系统耦合</w:t>
+      </w:r>
+    </w:p>
+    <w:p>
+      <w:pPr>
+        <w:pStyle w:val="13"/>
+        <w:ind w:firstLine="480"/>
+      </w:pPr>
+      <w:r>
+        <w:t>表2显示了最频繁的子系统耦合对。Core（COR）、Low-Level Renderer（LLR）和Resources（RES）是最频繁耦合的子系统。COR、LLR和RES有多个职责，我们认为这是它们高耦合的原因。例如，Low-Level Renderer（LLR）子系统不仅限于在屏幕上绘制，还提供了与视觉相关但也与其他子系统相关的抽象。例如，相机功能是Low-Level Renderer（LLR）的一部分，为了知道相机视野内有什么（因此需要绘制什么），它依赖于Scene Graph/Culling Optimizations（SGC）子系统，该子系统提供遮挡和遮挡计算。</w:t>
+      </w:r>
+    </w:p>
+    <w:p>
+      <w:pPr>
+        <w:pStyle w:val="afd"/>
+      </w:pPr>
+      <w:r>
+        <w:t>3.3 子系统内聚</w:t>
+      </w:r>
+    </w:p>
+    <w:p>
+      <w:pPr>
+        <w:pStyle w:val="13"/>
+        <w:ind w:firstLine="480"/>
+      </w:pPr>
+      <w:r>
+        <w:t>通过架构模型，我们还可以观察子系统内部的内聚程度。文件可能只包含很少的代码，不必要地增加了项目的复杂性。</w:t>
+      </w:r>
+    </w:p>
+    <w:p>
+      <w:pPr>
+        <w:pStyle w:val="afb"/>
+      </w:pPr>
+      <w:r>
+        <w:t xml:space="preserve">4. </w:t>
+      </w:r>
+      <w:r>
+        <w:t>架构模型的应用</w:t>
+      </w:r>
+    </w:p>
+    <w:p>
+      <w:pPr>
+        <w:pStyle w:val="13"/>
+        <w:ind w:firstLine="480"/>
+      </w:pPr>
+      <w:r>
+        <w:t>从SyDRA获得的架构模型可用于多种目的。在本节中，我们展示了它们如何帮助解决文件夹组织和耦合问题，以及游戏引擎开发的选择。</w:t>
+      </w:r>
+    </w:p>
+    <w:p>
+      <w:pPr>
+        <w:pStyle w:val="afd"/>
+      </w:pPr>
+      <w:r>
+        <w:lastRenderedPageBreak/>
+        <w:t>4.1 文件夹组织问题</w:t>
+      </w:r>
+    </w:p>
+    <w:p>
+      <w:pPr>
+        <w:pStyle w:val="13"/>
+        <w:ind w:firstLine="480"/>
+      </w:pPr>
+      <w:r>
+        <w:t>SyDRA允许我们通过比较源代码的文件夹结构与架构模型来识别文件夹嵌套问题。通过可视化，我们可以识别许多嵌套文件夹，这些文件夹可能导致难以理解和维护的项目结构。</w:t>
+      </w:r>
+    </w:p>
+    <w:p>
+      <w:pPr>
+        <w:pStyle w:val="afd"/>
+      </w:pPr>
+      <w:r>
+        <w:t>4.2 子系统耦合问题</w:t>
+      </w:r>
+    </w:p>
+    <w:p>
+      <w:pPr>
+        <w:pStyle w:val="13"/>
+        <w:ind w:firstLine="480"/>
+      </w:pPr>
+      <w:r>
+        <w:t>通过架构模型，我们可以分析子系统之间的耦合。例如，我们观察到某些子系统之间的耦合比预期的更强。通过减少子系统之间的依赖关系，可以改进架构。</w:t>
+      </w:r>
+    </w:p>
+    <w:p>
+      <w:pPr>
+        <w:pStyle w:val="afd"/>
+      </w:pPr>
+      <w:r>
+        <w:t>4.3 文件和子系统耦合</w:t>
+      </w:r>
+    </w:p>
+    <w:p>
+      <w:pPr>
+        <w:pStyle w:val="13"/>
+        <w:ind w:firstLine="480"/>
+      </w:pPr>
+      <w:r>
+        <w:t>检查文件之间的包含关系以及将此信息与游戏引擎文档（如果存在）进行交叉引用，可以深入了解子系统特定部分的运作方式。</w:t>
+      </w:r>
+    </w:p>
+    <w:p>
+      <w:pPr>
+        <w:pStyle w:val="afd"/>
+      </w:pPr>
+      <w:r>
+        <w:t>4.4 涌现架构</w:t>
+      </w:r>
+    </w:p>
+    <w:p>
+      <w:pPr>
+        <w:pStyle w:val="13"/>
+        <w:ind w:firstLine="480"/>
+      </w:pPr>
+      <w:r>
+        <w:t>通过组合来自不同游戏引擎的模型，我们可以观察哪些架构模式从这种组合中涌现出来，因此是所分析的所有游戏引擎共有的。</w:t>
+      </w:r>
+    </w:p>
+    <w:p>
+      <w:pPr>
+        <w:pStyle w:val="13"/>
+        <w:ind w:firstLine="480"/>
+      </w:pPr>
+      <w:r>
+        <w:t>例如，我们可以使用箱线图表示我们分析的10个游戏引擎中子系统之间最频繁的关系。在图表中心，我们放置了具有最高</w:t>
+      </w:r>
+      <w:proofErr w:type="gramStart"/>
+      <w:r>
+        <w:t>介</w:t>
+      </w:r>
+      <w:proofErr w:type="gramEnd"/>
+      <w:r>
+        <w:t>数中心性的子系统，形成内层核心（深红色）。然后我们放置了表2中出现的其他子系统在外层核心（浅红色）。最后，我们放置了</w:t>
+      </w:r>
+      <w:proofErr w:type="gramStart"/>
+      <w:r>
+        <w:t>不在表</w:t>
+      </w:r>
+      <w:proofErr w:type="gramEnd"/>
+      <w:r>
+        <w:t>2中的子系统在外层核心的外围（白色）。</w:t>
+      </w:r>
+    </w:p>
+    <w:p>
+      <w:pPr>
+        <w:pStyle w:val="13"/>
+        <w:ind w:firstLine="480"/>
+      </w:pPr>
+      <w:r>
+        <w:t>在这个涌现架构中，我们观察到Low-Level Renderer（LLR）经常依赖于Core（COR），它用它来访问Platform Compatibility Layer（PLA）和Resources（RES）的功能。它经常被World Editor（EDI）和Gameplay Foundations（GMP）包含，这两者都是用户和游戏引擎之间的视觉界面。</w:t>
+      </w:r>
+    </w:p>
+    <w:p>
+      <w:pPr>
+        <w:pStyle w:val="13"/>
+        <w:ind w:firstLine="480"/>
+      </w:pPr>
+      <w:r>
+        <w:t>通过提供子系统包含的高层视图，这样的涌现游戏引擎架构可以为希望构建与我们分析的游戏引擎结构相似的新游戏引擎的游戏引擎开发者提供架构参考。它还可以作为现有游戏引擎影响分析的指南，显示哪些子系统可能受到任何其他数量子系统的变化的影响。</w:t>
+      </w:r>
+    </w:p>
+    <w:p>
+      <w:pPr>
+        <w:pStyle w:val="afb"/>
+      </w:pPr>
+      <w:r>
+        <w:lastRenderedPageBreak/>
+        <w:t xml:space="preserve">5. </w:t>
+      </w:r>
+      <w:r>
+        <w:t>受控实验</w:t>
+      </w:r>
+    </w:p>
+    <w:p>
+      <w:pPr>
+        <w:pStyle w:val="13"/>
+        <w:ind w:firstLine="480"/>
+      </w:pPr>
+      <w:r>
+        <w:t>我们与16名开发者进行了一项受控实验，以确定SyDRA在支持开发者理解和维护游戏引擎方面的定性成功。我们基于Briand等人（2001年）的另一项类似研究（此后称为"原始实验"）设计我们的研究。在本节中，我们描述了受控实验的设计和执行，呈现和讨论获得的结果。</w:t>
+      </w:r>
+    </w:p>
+    <w:p>
+      <w:pPr>
+        <w:pStyle w:val="13"/>
+        <w:ind w:firstLine="480"/>
+      </w:pPr>
+      <w:r>
+        <w:t>我们采用了2×1组间设计，如表3所述。独立变量是实验轮次（X）和用于分析Godot的工具（Y）。参与者被随机分配到控制组（A）和实验组（B），以控制学习和疲劳效应。任务随机显示给参与者，除了任务3和任务4，它们相互依赖，如果按相反顺序显示将无法理解。我们将在第5.4节中提供有关任务选择的更多细节。</w:t>
+      </w:r>
+    </w:p>
+    <w:p>
+      <w:pPr>
+        <w:pStyle w:val="afd"/>
+      </w:pPr>
+      <w:r>
+        <w:t>5.1 假设</w:t>
+      </w:r>
+    </w:p>
+    <w:p>
+      <w:pPr>
+        <w:pStyle w:val="13"/>
+        <w:ind w:firstLine="480"/>
+      </w:pPr>
+      <w:r>
+        <w:t>零假设表述为：</w:t>
+      </w:r>
+    </w:p>
+    <w:p>
+      <w:pPr>
+        <w:pStyle w:val="13"/>
+        <w:ind w:firstLine="480"/>
+      </w:pPr>
+      <w:r>
+        <w:t>H</w:t>
+      </w:r>
+      <w:r>
+        <w:rPr>
+          <w:rFonts w:ascii="Cambria Math" w:hAnsi="Cambria Math" w:cs="Cambria Math"/>
+        </w:rPr>
+        <w:t>₀</w:t>
+      </w:r>
+      <w:r>
+        <w:t>：使用SyDRA对游戏引擎架构的可理解性和可维护性没有显著差异。</w:t>
+      </w:r>
+    </w:p>
+    <w:p>
+      <w:pPr>
+        <w:pStyle w:val="13"/>
+        <w:ind w:firstLine="480"/>
+      </w:pPr>
+      <w:r>
+        <w:t>换句话说，即预期的替代假设：</w:t>
+      </w:r>
+    </w:p>
+    <w:p>
+      <w:pPr>
+        <w:pStyle w:val="13"/>
+        <w:ind w:firstLine="480"/>
+      </w:pPr>
+      <w:r>
+        <w:t>H</w:t>
+      </w:r>
+      <w:r>
+        <w:rPr>
+          <w:rFonts w:ascii="Cambria Math" w:hAnsi="Cambria Math" w:cs="Cambria Math"/>
+        </w:rPr>
+        <w:t>₁</w:t>
+      </w:r>
+      <w:r>
+        <w:t>：使用SyDRA理解游戏引擎架构显著更容易。</w:t>
+      </w:r>
+    </w:p>
+    <w:p>
+      <w:pPr>
+        <w:pStyle w:val="13"/>
+        <w:ind w:firstLine="480"/>
+      </w:pPr>
+      <w:r>
+        <w:t>H</w:t>
+      </w:r>
+      <w:r>
+        <w:rPr>
+          <w:rFonts w:ascii="Cambria Math" w:hAnsi="Cambria Math" w:cs="Cambria Math"/>
+        </w:rPr>
+        <w:t>₂</w:t>
+      </w:r>
+      <w:r>
+        <w:t>：使用SyDRA在游戏引擎中进行影响分析（定位变化）显著更容易。</w:t>
+      </w:r>
+    </w:p>
+    <w:p>
+      <w:pPr>
+        <w:pStyle w:val="afd"/>
+      </w:pPr>
+      <w:r>
+        <w:t>5.2 参与者</w:t>
+      </w:r>
+    </w:p>
+    <w:p>
+      <w:pPr>
+        <w:pStyle w:val="13"/>
+        <w:ind w:firstLine="480"/>
+      </w:pPr>
+      <w:r>
+        <w:t>我们招募了16名参与者，所有人均年满18岁且有面向对象编程经验。我们通过电子邮件或亲自询问他们来招募他们。大多数参与者是30岁以下的男性，分布在巴西或加拿大。他们主要是学生、研究人员或视频游戏行业外的软件开发人员。他们大多有2到5年的软件开发经验，并曾将Unity用于学生或业余项目。</w:t>
+      </w:r>
+    </w:p>
+    <w:p>
+      <w:pPr>
+        <w:pStyle w:val="13"/>
+        <w:ind w:firstLine="480"/>
+      </w:pPr>
+      <w:r>
+        <w:t>参与者的游戏引擎使用和开发经验差异很大。例如，虽然57%的参与者报告没有游戏引擎经验，但两名参与者报告开发了自己的游戏引擎。这种经验水平的多样性很重要，因为它允许我们观察我们为研究选择的工具如何被不同类型的开发者使用以及他们面临的挑战。更多人口统计细节可以在我们发表在研究小组网站上的复制包中找到。</w:t>
+      </w:r>
+    </w:p>
+    <w:p>
+      <w:pPr>
+        <w:pStyle w:val="afd"/>
+      </w:pPr>
+      <w:r>
+        <w:lastRenderedPageBreak/>
+        <w:t>5.3 材料</w:t>
+      </w:r>
+    </w:p>
+    <w:p>
+      <w:pPr>
+        <w:pStyle w:val="13"/>
+        <w:ind w:firstLine="480"/>
+      </w:pPr>
+      <w:r>
+        <w:t>在这项研究中，参与者分析了Godot，这是一款由Juan Linietsky和Ariel Manzur于2014年发布的跨平台免费开源游戏引擎。我们选择Godot是因为它在GitHub上对开</w:t>
+      </w:r>
+      <w:proofErr w:type="gramStart"/>
+      <w:r>
+        <w:t>源开发</w:t>
+      </w:r>
+      <w:proofErr w:type="gramEnd"/>
+      <w:r>
+        <w:t>者社区的重要性，如第3节所述。</w:t>
+      </w:r>
+    </w:p>
+    <w:p>
+      <w:pPr>
+        <w:pStyle w:val="13"/>
+        <w:ind w:firstLine="480"/>
+      </w:pPr>
+      <w:r>
+        <w:t>虽然控制组参与者专门使用Visual Studio Code分析Godot的源代码，但实验组参与者同时使用了Moose + Visual Studio Code，因此可以访问使用SyDRA生成的Godot架构图可视化。</w:t>
+      </w:r>
+    </w:p>
+    <w:p>
+      <w:pPr>
+        <w:pStyle w:val="13"/>
+        <w:ind w:firstLine="480"/>
+      </w:pPr>
+      <w:r>
+        <w:t>我们创建了教学文档来教参与者如何使用给定的工具。正如我们在第5.5节中解释的，我们要求参与者在执行任务之前阅读与他们即将使用的工具相关的文档。这些文档提供了文件搜索和浏览等功能概述，并配有截图。在每份文档的最后，我们还提供了三个可选的预热练习，旨在加强说明。尽管与实验中的任务类似，但这些预热更简单，一次专注于一个功能。例如，在Visual Studio Code预热中，我们要求参与者使用搜索功能查找并计算包含单词"Music"的文件数量。然后他们可以验证文档最后一页的答案。</w:t>
+      </w:r>
+    </w:p>
+    <w:p>
+      <w:pPr>
+        <w:pStyle w:val="13"/>
+        <w:ind w:firstLine="480"/>
+      </w:pPr>
+      <w:r>
+        <w:t>在本节中，我们提供了Moose和Visual Studio Code的主要功能概述以及我们选择这些工具进行研究的理由。我们还描述了参与者在实验中使用来帮助完成任务的工具，并展示了教学文档中包含的截图示例。</w:t>
+      </w:r>
+    </w:p>
+    <w:p>
+      <w:pPr>
+        <w:pStyle w:val="13"/>
+        <w:ind w:firstLine="480"/>
+      </w:pPr>
+      <w:r>
+        <w:t>Moose：一个由Pharo编程语言构建的软件分析平台。它使用户能够定义元模型并基于它们创建模型。它还允许用户将这些模型可视化为架构图，如第3节所解释的。模型实体可以写入总线，这是工具之间的通信通道。Moose工具（如架构图）然后可以访问这些模型。</w:t>
+      </w:r>
+    </w:p>
+    <w:p>
+      <w:pPr>
+        <w:pStyle w:val="13"/>
+        <w:ind w:firstLine="480"/>
+      </w:pPr>
+      <w:r>
+        <w:t>Visual Studio Code：由微软开发的源代码编辑器，支持调试、语法高亮，智能代码完成、代码片段、代码重构和版本控制。</w:t>
+      </w:r>
+    </w:p>
+    <w:p>
+      <w:pPr>
+        <w:pStyle w:val="afd"/>
+      </w:pPr>
+      <w:r>
+        <w:t>5.4 任务</w:t>
+      </w:r>
+    </w:p>
+    <w:p>
+      <w:pPr>
+        <w:pStyle w:val="13"/>
+        <w:ind w:firstLine="480"/>
+      </w:pPr>
+      <w:r>
+        <w:t>我们为实验设计了7个架构理解任务和2个影响分析任务。表4提供了任务语句的示例。架构理解任务要求参与者搜索文件并描述其功能。影响分析任务要求参与者识别由于某些功能变更可能需要修改的文件。</w:t>
+      </w:r>
+    </w:p>
+    <w:p>
+      <w:pPr>
+        <w:pStyle w:val="13"/>
+        <w:ind w:firstLine="480"/>
+      </w:pPr>
+      <w:r>
+        <w:lastRenderedPageBreak/>
+        <w:t>我们还调整了任务语句，以反映不同组的参与者必须执行的步骤，以在他们使用的工具中找到文件。例如，在任务2中，我们要求实验组参与者"展开Audio子系统"然后"传播"给定的文件，我们要求控制组参与者按名称搜索文件然后打开它。这样，我们确保两个参与者都被引导到同一个文件，尽管他们遵循不同的步骤来找到和打开它。</w:t>
+      </w:r>
+    </w:p>
+    <w:p>
+      <w:pPr>
+        <w:pStyle w:val="13"/>
+        <w:ind w:firstLine="480"/>
+      </w:pPr>
+      <w:r>
+        <w:t>研究会</w:t>
+      </w:r>
+      <w:proofErr w:type="gramStart"/>
+      <w:r>
+        <w:t>议分为</w:t>
+      </w:r>
+      <w:proofErr w:type="gramEnd"/>
+      <w:r>
+        <w:t>三个部分。首先，我们要求参与者阅读和遵循第5.3节中描述的教学文档。然后，我们要求他们执行任务。最后，参与者完成了一份解包问卷，在那里我们询问了他们的背景信息以及他们任务的工作量评估。对于第二和第三部分，参与者通过在线表格提交了答案，该表格还计算了答案之间经过的时间。</w:t>
+      </w:r>
+    </w:p>
+    <w:p>
+      <w:pPr>
+        <w:pStyle w:val="13"/>
+        <w:ind w:firstLine="480"/>
+      </w:pPr>
+      <w:r>
+        <w:t>解包问卷分为两部分。在问题1到7中，我们询问了参与者的专业背景和人口统计信息。在问题8到13中，我们根据NASA TLX（任务负荷指数）问卷要求参与者对他们执行的任务进行工作量评估。我们选择NASA TLX是因为它已被用于评估软件界面设计和决策活动的20多年研究中。</w:t>
+      </w:r>
+    </w:p>
+    <w:p>
+      <w:pPr>
+        <w:pStyle w:val="afd"/>
+      </w:pPr>
+      <w:r>
+        <w:t>5.5 程序</w:t>
+      </w:r>
+    </w:p>
+    <w:p>
+      <w:pPr>
+        <w:pStyle w:val="13"/>
+        <w:ind w:firstLine="480"/>
+      </w:pPr>
+      <w:r>
+        <w:t>在正式任务之前，参与者被要求阅读</w:t>
+      </w:r>
+      <w:proofErr w:type="gramStart"/>
+      <w:r>
+        <w:t>与其组相关</w:t>
+      </w:r>
+      <w:proofErr w:type="gramEnd"/>
+      <w:r>
+        <w:t>的教学文档。然后他们被要求执行任务。我们在研究期间保持待命状态以支持参与者，但与他们保持身体距离。我们的</w:t>
+      </w:r>
+      <w:proofErr w:type="gramStart"/>
+      <w:r>
+        <w:t>支持仅</w:t>
+      </w:r>
+      <w:proofErr w:type="gramEnd"/>
+      <w:r>
+        <w:t>限于在询问时澄清任务描述以及解决与研究计算机和工具相关的技术问题。</w:t>
+      </w:r>
+    </w:p>
+    <w:p>
+      <w:pPr>
+        <w:pStyle w:val="afd"/>
+      </w:pPr>
+      <w:r>
+        <w:t>5.6 测量</w:t>
+      </w:r>
+    </w:p>
+    <w:p>
+      <w:pPr>
+        <w:pStyle w:val="13"/>
+        <w:ind w:firstLine="480"/>
+      </w:pPr>
+      <w:r>
+        <w:t>我们通过测量参与者在任务上花费的时间以及他们正确完成任务的程度来衡量他们对游戏引擎架构理解的水平。我们从这些数据中派生出六个因变量，如原始实验中所定义的：</w:t>
+      </w:r>
+    </w:p>
+    <w:p>
+      <w:pPr>
+        <w:pStyle w:val="13"/>
+        <w:ind w:firstLine="480"/>
+      </w:pPr>
+      <w:proofErr w:type="spellStart"/>
+      <w:r>
+        <w:t>UndTime</w:t>
+      </w:r>
+      <w:proofErr w:type="spellEnd"/>
+      <w:r>
+        <w:t>：用于架构理解任务的时间（分钟）</w:t>
+      </w:r>
+    </w:p>
+    <w:p>
+      <w:pPr>
+        <w:pStyle w:val="13"/>
+        <w:ind w:firstLine="480"/>
+      </w:pPr>
+      <w:proofErr w:type="spellStart"/>
+      <w:r>
+        <w:t>UndCorr</w:t>
+      </w:r>
+      <w:proofErr w:type="spellEnd"/>
+      <w:r>
+        <w:t>：架构理解任务的正确性（例如，正确回答的任务数量）</w:t>
+      </w:r>
+    </w:p>
+    <w:p>
+      <w:pPr>
+        <w:pStyle w:val="13"/>
+        <w:ind w:firstLine="480"/>
+      </w:pPr>
+      <w:proofErr w:type="spellStart"/>
+      <w:r>
+        <w:t>ModTime</w:t>
+      </w:r>
+      <w:proofErr w:type="spellEnd"/>
+      <w:r>
+        <w:t>：用于影响分析任务的时间（分钟）</w:t>
+      </w:r>
+    </w:p>
+    <w:p>
+      <w:pPr>
+        <w:pStyle w:val="13"/>
+        <w:ind w:firstLine="480"/>
+      </w:pPr>
+      <w:proofErr w:type="spellStart"/>
+      <w:r>
+        <w:lastRenderedPageBreak/>
+        <w:t>ModComp</w:t>
+      </w:r>
+      <w:proofErr w:type="spellEnd"/>
+      <w:r>
+        <w:t>：影响分析的完整性，通过将参与者告知的正确文件数量除以实际正确文件数量获得</w:t>
+      </w:r>
+    </w:p>
+    <w:p>
+      <w:pPr>
+        <w:pStyle w:val="13"/>
+        <w:ind w:firstLine="480"/>
+      </w:pPr>
+      <w:proofErr w:type="spellStart"/>
+      <w:r>
+        <w:t>ModCorr</w:t>
+      </w:r>
+      <w:proofErr w:type="spellEnd"/>
+      <w:r>
+        <w:t>：影响分析的准确性，通过将参与者告知的正确文件数量除以参与者告知的</w:t>
+      </w:r>
+      <w:proofErr w:type="gramStart"/>
+      <w:r>
+        <w:t>总文件</w:t>
+      </w:r>
+      <w:proofErr w:type="gramEnd"/>
+      <w:r>
+        <w:t>数量获得</w:t>
+      </w:r>
+    </w:p>
+    <w:p>
+      <w:pPr>
+        <w:pStyle w:val="13"/>
+        <w:ind w:firstLine="480"/>
+      </w:pPr>
+      <w:proofErr w:type="spellStart"/>
+      <w:r>
+        <w:t>ModRate</w:t>
+      </w:r>
+      <w:proofErr w:type="spellEnd"/>
+      <w:r>
+        <w:t>：修改率，通过将参与者告知的正确文件数量除以</w:t>
+      </w:r>
+      <w:proofErr w:type="spellStart"/>
+      <w:r>
+        <w:t>ModTime</w:t>
+      </w:r>
+      <w:proofErr w:type="spellEnd"/>
+      <w:r>
+        <w:t>获得</w:t>
+      </w:r>
+    </w:p>
+    <w:p>
+      <w:pPr>
+        <w:pStyle w:val="13"/>
+        <w:ind w:firstLine="480"/>
+      </w:pPr>
+      <w:r>
+        <w:t>原始研究没有定义架构理解的正确性，所以我们将其定义为二元的：答案要么正确（1）要么不正确（0）。因此，</w:t>
+      </w:r>
+      <w:proofErr w:type="spellStart"/>
+      <w:r>
+        <w:t>UndCorr</w:t>
+      </w:r>
+      <w:proofErr w:type="spellEnd"/>
+      <w:r>
+        <w:t>范围从0到7，因为总共有7个架构理解任务。对于影响分析任务，正确性定义为参与者正确告知的文件数量与他们告知的</w:t>
+      </w:r>
+      <w:proofErr w:type="gramStart"/>
+      <w:r>
+        <w:t>总文件</w:t>
+      </w:r>
+      <w:proofErr w:type="gramEnd"/>
+      <w:r>
+        <w:t>数量之间的比率。因此，</w:t>
+      </w:r>
+      <w:proofErr w:type="spellStart"/>
+      <w:r>
+        <w:t>ModCorr</w:t>
+      </w:r>
+      <w:proofErr w:type="spellEnd"/>
+      <w:r>
+        <w:t>范围从0到2，因为总共有2个影响分析任务。</w:t>
+      </w:r>
+    </w:p>
+    <w:p>
+      <w:pPr>
+        <w:pStyle w:val="afd"/>
+      </w:pPr>
+      <w:r>
+        <w:t>5.7 数据分析程序</w:t>
+      </w:r>
+    </w:p>
+    <w:p>
+      <w:pPr>
+        <w:pStyle w:val="13"/>
+        <w:ind w:firstLine="480"/>
+      </w:pPr>
+      <w:r>
+        <w:t>我们在一个月内跨16个会话从参与者收集数据。因此，控制组和实验组各有8个数据点。所有参与者都回答了所有任务和解包问卷。我们使用以下统计技术来确定研究期间收集的数据是否具有统计显著性：</w:t>
+      </w:r>
+    </w:p>
+    <w:p>
+      <w:pPr>
+        <w:pStyle w:val="13"/>
+        <w:ind w:firstLine="480"/>
+      </w:pPr>
+      <w:r>
+        <w:t>参与者数量：我们使用双样本T检验来确定我们需要检测统计显著性差异的参与者数量。我们考虑α=0.05，统计功效为0.9，并根据原始实验的标准差。对于任务完成时间，我们定义了最小1分钟差异。对于任务正确性，我们定义了最小30%差异。最小参与者总数为14。我们进行了16名参与者的研究，以确保统计显著性。</w:t>
+      </w:r>
+    </w:p>
+    <w:p>
+      <w:pPr>
+        <w:pStyle w:val="13"/>
+        <w:ind w:firstLine="480"/>
+      </w:pPr>
+      <w:r>
+        <w:t>正态性：我们使用了Kolmogorov-Smirnov和Shapiro-Wilks' W</w:t>
+      </w:r>
+      <w:proofErr w:type="gramStart"/>
+      <w:r>
+        <w:t>正态性测试</w:t>
+      </w:r>
+      <w:proofErr w:type="gramEnd"/>
+      <w:r>
+        <w:t>。在这两种情况下，我们观察到所有因变量都呈非正态分布。</w:t>
+      </w:r>
+    </w:p>
+    <w:p>
+      <w:pPr>
+        <w:pStyle w:val="13"/>
+        <w:ind w:firstLine="480"/>
+      </w:pPr>
+      <w:r>
+        <w:t>统计显著性：我们使用了适合非正</w:t>
+      </w:r>
+      <w:proofErr w:type="gramStart"/>
+      <w:r>
+        <w:t>态数据</w:t>
+      </w:r>
+      <w:proofErr w:type="gramEnd"/>
+      <w:r>
+        <w:t>的非参数显著性检验，即Wilcoxon匹配对检验。为了显著，检验结果（称为Z值）必须超过α=0.05，单尾的临界Z值，正如Wilcoxon符号秩表所提供的那样。我们观察到</w:t>
+      </w:r>
+      <w:proofErr w:type="spellStart"/>
+      <w:r>
+        <w:t>UndTime</w:t>
+      </w:r>
+      <w:proofErr w:type="spellEnd"/>
+      <w:r>
+        <w:t>、</w:t>
+      </w:r>
+      <w:proofErr w:type="spellStart"/>
+      <w:r>
+        <w:t>UndCorr</w:t>
+      </w:r>
+      <w:proofErr w:type="spellEnd"/>
+      <w:r>
+        <w:t>、</w:t>
+      </w:r>
+      <w:proofErr w:type="spellStart"/>
+      <w:r>
+        <w:t>ModCorr</w:t>
+      </w:r>
+      <w:proofErr w:type="spellEnd"/>
+      <w:r>
+        <w:t>和</w:t>
+      </w:r>
+      <w:proofErr w:type="spellStart"/>
+      <w:r>
+        <w:t>ModRate</w:t>
+      </w:r>
+      <w:proofErr w:type="spellEnd"/>
+      <w:r>
+        <w:t>超过了临界Z值，而</w:t>
+      </w:r>
+      <w:proofErr w:type="spellStart"/>
+      <w:r>
+        <w:t>ModTime</w:t>
+      </w:r>
+      <w:proofErr w:type="spellEnd"/>
+      <w:r>
+        <w:t>和</w:t>
+      </w:r>
+      <w:proofErr w:type="spellStart"/>
+      <w:r>
+        <w:t>ModComp</w:t>
+      </w:r>
+      <w:proofErr w:type="spellEnd"/>
+      <w:r>
+        <w:t>没有。</w:t>
+      </w:r>
+    </w:p>
+    <w:p>
+      <w:pPr>
+        <w:pStyle w:val="13"/>
+        <w:ind w:firstLine="480"/>
+      </w:pPr>
+      <w:r>
+        <w:t>效应大小：我们通过计算控制组和实验组算术平均值之间的差异，然后除以控制组和实验组标准差的几何平均值，来计算每个变量的效应大小。</w:t>
+      </w:r>
+    </w:p>
+    <w:p>
+      <w:pPr>
+        <w:pStyle w:val="afd"/>
+      </w:pPr>
+      <w:r>
+        <w:lastRenderedPageBreak/>
+        <w:t>5.8 结果</w:t>
+      </w:r>
+    </w:p>
+    <w:p>
+      <w:pPr>
+        <w:pStyle w:val="13"/>
+        <w:ind w:firstLine="480"/>
+      </w:pPr>
+      <w:r>
+        <w:t>表5显示了从16名参与者收集的因变量的摘要。列表示均值（X）、中位数（m）、最小值和最大值以及标准差（s）。平均而言，参与者花费62分钟完成理解任务，31分钟完成影响分析任务，总共1小时33分钟。从标准差我们观察到完成时间和正确性都有很高的变异性，反映了参与者多样的经验水平。</w:t>
+      </w:r>
+    </w:p>
+    <w:p>
+      <w:pPr>
+        <w:pStyle w:val="13"/>
+        <w:ind w:firstLine="480"/>
+      </w:pPr>
+      <w:r>
+        <w:t>通过观察与时间相关的变量（</w:t>
+      </w:r>
+      <w:proofErr w:type="spellStart"/>
+      <w:r>
+        <w:t>UndTime</w:t>
+      </w:r>
+      <w:proofErr w:type="spellEnd"/>
+      <w:r>
+        <w:t>）和正确性（</w:t>
+      </w:r>
+      <w:proofErr w:type="spellStart"/>
+      <w:r>
+        <w:t>UndCorr</w:t>
+      </w:r>
+      <w:proofErr w:type="spellEnd"/>
+      <w:r>
+        <w:t>）在一起，我们可以理解每个</w:t>
+      </w:r>
+      <w:proofErr w:type="gramStart"/>
+      <w:r>
+        <w:t>组使用</w:t>
+      </w:r>
+      <w:proofErr w:type="gramEnd"/>
+      <w:r>
+        <w:t>的工具如何影响参与者在架构理解任务中的表现。虽然实验组更快地完成了任务，但两组的正确性相同。因此，使用SyDRA减少了任务完成时间，但对任务正确性没有影响。</w:t>
+      </w:r>
+    </w:p>
+    <w:p>
+      <w:pPr>
+        <w:pStyle w:val="13"/>
+        <w:ind w:firstLine="480"/>
+      </w:pPr>
+      <w:r>
+        <w:t>在影响分析任务中，控制组完成得更快，但正确性低于实验组。发生这种情况是因为通过专门使用VS Code，参与者在找到所有文件之间所有传出和传入的包含关系时遇到了更多困难，并过早结束了他们的分析。相比之下，使用SyDRA的参与者可以将关系可视化为架构图中的箭头，这帮助他们更正确地完成影响分析。</w:t>
+      </w:r>
+    </w:p>
+    <w:p>
+      <w:pPr>
+        <w:pStyle w:val="13"/>
+        <w:ind w:firstLine="480"/>
+      </w:pPr>
+      <w:r>
+        <w:t>然而，在解释这些结果时，我们还必须考虑统计显著性和效应大小。例如，虽然</w:t>
+      </w:r>
+      <w:proofErr w:type="spellStart"/>
+      <w:r>
+        <w:t>UndTime</w:t>
+      </w:r>
+      <w:proofErr w:type="spellEnd"/>
+      <w:r>
+        <w:t>、</w:t>
+      </w:r>
+      <w:proofErr w:type="spellStart"/>
+      <w:r>
+        <w:t>UndCorr</w:t>
+      </w:r>
+      <w:proofErr w:type="spellEnd"/>
+      <w:r>
+        <w:t>和</w:t>
+      </w:r>
+      <w:proofErr w:type="spellStart"/>
+      <w:r>
+        <w:t>ModCorr</w:t>
+      </w:r>
+      <w:proofErr w:type="spellEnd"/>
+      <w:r>
+        <w:t>具有统计显著性，但</w:t>
+      </w:r>
+      <w:proofErr w:type="spellStart"/>
+      <w:r>
+        <w:t>ModTime</w:t>
+      </w:r>
+      <w:proofErr w:type="spellEnd"/>
+      <w:r>
+        <w:t>不是，这意味着在本研究中观察到的平均影响分析时间不能推广。此外，对于任何统计显著的变量，我们都没有发现大的效应大小，如表6所示。根据软件工程定义的规模，统计显著变量的最大效应大小是</w:t>
+      </w:r>
+      <w:proofErr w:type="spellStart"/>
+      <w:r>
+        <w:t>ModCorr</w:t>
+      </w:r>
+      <w:proofErr w:type="spellEnd"/>
+      <w:r>
+        <w:t>的"中等"。</w:t>
+      </w:r>
+    </w:p>
+    <w:p>
+      <w:pPr>
+        <w:pStyle w:val="13"/>
+        <w:ind w:firstLine="480"/>
+      </w:pPr>
+      <w:r>
+        <w:t>受控实验结论：根据我们的观察，我们接受H</w:t>
+      </w:r>
+      <w:r>
+        <w:rPr>
+          <w:rFonts w:ascii="Cambria Math" w:hAnsi="Cambria Math" w:cs="Cambria Math"/>
+        </w:rPr>
+        <w:t>₁</w:t>
+      </w:r>
+      <w:r>
+        <w:t>和H</w:t>
+      </w:r>
+      <w:r>
+        <w:rPr>
+          <w:rFonts w:ascii="Cambria Math" w:hAnsi="Cambria Math" w:cs="Cambria Math"/>
+        </w:rPr>
+        <w:t>₂</w:t>
+      </w:r>
+      <w:r>
+        <w:t>。结果表明，使用SyDRA可以显著减少任务完成时间，同时不影响任务正确性。关于影响分析，使用SyDRA导致略高的任务正确性，但在任务完成时间上没有显著统计差异。</w:t>
+      </w:r>
+    </w:p>
+    <w:p>
+      <w:pPr>
+        <w:pStyle w:val="afd"/>
+      </w:pPr>
+      <w:r>
+        <w:t>5.9 讨论</w:t>
+      </w:r>
+    </w:p>
+    <w:p>
+      <w:pPr>
+        <w:pStyle w:val="13"/>
+        <w:ind w:firstLine="480"/>
+      </w:pPr>
+      <w:r>
+        <w:t>在图13中，我们比较了参与者关于NASA TLX问卷描述的任务负荷六个方面的答案：心理，体力和时间需求、成功感、努力和挫折感。对于成功感和时间需求，各组之间没有差异，这证明参与者使用的工具没有让他们感到不知所措。</w:t>
+      </w:r>
+    </w:p>
+    <w:p>
+      <w:pPr>
+        <w:pStyle w:val="13"/>
+        <w:ind w:firstLine="480"/>
+      </w:pPr>
+      <w:r>
+        <w:lastRenderedPageBreak/>
+        <w:t>我们还观察到参与者的成功感与他们的经验水平相关。例如，视频游戏开发者报告了比非视频游戏开发者和学生/研究者更高的成功感、更低的精神需求和更低的挫折感。我们在比较所有背景的新手（不到5年专业经验）和经验丰富（5年或更多专业经验）的开发者时也观察到相同的模式。</w:t>
+      </w:r>
+    </w:p>
+    <w:p>
+      <w:pPr>
+        <w:pStyle w:val="13"/>
+        <w:ind w:firstLine="480"/>
+      </w:pPr>
+      <w:r>
+        <w:t>与控制组相比，实验组报告了更低的精神需求、努力感和挫折感，这证明参与者感到更舒适地使用VS Code和SyDRA生成的架构模型，而不是只使用VS Code。相比之下，实验组报告了比控制组更高的体力需求。然而，体力需求不是软件开发中工作量的主要贡献者。因此，我们认为这些高体力需求的报告不一定证明使用SyDRA比只使用VS Code需要更多的身体运动或努力。</w:t>
+      </w:r>
+    </w:p>
+    <w:p>
+      <w:pPr>
+        <w:pStyle w:val="13"/>
+        <w:ind w:firstLine="480"/>
         <w:rPr>
           <w:rFonts w:hint="eastAsia"/>
         </w:rPr>
       </w:pPr>
       <w:r>
-        <w:t>在现代社会，人群经常聚集在封闭或受限的空间中。这可能发生在许多情况下，包括体育赛事、音乐会、政治集会和宗教活动。尽管这些情况下的人群通常保持冷静，但人群中的恐慌可能由真实和感知到的威胁引发，如看到火焰、闻到胡椒喷雾的味道，甚至只是看到有人奔跑。在恐慌情况下，人群从密闭空间疏散可能很危险，甚至可能致命。恐慌的人群成员可能会踩踏或相互推挤足够大的力量，导致因踩踏或挤压而造成的伤亡。人群多次恐慌，有时毫无理由，导致悲剧性后果。</w:t>
-      </w:r>
-    </w:p>
-    <w:p>
-      <w:pPr>
-        <w:pStyle w:val="13"/>
-        <w:ind w:firstLine="480"/>
-        <w:rPr>
-          <w:rFonts w:hint="eastAsia"/>
-        </w:rPr>
-      </w:pPr>
-      <w:r>
-        <w:t>本文的预期范围并不像人群移动或人群疏散那样广泛。相反，本文主要关注两个贡献。首先，详细描述了如何在计算机游戏引擎（特别是Unity）中实现基于物理的人群移动模型，而不是使用模拟平台或通用编程语言。其目的是使人群建模研究人员能够使用游戏引擎作为开发和测试人群移动模型的环境，并帮助计算机游戏开发者实现物理上真实的人群移动模型。为此，本文以足够的细节呈现了基于Unity的实现，以促进类似的实现。其次，报告了基于实际人群疏散事件对</w:t>
+        <w:t>总体而言，我们通过NASA TLX问卷收集的数据表明，参与者在使用SyDRA时感知到更低的任务负荷，尽管这种感知与每个参与者的专业经验和视频游戏领域的熟悉程度相关。我们在组之间观察到的最大差异是任务精神需求和挫折感的感知。</w:t>
+      </w:r>
+    </w:p>
+    <w:p>
+      <w:pPr>
+        <w:pStyle w:val="afb"/>
+      </w:pPr>
+      <w:r>
+        <w:t xml:space="preserve">6. </w:t>
+      </w:r>
+      <w:r>
+        <w:t>有效性威胁</w:t>
+      </w:r>
+    </w:p>
+    <w:p>
+      <w:pPr>
+        <w:pStyle w:val="13"/>
+        <w:ind w:firstLine="480"/>
+      </w:pPr>
+      <w:r>
+        <w:t>在本节中，我们讨论SyDRA和受控实验的有效性威胁。</w:t>
+      </w:r>
+    </w:p>
+    <w:p>
+      <w:pPr>
+        <w:pStyle w:val="afd"/>
+      </w:pPr>
+      <w:r>
+        <w:t>6.1 外部有效性</w:t>
+      </w:r>
+    </w:p>
+    <w:p>
+      <w:pPr>
+        <w:pStyle w:val="13"/>
+        <w:ind w:firstLine="480"/>
+      </w:pPr>
+      <w:r>
+        <w:t>我们承认，我们为使用SyDRA分析选择的游戏引擎可能不能完全代表所有开源游戏引擎或整个视频游戏行业。我们通过根据第3节所述的流行度选择游戏引擎来缓解这个问题。我们将分析限制在C++游戏引擎，这可能导致排除用其他编程语言开发的相关游戏引擎。</w:t>
+      </w:r>
+    </w:p>
+    <w:p>
+      <w:pPr>
+        <w:pStyle w:val="13"/>
+        <w:ind w:firstLine="480"/>
+      </w:pPr>
+      <w:r>
+        <w:t>此外，我们承认在所有游戏引擎中使用"运行时游戏引擎架构"进行子系统检测可能会引入偏见。作为缓解策略，在未来工作中，我们打算涵盖更广泛的子系统范围，既通过SyDRA获得，也通过游戏引擎开发文献获得。</w:t>
+      </w:r>
+    </w:p>
+    <w:p>
+      <w:pPr>
+        <w:pStyle w:val="13"/>
+        <w:ind w:firstLine="480"/>
+      </w:pPr>
+      <w:r>
+        <w:t>在受控实验中，我们使用了2×1设计，而不是2×2被试内设计，这与原始的2×2被试内设计不同。我们选择这种设计是因为参与者有限，这使得确保所有参与者能够两次参与研究变得困难或有时不可能。正如原始实验中所解释的，使用2×2被试内设计"减少了由于受试者差异导致的误差方差"。我们知道通过选择</w:t>
       </w:r>
       <w:r>
         <w:lastRenderedPageBreak/>
-        <w:t>所实现模型的定量验证，以表明此类模型可以具有真实的准确性，并展示验证过程。</w:t>
-      </w:r>
-    </w:p>
-    <w:p>
-      <w:pPr>
-        <w:pStyle w:val="13"/>
-        <w:ind w:firstLine="480"/>
-        <w:rPr>
-          <w:rFonts w:hint="eastAsia"/>
-        </w:rPr>
-      </w:pPr>
-      <w:r>
-        <w:t>选择Unity游戏引擎作为实现环境，是因为与其他环境或高级编程语言相比，创建三维（3D）现实表示的现实或想象世界相对容易。Unity是一款常用于开发视频游戏的跨平台游戏引擎。游戏引擎通常包含用于2D或3D图形生成的渲染引擎，以及包含碰撞检测功能的物理引擎。这些属性对于开发人群模型特别有用。Unity也可供学生免费使用，并且有大量资源可供下载。</w:t>
-      </w:r>
-    </w:p>
-    <w:p>
-      <w:pPr>
-        <w:pStyle w:val="13"/>
-        <w:ind w:firstLine="480"/>
-        <w:rPr>
-          <w:rFonts w:hint="eastAsia"/>
-        </w:rPr>
-      </w:pPr>
-      <w:r>
-        <w:t>本文组织如下：第2节简要回顾相关工作。第3节解释基于物理的人群移动模型。第4节详细介绍了使用Unity游戏引擎实现人群移动模型和模拟人群移动的虚拟世界，包括非恐慌和恐慌疏散之间的差异。本节还描述了对实现模型的定性功能测试。第5节报告了使用实际人群疏散事件对实现模型的定量验证。最后，第6节报告了本论文的发现和未来工作建议。</w:t>
+        <w:t>2×1设计，我们冒着为所有因变量获得更高误差方差的风险。在未来工作中，我们打算进行另一项有更多参与者的研究，并使用2×2被试内设计。</w:t>
+      </w:r>
+    </w:p>
+    <w:p>
+      <w:pPr>
+        <w:pStyle w:val="13"/>
+        <w:ind w:firstLine="480"/>
+      </w:pPr>
+      <w:r>
+        <w:t>此外，可能产生混淆效应的是我们为受控实验选择的游戏引擎，分析工具和参与者。例如，Godot可能不能代表所有开源游戏引擎的规模和复杂性。此外，大多数参与者没有视频游戏开发经验，因此不能准确代表这些领域的开发者。最后，我们没有检测到任何统计显著的因变量的大效应量，这证明我们的结果可能无法推广到其他游戏引擎或更多样化的参与者。</w:t>
+      </w:r>
+    </w:p>
+    <w:p>
+      <w:pPr>
+        <w:pStyle w:val="afd"/>
+      </w:pPr>
+      <w:r>
+        <w:t>6.2 内部有效性</w:t>
+      </w:r>
+    </w:p>
+    <w:p>
+      <w:pPr>
+        <w:pStyle w:val="13"/>
+        <w:ind w:firstLine="480"/>
+      </w:pPr>
+      <w:r>
+        <w:t>SyDRA的子系统检测步骤由第一作者手动执行，这可能在过程中引入了偏见。作为缓解策略，我们打算让多人处理此步骤，然后通过共识结合他们的结果。我们还打算探索子系统检测的准自动化方法，以确定最适合游戏引擎和其他类型软件的方法。</w:t>
+      </w:r>
+    </w:p>
+    <w:p>
+      <w:pPr>
+        <w:pStyle w:val="13"/>
+        <w:ind w:firstLine="480"/>
+      </w:pPr>
+      <w:r>
+        <w:t>此外，我们意识到我们对SyDRA结果的分析依赖于Moose的行为，以及我们从架构模型中提取的图度量（</w:t>
+      </w:r>
+      <w:proofErr w:type="gramStart"/>
+      <w:r>
+        <w:t>例如入度和中</w:t>
+      </w:r>
+      <w:proofErr w:type="gramEnd"/>
+      <w:r>
+        <w:t>心性）。改变它们也可能改变结果，因此我们对这些游戏引擎架构的感知。在未来工作中，我们打算尝试不同的软件分析和可视化工具，并测量它们在多大程度上可以帮助开发者执行架构理解、影响分析和测试活动。</w:t>
+      </w:r>
+    </w:p>
+    <w:p>
+      <w:pPr>
+        <w:pStyle w:val="13"/>
+        <w:ind w:firstLine="480"/>
+      </w:pPr>
+      <w:r>
+        <w:t>在受控实验的背景下，虽然我们测量了参与者理解和影响分析任务完成的速度和正确性，但我们没有测量他们是否也能够快速正确地在源代码中实现更改。此外，虽然任务允许多种可能的解决方案，但我们没有验证参与者提供的解决方案在实践中是否最好或最优化，只是它在架构上是否合理。</w:t>
+      </w:r>
+    </w:p>
+    <w:p>
+      <w:pPr>
+        <w:pStyle w:val="13"/>
+        <w:ind w:firstLine="480"/>
+      </w:pPr>
+      <w:r>
+        <w:t>我们意识到大多数任务语句和解包问卷允许多种解释，这可能是我们观察到的任务完成时间和任务正确性变化很大的原因。观察者效应也可能导致了这种变化，考虑到如果他们没有被观察，参与者可能会感到压力较小或表现不同。正如我们在第5.5节中所解释的，我们试图通过与参与者保持身体距离并仅在必要时与他们互动来缓解这种效应。</w:t>
+      </w:r>
+    </w:p>
+    <w:p>
+      <w:pPr>
+        <w:pStyle w:val="13"/>
+        <w:ind w:firstLine="480"/>
+      </w:pPr>
+      <w:r>
+        <w:lastRenderedPageBreak/>
+        <w:t>由于研究过程中参与者了解了工具的工作方式，可能发生了成熟效应。一些参与者之前也有过使用研究中工具的经验，这可能帮助他们比其他人更快更正确地完成任务。如第5.3节所述，我们通过选择大多数开发者熟悉的工具（Visual Studio Code）以及为两种工具提供教学文档来缓解这种效应。</w:t>
+      </w:r>
+    </w:p>
+    <w:p>
+      <w:pPr>
+        <w:pStyle w:val="13"/>
+        <w:ind w:firstLine="480"/>
+      </w:pPr>
+      <w:r>
+        <w:t>由于控制组和实验组任务描述之间的差异，也可能发生了工具效应。正如我们在第5.4节中所解释的，我们尽最大努力确保任务可以用类似的努力在两种工具中完成，并且任务描述以相同的方式清晰地陈述给两组。然而，这些差异也可能影响了参与者完成任务和更正确理解的能力。</w:t>
       </w:r>
     </w:p>
     <w:p>
@@ -642,2320 +1966,91 @@
         <w:pStyle w:val="afb"/>
       </w:pPr>
       <w:r>
-        <w:t xml:space="preserve">2. </w:t>
-      </w:r>
-      <w:r>
-        <w:t>相关工作</w:t>
-      </w:r>
-    </w:p>
-    <w:p>
-      <w:pPr>
-        <w:pStyle w:val="13"/>
-        <w:ind w:firstLine="480"/>
-        <w:rPr>
-          <w:rFonts w:hint="eastAsia"/>
-        </w:rPr>
-      </w:pPr>
-      <w:r>
-        <w:t>人群建模主题的研究文献范围广泛且数量众多，全面调查超出了本文的范围。相反，我们呈现了代表性示例，旨在将本文的主题——在游戏引擎中实现现实的人群移动模型——置于更大的人群建模研究背景中。</w:t>
-      </w:r>
-    </w:p>
-    <w:p>
-      <w:pPr>
-        <w:pStyle w:val="13"/>
-        <w:ind w:firstLine="480"/>
-        <w:rPr>
-          <w:rFonts w:hint="eastAsia"/>
-        </w:rPr>
-      </w:pPr>
-      <w:r>
-        <w:t>区分人群行为模型和人群移动模型是有用的。人群行为模型复制人群成员关于执行什么动作的决策。人群成员可用的动作库通常取决于模型的预期用途。它们可能仅限于疏散模型的移动，也可能包括非移动动作，例如在抗议和骚乱模型中唱歌、扔石头或挥舞旗帜。人群行为模型可以使用一系列建模方法，包括人工智能（AI）的各种方法。个人、文化和情境因素可能影响人群成员的行为。</w:t>
-      </w:r>
-    </w:p>
-    <w:p>
-      <w:pPr>
-        <w:pStyle w:val="13"/>
-        <w:ind w:firstLine="480"/>
-        <w:rPr>
-          <w:rFonts w:hint="eastAsia"/>
-        </w:rPr>
-      </w:pPr>
-      <w:r>
-        <w:t>相比之下，人群移动是众多人群行为类型中的一种。一旦人群行为模型、脚本或其他方法确定人群成员应该移动到新位置，人群移动模型应该执行移动。路线的前期规划可以从人群成员的起始位置到他/她的目的地。人群移动模型复制人群成员从一个位置到另一个位置的身体移动。人群移动模型可以基于物理或运动学。逼真的移动很重要，因为人类观察者对模拟人类即使稍微不自然的行为也非常敏感。人群移动模型与个人移动模型的不同之处在于，人群模型应考虑构成人</w:t>
+        <w:t xml:space="preserve">7. </w:t>
+      </w:r>
+      <w:r>
+        <w:t>结论</w:t>
+      </w:r>
+    </w:p>
+    <w:p>
+      <w:pPr>
+        <w:pStyle w:val="13"/>
+        <w:ind w:firstLine="480"/>
+      </w:pPr>
+      <w:r>
+        <w:t>在本文中，我们提出了子系统依赖恢复方法（SyDRA）。通过将这种方法应用于10个开源游戏引擎，我们获得了可用于比较游戏引擎架构并识别和解决高耦合和低内聚等问题的架构模型。此外，我们展示并讨论了从架构模型派生的度量和可视化如何帮助游戏引擎开发，例如：</w:t>
+      </w:r>
+    </w:p>
+    <w:p>
+      <w:pPr>
+        <w:pStyle w:val="13"/>
+        <w:ind w:firstLine="480"/>
+      </w:pPr>
+      <w:r>
+        <w:t>架构理解：架构模型可视化为新手游戏引擎开发者提供了理解这类系统的友好方式，并开始开发他们自己的子系统或插件。此外，我们在第5.8节展示了使用架构模型如何帮助架构理解。</w:t>
+      </w:r>
+    </w:p>
+    <w:p>
+      <w:pPr>
+        <w:pStyle w:val="13"/>
+        <w:ind w:firstLine="480"/>
+      </w:pPr>
+      <w:r>
+        <w:t>影响分析：游戏引擎开发者可以通过可视化子系统变更如何影响整个游戏引擎来更安全地重构他们的代码。</w:t>
+      </w:r>
+    </w:p>
+    <w:p>
+      <w:pPr>
+        <w:pStyle w:val="13"/>
+        <w:ind w:firstLine="480"/>
+      </w:pPr>
+      <w:r>
+        <w:t>参考提取：寻求设计新引擎的游戏引擎</w:t>
+      </w:r>
+      <w:proofErr w:type="gramStart"/>
+      <w:r>
+        <w:t>架构师</w:t>
+      </w:r>
+      <w:proofErr w:type="gramEnd"/>
+      <w:r>
+        <w:t>可以从类似系统中提取架构模型并将其用作参考。他们可以提取和可视化单个系统的数据，或者将同一家族中多个系统的数据连接起来，如图9所示。这对大型公司和小型独立开发者都有用，他们开发定制解决方案，例如为了性能。</w:t>
+      </w:r>
+    </w:p>
+    <w:p>
+      <w:pPr>
+        <w:pStyle w:val="13"/>
+        <w:ind w:firstLine="480"/>
+      </w:pPr>
+      <w:r>
+        <w:t>通过一项有16名软件开发者参与的受控实验，我们评估了SyDRA在多大程度上帮助开发者执行架构理解和影响分析任务。我们要求开发者分析Godot，这是一款开源游戏引擎。虽然控制组参与者专门使用VS Code分析Godot的源代码，但实验组参与者同时使用了Moose + Visual Studio Code，因此可以访问使用SyDRA生成的Godot架构图可视化。我们实验最重要的贡献是展示了当VS Code与</w:t>
       </w:r>
       <w:r>
         <w:lastRenderedPageBreak/>
-        <w:t>群移动特征的近距离和由此导致的拥堵。地形、天气和其他因素也可能影响移动。</w:t>
-      </w:r>
-    </w:p>
-    <w:p>
-      <w:pPr>
-        <w:pStyle w:val="13"/>
-        <w:ind w:firstLine="480"/>
-        <w:rPr>
-          <w:rFonts w:hint="eastAsia"/>
-        </w:rPr>
-      </w:pPr>
-      <w:r>
-        <w:t>Reynolds著名的抽象鸟群运动模型（他称之为"</w:t>
-      </w:r>
-      <w:proofErr w:type="spellStart"/>
-      <w:r>
-        <w:t>boids</w:t>
-      </w:r>
-      <w:proofErr w:type="spellEnd"/>
-      <w:r>
-        <w:t>"）是人群移动建模的重要推动力。该模型使用了粒子系统的思想，将每只鸟表示为一个粒子。类似地，基于粒子系统的模型最近被用于火灾疏散研究。元胞自动机被应用于表示人群成员导航。另一种模型关注以足够快的速度近距离移动的群体，其运动动力学（加速度、速度和转弯半径）很重要，特别关注避免碰撞。专门为高密度人群开发的人群成员移动算法计算了人群成员移动的力矢量（方向），作为代表目的地、墙壁、障碍物、其他人群成员和方向磁滞的贡献力矢量的加权和。</w:t>
-      </w:r>
-    </w:p>
-    <w:p>
-      <w:pPr>
-        <w:pStyle w:val="13"/>
-        <w:ind w:firstLine="480"/>
-        <w:rPr>
-          <w:rFonts w:hint="eastAsia"/>
-        </w:rPr>
-      </w:pPr>
-      <w:r>
-        <w:t>人群移动模型通常与底层地形表示密切相关。用于城市紧急搜索和救援行动模拟的人群移动模型依赖于地形区域在执行前离散化为节点和边图。人群成员基于为每个节点计算的吸引力值概率性地沿着边从一个节点移动到另一个节点，该吸引力值考虑了心理和环境因素，并且可能随每个时间步变化。另一种在离散化为单元的地形上工作的模型，将基于力的机制与D*增量图搜索算法相结合，以控制人群成员的移动。</w:t>
-      </w:r>
-    </w:p>
-    <w:p>
-      <w:pPr>
-        <w:pStyle w:val="13"/>
-        <w:ind w:firstLine="480"/>
-        <w:rPr>
-          <w:rFonts w:hint="eastAsia"/>
-        </w:rPr>
-      </w:pPr>
-      <w:r>
-        <w:t>疏散是人群移动建模中特别感兴趣的应用。在疏散中，人群移动因社会学或情感元素而变得复杂，特别是恐慌。恐慌的疏散者倾向于关注即时的个人利益，忽略否则会限制其移动的社会和文化规范，如人际距离。恐慌可能会降低人群成员的注意力，导致出口被忽视，因此恐慌实际上可能会延迟疏散中人群成员的逃离。人群移动模型已针对各种疏散相关应用开发，包括评估障碍物对疏散效率的影响，分析建筑火灾期间的疏散，分析恐怖炸弹袭击期间的疏散，分析使用自动扶梯的地铁系统疏散，分析公路隧道疏散，以及分析促进疏散的建筑设计特征。早期用于模拟非疏散人群移动的离散事件模拟环境随后被用于实现一套表示紧急情况下人群成员行为不同方面的疏散模型。不利视线条件的影响（如可能存在于烟雾弥漫的建筑中的情况）使用盲从移动规则进行建模。基于昆虫群集的生物学启发模型也被用于模拟人群恐慌反应。</w:t>
-      </w:r>
-    </w:p>
-    <w:p>
-      <w:pPr>
-        <w:pStyle w:val="13"/>
-        <w:ind w:firstLine="480"/>
-        <w:rPr>
-          <w:rFonts w:hint="eastAsia"/>
-        </w:rPr>
-      </w:pPr>
-      <w:r>
-        <w:lastRenderedPageBreak/>
-        <w:t>为了逼真，人群移动模型，特别是恐慌移动模型，应允许因压力和踩踏而造成伤害或死亡的可能性。这种伤亡在疏散中是主要问题，人群模型已被用于专门分析这一风险。</w:t>
-      </w:r>
-    </w:p>
-    <w:p>
-      <w:pPr>
-        <w:pStyle w:val="13"/>
-        <w:ind w:firstLine="480"/>
-        <w:rPr>
-          <w:rFonts w:hint="eastAsia"/>
-        </w:rPr>
-      </w:pPr>
-      <w:r>
-        <w:t>游戏引擎中已存在一些人群模型实现的实例。</w:t>
-      </w:r>
-    </w:p>
-    <w:p>
-      <w:pPr>
-        <w:pStyle w:val="afb"/>
-      </w:pPr>
-      <w:r>
-        <w:t xml:space="preserve">3. </w:t>
-      </w:r>
-      <w:r>
-        <w:t>人群移动模型</w:t>
-      </w:r>
-    </w:p>
-    <w:p>
-      <w:pPr>
-        <w:pStyle w:val="13"/>
-        <w:ind w:firstLine="480"/>
-        <w:rPr>
-          <w:rFonts w:hint="eastAsia"/>
-        </w:rPr>
-      </w:pPr>
-      <w:r>
-        <w:t>本工作中使用的基于物理的人群移动模型来自Helbing、Farkas和Vicsek。（为简便起见，以下简称Helbing模型）。它基于在牛顿力平衡模型中包含社会力。回顾牛顿力和运动模型F=ma，其中F是物体上的力，m是物体的质量，a是速度随时间变化率。作用在人群中人</w:t>
-      </w:r>
-      <w:proofErr w:type="spellStart"/>
-      <w:r>
-        <w:t>i</w:t>
-      </w:r>
-      <w:proofErr w:type="spellEnd"/>
-      <w:r>
-        <w:t>上的力可以写成公式（1），其中mi是人的质量，a=dvi/dt。</w:t>
-      </w:r>
-    </w:p>
-    <w:p>
-      <w:pPr>
-        <w:pStyle w:val="13"/>
-        <w:ind w:firstLine="480"/>
-        <w:rPr>
-          <w:rFonts w:hint="eastAsia"/>
-        </w:rPr>
-      </w:pPr>
-      <w:r>
-        <w:t>公式（1）右边的第一项与人</w:t>
-      </w:r>
-      <w:proofErr w:type="spellStart"/>
-      <w:r>
-        <w:t>i</w:t>
-      </w:r>
-      <w:proofErr w:type="spellEnd"/>
-      <w:r>
-        <w:t>在时间间隔Ti内的运动有关，其中人的初始速度为v</w:t>
-      </w:r>
-      <w:r>
-        <w:rPr>
-          <w:rFonts w:ascii="Cambria Math" w:hAnsi="Cambria Math" w:cs="Cambria Math"/>
-        </w:rPr>
-        <w:t>⁰</w:t>
-      </w:r>
-      <w:r>
-        <w:rPr>
-          <w:rFonts w:ascii="Times New Roman" w:hAnsi="Times New Roman"/>
-        </w:rPr>
-        <w:t>ᵢ</w:t>
-      </w:r>
-      <w:r>
-        <w:t>，期望方向为e</w:t>
-      </w:r>
-      <w:r>
-        <w:rPr>
-          <w:rFonts w:ascii="Cambria Math" w:hAnsi="Cambria Math" w:cs="Cambria Math"/>
-        </w:rPr>
-        <w:t>⁰</w:t>
-      </w:r>
-      <w:r>
-        <w:rPr>
-          <w:rFonts w:ascii="Times New Roman" w:hAnsi="Times New Roman"/>
-        </w:rPr>
-        <w:t>ᵢ</w:t>
-      </w:r>
-      <w:r>
-        <w:t>。项mi(v</w:t>
-      </w:r>
-      <w:r>
-        <w:rPr>
-          <w:rFonts w:ascii="Cambria Math" w:hAnsi="Cambria Math" w:cs="Cambria Math"/>
-        </w:rPr>
-        <w:t>⁰</w:t>
-      </w:r>
-      <w:r>
-        <w:rPr>
-          <w:rFonts w:ascii="Times New Roman" w:hAnsi="Times New Roman"/>
-        </w:rPr>
-        <w:t>ᵢ</w:t>
-      </w:r>
-      <w:r>
-        <w:t>e</w:t>
-      </w:r>
-      <w:r>
-        <w:rPr>
-          <w:rFonts w:ascii="Cambria Math" w:hAnsi="Cambria Math" w:cs="Cambria Math"/>
-        </w:rPr>
-        <w:t>⁰</w:t>
-      </w:r>
-      <w:r>
-        <w:rPr>
-          <w:rFonts w:ascii="Times New Roman" w:hAnsi="Times New Roman"/>
-        </w:rPr>
-        <w:t>ᵢ</w:t>
-      </w:r>
-      <w:r>
-        <w:t>-vi(t))/</w:t>
-      </w:r>
-      <w:proofErr w:type="spellStart"/>
-      <w:r>
-        <w:t>τi</w:t>
-      </w:r>
-      <w:proofErr w:type="spellEnd"/>
-      <w:r>
-        <w:t>表示人的当前速度和方向vi(t)与他/她的期望速度和方向v</w:t>
-      </w:r>
-      <w:r>
-        <w:rPr>
-          <w:rFonts w:ascii="Cambria Math" w:hAnsi="Cambria Math" w:cs="Cambria Math"/>
-        </w:rPr>
-        <w:t>⁰</w:t>
-      </w:r>
-      <w:r>
-        <w:rPr>
-          <w:rFonts w:ascii="Times New Roman" w:hAnsi="Times New Roman"/>
-        </w:rPr>
-        <w:t>ᵢ</w:t>
-      </w:r>
-      <w:r>
-        <w:t>e</w:t>
-      </w:r>
-      <w:r>
-        <w:rPr>
-          <w:rFonts w:ascii="Cambria Math" w:hAnsi="Cambria Math" w:cs="Cambria Math"/>
-        </w:rPr>
-        <w:t>⁰</w:t>
-      </w:r>
-      <w:r>
-        <w:rPr>
-          <w:rFonts w:ascii="Times New Roman" w:hAnsi="Times New Roman"/>
-        </w:rPr>
-        <w:t>ᵢ</w:t>
-      </w:r>
-      <w:r>
-        <w:t>之间在很小的时间间隔</w:t>
-      </w:r>
-      <w:proofErr w:type="spellStart"/>
-      <w:r>
-        <w:t>τi</w:t>
-      </w:r>
-      <w:proofErr w:type="spellEnd"/>
-      <w:r>
-        <w:t>内的差异的离散近似。因此，乘积mi(v</w:t>
-      </w:r>
-      <w:r>
-        <w:rPr>
-          <w:rFonts w:ascii="Cambria Math" w:hAnsi="Cambria Math" w:cs="Cambria Math"/>
-        </w:rPr>
-        <w:t>⁰</w:t>
-      </w:r>
-      <w:r>
-        <w:rPr>
-          <w:rFonts w:ascii="Times New Roman" w:hAnsi="Times New Roman"/>
-        </w:rPr>
-        <w:t>ᵢ</w:t>
-      </w:r>
-      <w:r>
-        <w:t>e</w:t>
-      </w:r>
-      <w:r>
-        <w:rPr>
-          <w:rFonts w:ascii="Cambria Math" w:hAnsi="Cambria Math" w:cs="Cambria Math"/>
-        </w:rPr>
-        <w:t>⁰</w:t>
-      </w:r>
-      <w:r>
-        <w:rPr>
-          <w:rFonts w:ascii="Times New Roman" w:hAnsi="Times New Roman"/>
-        </w:rPr>
-        <w:t>ᵢ</w:t>
-      </w:r>
-      <w:r>
-        <w:t>-vi(t))/</w:t>
-      </w:r>
-      <w:proofErr w:type="spellStart"/>
-      <w:r>
-        <w:t>τi</w:t>
-      </w:r>
-      <w:proofErr w:type="spellEnd"/>
-      <w:r>
-        <w:t>表示由于期望运动和当前运动之间的差异而产生的力的离散近似。公式（1）中的项∑</w:t>
-      </w:r>
-      <w:proofErr w:type="spellStart"/>
-      <w:r>
-        <w:t>j≠i</w:t>
-      </w:r>
-      <w:proofErr w:type="spellEnd"/>
-      <w:r>
-        <w:t xml:space="preserve"> </w:t>
-      </w:r>
-      <w:proofErr w:type="spellStart"/>
-      <w:r>
-        <w:t>fi,j</w:t>
-      </w:r>
-      <w:proofErr w:type="spellEnd"/>
-      <w:r>
-        <w:t xml:space="preserve">和∑w </w:t>
-      </w:r>
-      <w:proofErr w:type="spellStart"/>
-      <w:r>
-        <w:t>fw,i</w:t>
-      </w:r>
-      <w:proofErr w:type="spellEnd"/>
-      <w:r>
-        <w:t>分别表示与其他人和墙壁及其他障碍物相互作用产生的力。</w:t>
-      </w:r>
-    </w:p>
-    <w:p>
-      <w:pPr>
-        <w:pStyle w:val="13"/>
-        <w:ind w:firstLine="480"/>
-        <w:rPr>
-          <w:rFonts w:hint="eastAsia"/>
-        </w:rPr>
-      </w:pPr>
-      <w:r>
-        <w:t>对于人群中介</w:t>
-      </w:r>
-      <w:proofErr w:type="spellStart"/>
-      <w:r>
-        <w:t>i</w:t>
-      </w:r>
-      <w:proofErr w:type="spellEnd"/>
-      <w:r>
-        <w:t>和j的每个相互作用对：</w:t>
-      </w:r>
-    </w:p>
-    <w:p>
-      <w:pPr>
-        <w:pStyle w:val="13"/>
-        <w:ind w:firstLine="480"/>
-        <w:rPr>
-          <w:rFonts w:hint="eastAsia"/>
-        </w:rPr>
-      </w:pPr>
-      <w:r>
-        <w:t>公式（2）中数量</w:t>
-      </w:r>
-      <w:proofErr w:type="spellStart"/>
-      <w:r>
-        <w:t>rij-dij</w:t>
-      </w:r>
-      <w:proofErr w:type="spellEnd"/>
-      <w:r>
-        <w:t>出现三次；</w:t>
-      </w:r>
-      <w:proofErr w:type="spellStart"/>
-      <w:r>
-        <w:t>rij</w:t>
-      </w:r>
-      <w:proofErr w:type="spellEnd"/>
-      <w:r>
-        <w:t>是每个人</w:t>
-      </w:r>
-      <w:proofErr w:type="spellStart"/>
-      <w:r>
-        <w:t>i</w:t>
-      </w:r>
-      <w:proofErr w:type="spellEnd"/>
-      <w:r>
-        <w:t>和j的半径之和；</w:t>
-      </w:r>
-      <w:proofErr w:type="spellStart"/>
-      <w:r>
-        <w:t>dij</w:t>
-      </w:r>
-      <w:proofErr w:type="spellEnd"/>
-      <w:r>
-        <w:t>是从</w:t>
-      </w:r>
-      <w:proofErr w:type="spellStart"/>
-      <w:r>
-        <w:t>i</w:t>
-      </w:r>
-      <w:proofErr w:type="spellEnd"/>
-      <w:r>
-        <w:t>的中心到j的距离。如果这个数量为正，人们就处于相互接触或碰撞的状态。</w:t>
-      </w:r>
-    </w:p>
-    <w:p>
-      <w:pPr>
-        <w:pStyle w:val="13"/>
-        <w:ind w:firstLine="480"/>
-        <w:rPr>
-          <w:rFonts w:hint="eastAsia"/>
-        </w:rPr>
-      </w:pPr>
-      <w:r>
-        <w:t>在公式（2）右边的第一个乘积中，指数由常数Ai和Bi改变。这些常数只与人</w:t>
-      </w:r>
-      <w:proofErr w:type="spellStart"/>
-      <w:r>
-        <w:t>i</w:t>
-      </w:r>
-      <w:proofErr w:type="spellEnd"/>
-      <w:r>
-        <w:t>相关，与人j无关。Ai和Bi表示人</w:t>
-      </w:r>
-      <w:proofErr w:type="spellStart"/>
-      <w:r>
-        <w:t>i</w:t>
-      </w:r>
-      <w:proofErr w:type="spellEnd"/>
-      <w:r>
-        <w:t>在人群中被另一个人靠近或接触时的社会行为。显然，当Ai很大或Bi很小时，公式（2）中第一个乘积的值变得更加重要。随着</w:t>
-      </w:r>
-      <w:proofErr w:type="spellStart"/>
-      <w:r>
-        <w:t>rij-dij</w:t>
-      </w:r>
-      <w:proofErr w:type="spellEnd"/>
-      <w:r>
-        <w:t>的增加（意味着人</w:t>
-      </w:r>
-      <w:proofErr w:type="spellStart"/>
-      <w:r>
-        <w:t>i</w:t>
-      </w:r>
-      <w:proofErr w:type="spellEnd"/>
-      <w:r>
-        <w:t>和j越来越近），指数变大，一旦</w:t>
-      </w:r>
-      <w:proofErr w:type="spellStart"/>
-      <w:r>
-        <w:t>rij-dij</w:t>
-      </w:r>
-      <w:proofErr w:type="spellEnd"/>
-      <w:r>
-        <w:t>为正（处于碰撞状态），增长迅速。函数g(</w:t>
-      </w:r>
-      <w:proofErr w:type="spellStart"/>
-      <w:r>
-        <w:t>rij-dij</w:t>
-      </w:r>
-      <w:proofErr w:type="spellEnd"/>
-      <w:r>
-        <w:t>)在参数为正时等于参数，否则为零。上式中的第二项kg(</w:t>
-      </w:r>
-      <w:proofErr w:type="spellStart"/>
-      <w:r>
-        <w:t>rij-dij</w:t>
-      </w:r>
-      <w:proofErr w:type="spellEnd"/>
-      <w:r>
-        <w:t>)表示实际碰撞的力。Helbing模型的这个实现用相同大小的力表示人与人之间的所有碰撞。这种抽象似乎不会显著影响模型</w:t>
-      </w:r>
-      <w:r>
-        <w:lastRenderedPageBreak/>
-        <w:t>在本次模拟中的保真度。在这个实现中，模型进一步简化为假设所有人都同样厌恶与他人进行身体接触。</w:t>
-      </w:r>
-    </w:p>
-    <w:p>
-      <w:pPr>
-        <w:pStyle w:val="13"/>
-        <w:ind w:firstLine="480"/>
-        <w:rPr>
-          <w:rFonts w:hint="eastAsia"/>
-        </w:rPr>
-      </w:pPr>
-      <w:r>
-        <w:t>和Ai exp[(</w:t>
-      </w:r>
-      <w:proofErr w:type="spellStart"/>
-      <w:r>
-        <w:t>rij-dij</w:t>
-      </w:r>
-      <w:proofErr w:type="spellEnd"/>
-      <w:r>
-        <w:t>)/Bi] + kg(</w:t>
-      </w:r>
-      <w:proofErr w:type="spellStart"/>
-      <w:r>
-        <w:t>rij-dij</w:t>
-      </w:r>
-      <w:proofErr w:type="spellEnd"/>
-      <w:r>
-        <w:t>)乘以矢量</w:t>
-      </w:r>
-      <w:proofErr w:type="spellStart"/>
-      <w:r>
-        <w:t>nij</w:t>
-      </w:r>
-      <w:proofErr w:type="spellEnd"/>
-      <w:r>
-        <w:t>，</w:t>
-      </w:r>
-      <w:proofErr w:type="spellStart"/>
-      <w:r>
-        <w:t>nij</w:t>
-      </w:r>
-      <w:proofErr w:type="spellEnd"/>
-      <w:r>
-        <w:t>是从人j的中心指向人</w:t>
-      </w:r>
-      <w:proofErr w:type="spellStart"/>
-      <w:r>
-        <w:t>i</w:t>
-      </w:r>
-      <w:proofErr w:type="spellEnd"/>
-      <w:r>
-        <w:t>的中心的归一化矢量，因此与社会行为和碰撞相关的力是相加的。</w:t>
-      </w:r>
-    </w:p>
-    <w:p>
-      <w:pPr>
-        <w:pStyle w:val="13"/>
-        <w:ind w:firstLine="480"/>
-        <w:rPr>
-          <w:rFonts w:hint="eastAsia"/>
-        </w:rPr>
-      </w:pPr>
-      <w:r>
-        <w:t>公式（2）中的第三项kg(</w:t>
-      </w:r>
-      <w:proofErr w:type="spellStart"/>
-      <w:r>
-        <w:t>rij-dij</w:t>
-      </w:r>
-      <w:proofErr w:type="spellEnd"/>
-      <w:r>
-        <w:t>)</w:t>
-      </w:r>
-      <w:proofErr w:type="spellStart"/>
-      <w:r>
-        <w:t>Δvji</w:t>
-      </w:r>
-      <w:proofErr w:type="spellEnd"/>
-      <w:r>
-        <w:t xml:space="preserve"> </w:t>
-      </w:r>
-      <w:proofErr w:type="spellStart"/>
-      <w:r>
-        <w:t>tiji</w:t>
-      </w:r>
-      <w:proofErr w:type="spellEnd"/>
-      <w:r>
-        <w:t>与人</w:t>
-      </w:r>
-      <w:proofErr w:type="spellStart"/>
-      <w:r>
-        <w:t>i</w:t>
-      </w:r>
-      <w:proofErr w:type="spellEnd"/>
-      <w:r>
-        <w:t>和人j之间的摩擦有关。κ是另一个缩放常数，函数g(</w:t>
-      </w:r>
-      <w:proofErr w:type="spellStart"/>
-      <w:r>
-        <w:t>rij-dij</w:t>
-      </w:r>
-      <w:proofErr w:type="spellEnd"/>
-      <w:r>
-        <w:t>)如前所述。矢量</w:t>
-      </w:r>
-      <w:proofErr w:type="spellStart"/>
-      <w:r>
-        <w:t>tiji</w:t>
-      </w:r>
-      <w:proofErr w:type="spellEnd"/>
-      <w:r>
-        <w:t>表示j和</w:t>
-      </w:r>
-      <w:proofErr w:type="spellStart"/>
-      <w:r>
-        <w:t>i</w:t>
-      </w:r>
-      <w:proofErr w:type="spellEnd"/>
-      <w:r>
-        <w:t>之间的切向方向，通过取</w:t>
-      </w:r>
-      <w:proofErr w:type="spellStart"/>
-      <w:r>
-        <w:t>nij</w:t>
-      </w:r>
-      <w:proofErr w:type="spellEnd"/>
-      <w:r>
-        <w:t>的z分量和x分量的负值形成新矢量</w:t>
-      </w:r>
-      <w:proofErr w:type="spellStart"/>
-      <w:r>
-        <w:t>ti</w:t>
-      </w:r>
-      <w:proofErr w:type="spellEnd"/>
-      <w:r>
-        <w:t>=(-</w:t>
-      </w:r>
-      <w:proofErr w:type="spellStart"/>
-      <w:r>
-        <w:t>z,y,x</w:t>
-      </w:r>
-      <w:proofErr w:type="spellEnd"/>
-      <w:r>
-        <w:t>)。</w:t>
-      </w:r>
-      <w:proofErr w:type="spellStart"/>
-      <w:r>
-        <w:t>tij</w:t>
-      </w:r>
-      <w:proofErr w:type="spellEnd"/>
-      <w:r>
-        <w:t>确保摩擦力的方向与人</w:t>
-      </w:r>
-      <w:proofErr w:type="spellStart"/>
-      <w:r>
-        <w:t>i</w:t>
-      </w:r>
-      <w:proofErr w:type="spellEnd"/>
-      <w:r>
-        <w:t>和人j之间的接触点相切。当与另一个人或物体接触时，摩擦力作用为限制运动，并且在运动方向相反的方向上，即人与人物或人物与物体之间接触点的切向方向。数量</w:t>
-      </w:r>
-      <w:proofErr w:type="spellStart"/>
-      <w:r>
-        <w:t>Δvjz</w:t>
-      </w:r>
-      <w:proofErr w:type="spellEnd"/>
-      <w:r>
-        <w:t>是一个标量，通过取人</w:t>
-      </w:r>
-      <w:proofErr w:type="spellStart"/>
-      <w:r>
-        <w:t>i</w:t>
-      </w:r>
-      <w:proofErr w:type="spellEnd"/>
-      <w:r>
-        <w:t>和人j的方向向量的差异，并将该差异与矢量</w:t>
-      </w:r>
-      <w:proofErr w:type="spellStart"/>
-      <w:r>
-        <w:t>tij</w:t>
-      </w:r>
-      <w:proofErr w:type="spellEnd"/>
-      <w:r>
-        <w:t>进行点积得到。</w:t>
-      </w:r>
-      <w:proofErr w:type="spellStart"/>
-      <w:r>
-        <w:t>Δvji</w:t>
-      </w:r>
-      <w:proofErr w:type="spellEnd"/>
-      <w:r>
-        <w:t>还作为乘数，缩放碰撞人群之间的摩擦力。</w:t>
-      </w:r>
-    </w:p>
-    <w:p>
-      <w:pPr>
-        <w:pStyle w:val="13"/>
-        <w:ind w:firstLine="480"/>
-        <w:rPr>
-          <w:rFonts w:hint="eastAsia"/>
-        </w:rPr>
-      </w:pPr>
-      <w:r>
-        <w:t xml:space="preserve">公式（1）中的项∑w </w:t>
-      </w:r>
-      <w:proofErr w:type="spellStart"/>
-      <w:r>
-        <w:t>fi,w</w:t>
-      </w:r>
-      <w:proofErr w:type="spellEnd"/>
-      <w:r>
-        <w:t>表示人</w:t>
-      </w:r>
-      <w:proofErr w:type="spellStart"/>
-      <w:r>
-        <w:t>i</w:t>
-      </w:r>
-      <w:proofErr w:type="spellEnd"/>
-      <w:r>
-        <w:t>受到与墙壁或其他障碍物相关的力之和，由如下项组成：</w:t>
-      </w:r>
-    </w:p>
-    <w:p>
-      <w:pPr>
-        <w:pStyle w:val="13"/>
-        <w:ind w:firstLine="480"/>
-        <w:rPr>
-          <w:rFonts w:hint="eastAsia"/>
-        </w:rPr>
-      </w:pPr>
-      <w:r>
-        <w:t>在计算力</w:t>
-      </w:r>
-      <w:proofErr w:type="spellStart"/>
-      <w:r>
-        <w:t>fiw</w:t>
-      </w:r>
-      <w:proofErr w:type="spellEnd"/>
-      <w:r>
-        <w:t>时，所有项都类似于涉及与其他人的力相互作用的情况，但涉及摩擦的项除外；项</w:t>
-      </w:r>
-      <w:proofErr w:type="spellStart"/>
-      <w:r>
-        <w:t>ri-diw</w:t>
-      </w:r>
-      <w:proofErr w:type="spellEnd"/>
-      <w:r>
-        <w:t>表示人到墙壁W的距离，函数g、常数k和κ类似。</w:t>
-      </w:r>
-      <w:proofErr w:type="spellStart"/>
-      <w:r>
-        <w:t>twi</w:t>
-      </w:r>
-      <w:proofErr w:type="spellEnd"/>
-      <w:r>
-        <w:t>也类似，表示人与物体接触点处的切向矢量。</w:t>
-      </w:r>
-    </w:p>
-    <w:p>
-      <w:pPr>
-        <w:pStyle w:val="13"/>
-        <w:ind w:firstLine="480"/>
-        <w:rPr>
-          <w:rFonts w:hint="eastAsia"/>
-        </w:rPr>
-      </w:pPr>
-      <w:r>
-        <w:t>因为墙壁不移动，人和物体之间的摩擦计算不同，因子</w:t>
-      </w:r>
-      <w:proofErr w:type="spellStart"/>
-      <w:r>
-        <w:t>twi</w:t>
-      </w:r>
-      <w:proofErr w:type="spellEnd"/>
-      <w:r>
-        <w:t>类似于</w:t>
-      </w:r>
-      <w:proofErr w:type="spellStart"/>
-      <w:r>
-        <w:t>tij</w:t>
-      </w:r>
-      <w:proofErr w:type="spellEnd"/>
-      <w:r>
-        <w:t>。因为物体是静止的，与人速度的点到乘积和切向矢量</w:t>
-      </w:r>
-      <w:proofErr w:type="spellStart"/>
-      <w:r>
-        <w:t>twi</w:t>
-      </w:r>
-      <w:proofErr w:type="spellEnd"/>
-      <w:r>
-        <w:t>取代了公式（2）中的</w:t>
-      </w:r>
-      <w:proofErr w:type="spellStart"/>
-      <w:r>
-        <w:t>Δvtji</w:t>
-      </w:r>
-      <w:proofErr w:type="spellEnd"/>
-      <w:r>
-        <w:t>。回忆</w:t>
-      </w:r>
-      <w:proofErr w:type="spellStart"/>
-      <w:r>
-        <w:t>Δvji</w:t>
-      </w:r>
-      <w:proofErr w:type="spellEnd"/>
-      <w:r>
-        <w:t>包括人</w:t>
-      </w:r>
-      <w:proofErr w:type="spellStart"/>
-      <w:r>
-        <w:t>i</w:t>
-      </w:r>
-      <w:proofErr w:type="spellEnd"/>
-      <w:r>
-        <w:t>和人j的速度分量。在与物体碰撞的情况下，物体是静止的，所以标量</w:t>
-      </w:r>
-      <w:proofErr w:type="spellStart"/>
-      <w:r>
-        <w:t>Δv'ji</w:t>
-      </w:r>
-      <w:proofErr w:type="spellEnd"/>
-      <w:r>
-        <w:t>被v</w:t>
-      </w:r>
-      <w:r>
-        <w:rPr>
-          <w:rFonts w:ascii="Cambria Math" w:hAnsi="Cambria Math" w:cs="Cambria Math"/>
-        </w:rPr>
-        <w:t>ₐ</w:t>
-      </w:r>
-      <w:r>
-        <w:rPr>
-          <w:rFonts w:cs="宋体" w:hint="eastAsia"/>
-        </w:rPr>
-        <w:t>·</w:t>
-      </w:r>
-      <w:proofErr w:type="spellStart"/>
-      <w:r>
-        <w:t>twi</w:t>
-      </w:r>
-      <w:proofErr w:type="spellEnd"/>
-      <w:r>
-        <w:t>取代在摩擦项中。这些相互作用力的总和（物理和社会）改变了人在人群中移动的方向。</w:t>
-      </w:r>
-    </w:p>
-    <w:p>
-      <w:pPr>
-        <w:pStyle w:val="13"/>
-        <w:ind w:firstLine="480"/>
-        <w:rPr>
-          <w:rFonts w:hint="eastAsia"/>
-        </w:rPr>
-      </w:pPr>
-      <w:r>
-        <w:t>使用Helbing模型的疏散模拟通常会产生类似于图1所示的人群成员配置。疏散的人群聚集在单个出口周围，形成半圆形簇，通常称为"拱形"。在非恐慌状态下，人群成员遵守社会人际距离约束并安全疏散。在恐慌状态下，人群成员可能会相互推搡，与期望方向和速度相关的力占主导地位，超过了鼓励人群成员避免接触的社会力。</w:t>
-      </w:r>
-    </w:p>
-    <w:p>
-      <w:pPr>
-        <w:pStyle w:val="13"/>
-        <w:ind w:firstLine="480"/>
-        <w:rPr>
-          <w:rFonts w:hint="eastAsia"/>
-        </w:rPr>
-      </w:pPr>
-      <w:r>
-        <w:lastRenderedPageBreak/>
-        <w:t>因此，人群成员被挤压在一起，并挤入墙壁和其他障碍物。</w:t>
-      </w:r>
-    </w:p>
-    <w:p>
-      <w:pPr>
-        <w:pStyle w:val="afb"/>
-      </w:pPr>
-      <w:r>
-        <w:t xml:space="preserve">4. </w:t>
-      </w:r>
-      <w:r>
-        <w:t>实现</w:t>
-      </w:r>
-    </w:p>
-    <w:p>
-      <w:pPr>
-        <w:pStyle w:val="13"/>
-        <w:ind w:firstLine="480"/>
-        <w:rPr>
-          <w:rFonts w:hint="eastAsia"/>
-        </w:rPr>
-      </w:pPr>
-      <w:r>
-        <w:t>本节详细介绍了使用Unity游戏引擎实现人群移动模型和模拟人群移动的虚拟世界。突出了非恐慌和恐慌疏散场景之间的差异。本节还描述了对实现模型的功能测试。</w:t>
-      </w:r>
-    </w:p>
-    <w:p>
-      <w:pPr>
-        <w:pStyle w:val="13"/>
-        <w:ind w:firstLine="480"/>
-        <w:rPr>
-          <w:rFonts w:hint="eastAsia"/>
-        </w:rPr>
-      </w:pPr>
-      <w:r>
-        <w:t>初始实现使用了一个简单的疏散场景，方便作为疏散研究的基线。（更现实的场景用于验证，见第5节。）在简单场景中，占据单个矩形房间的一组人群成员通过单个出口疏散。人群成员的实现在场景开始执行时可以分布在整个房间中。一旦生成，人群成员通过出口移动到房间外面的位置。人群移动模型包括Helbing模型的非恐慌和恐慌版本；后者包括额外的人群力项，如第3节所述。</w:t>
-      </w:r>
-    </w:p>
-    <w:p>
-      <w:pPr>
-        <w:pStyle w:val="afd"/>
-        <w:rPr>
-          <w:rFonts w:hint="eastAsia"/>
-        </w:rPr>
-      </w:pPr>
-      <w:r>
-        <w:t>4.1 Unity场景</w:t>
-      </w:r>
-    </w:p>
-    <w:p>
-      <w:pPr>
-        <w:pStyle w:val="13"/>
-        <w:ind w:firstLine="480"/>
-        <w:rPr>
-          <w:rFonts w:hint="eastAsia"/>
-        </w:rPr>
-      </w:pPr>
-      <w:r>
-        <w:t>基本疏散场景（房间、出口、人群成员，以及非恐慌或恐慌的人群状态）被实现为Unity场景。从空场景开始，地面通过添加平面创建，并定位使较长边的中心位于场景原点。然后通过转换四个立方体对象并将它们放置在平面周围来构建墙壁。地面和墙壁设置为碰撞体对象。Unity中的碰撞体对象使对象坚固，其他对象不能穿过它。使用Unity中可用的材质功能添加视觉真实感，这些功能可以应用于环境中对象的表面。地面使用基本地球材质，墙壁使用砖砌材质。云被添加到场景周围的Skybox中。</w:t>
-      </w:r>
-    </w:p>
-    <w:p>
-      <w:pPr>
-        <w:pStyle w:val="13"/>
-        <w:ind w:firstLine="480"/>
-        <w:rPr>
-          <w:rFonts w:hint="eastAsia"/>
-        </w:rPr>
-      </w:pPr>
-      <w:r>
-        <w:t>图2显示了为人群模拟环境实现的房间的俯视图。房间宽100单位，深50单位，墙壁高8单位。Unity中的物理世界使用标准3D笛卡尔坐标映射，表示为(</w:t>
-      </w:r>
-      <w:proofErr w:type="spellStart"/>
-      <w:r>
-        <w:t>x,y,z</w:t>
-      </w:r>
-      <w:proofErr w:type="spellEnd"/>
-      <w:r>
-        <w:t>)，其中x和z表示包含地面的平面，y是上下维度。图中标记为O的点是世界坐标系统的原点(0,0,0)。墙壁相对的中间有一个两单位宽的开口，这是人群成员用来疏散房间的出口。这个目标出口点在图中标记为T，位于(0,0,-49)。</w:t>
-      </w:r>
-    </w:p>
-    <w:p>
-      <w:pPr>
-        <w:pStyle w:val="13"/>
-        <w:ind w:firstLine="480"/>
-        <w:rPr>
-          <w:rFonts w:hint="eastAsia"/>
-        </w:rPr>
-      </w:pPr>
-      <w:r>
-        <w:t>为了使对象在场景中像现实生活中一样交互，碰撞体必须作为子对象附加到场景中的父对象。碰撞体对象的使用和行为是Unity游戏引擎中物理建模的基础。碰撞体使游戏引擎能够检测到其父对象之间的碰撞。静止对象，如墙壁、岩石、树木，甚至地面平面，都必须是碰撞体的父对象。没有碰撞体，场景中的对</w:t>
-      </w:r>
-      <w:r>
-        <w:lastRenderedPageBreak/>
-        <w:t>象会穿过地面或相互穿过而没有影响，产生不现实的行为。地面平面和墙壁每个都添加了</w:t>
-      </w:r>
-      <w:proofErr w:type="spellStart"/>
-      <w:r>
-        <w:t>RigidBody</w:t>
-      </w:r>
-      <w:proofErr w:type="spellEnd"/>
-      <w:r>
-        <w:t>碰撞体作为子对象。在Unity中，</w:t>
-      </w:r>
-      <w:proofErr w:type="spellStart"/>
-      <w:r>
-        <w:t>RigidBody</w:t>
-      </w:r>
-      <w:proofErr w:type="spellEnd"/>
-      <w:r>
-        <w:t>碰撞体对象有事件处理方法，可以在发生碰撞时调用以执行特定操作。</w:t>
-      </w:r>
-    </w:p>
-    <w:p>
-      <w:pPr>
-        <w:pStyle w:val="afd"/>
-        <w:rPr>
-          <w:rFonts w:hint="eastAsia"/>
-        </w:rPr>
-      </w:pPr>
-      <w:r>
-        <w:t>4.2 人群成员</w:t>
-      </w:r>
-    </w:p>
-    <w:p>
-      <w:pPr>
-        <w:pStyle w:val="13"/>
-        <w:ind w:firstLine="480"/>
-        <w:rPr>
-          <w:rFonts w:hint="eastAsia"/>
-        </w:rPr>
-      </w:pPr>
-      <w:r>
-        <w:t>为了实现人群成员，我们从Unity资源商店下载了由Vu Studios开发的名为Relaxed Man Character的Unity资源。这个资源是一个Unity预制体对象的示例，已创建为可在各种游戏或项目中实例化的模板。Relaxed Man预制体提供了人群成员所需的许多特征，包括一个完全绑定的人物模型。Relaxed Man提供三种动画选项：Walk 1、Walk 2和Run。Walk 1被修改用于非恐慌场景，Run用于恐慌场景。这两种步行动画没有提供所需的平滑运动，因此需要修改一些动画参数。Relaxed Man的默认物理特征也被修改，包括修改角色的质量和子胶囊的大小和直径。测试这些修改后，修改后的角色保存为自定义预制体。然后可以在场景中的多个位置实例化以创建人群。得到的定制版本称为Crowd Guy。Relaxed Man和Crowd Guy都是对象类。图3（左）显示了一个Crowd Guy实例在简单疏散场景中。</w:t>
-      </w:r>
-    </w:p>
-    <w:p>
-      <w:pPr>
-        <w:pStyle w:val="13"/>
-        <w:ind w:firstLine="480"/>
-        <w:rPr>
-          <w:rFonts w:hint="eastAsia"/>
-        </w:rPr>
-      </w:pPr>
-      <w:r>
-        <w:t>虽然场景中的静态对象（如墙壁和地面）使用基于物理的</w:t>
-      </w:r>
-      <w:proofErr w:type="spellStart"/>
-      <w:r>
-        <w:t>RigidBody</w:t>
-      </w:r>
-      <w:proofErr w:type="spellEnd"/>
-      <w:r>
-        <w:t>控制器，但对于类人对象，更好的选择是使用另一种称为</w:t>
-      </w:r>
-      <w:proofErr w:type="spellStart"/>
-      <w:r>
-        <w:t>CharacterController</w:t>
-      </w:r>
-      <w:proofErr w:type="spellEnd"/>
-      <w:r>
-        <w:t>的控制器。与</w:t>
-      </w:r>
-      <w:proofErr w:type="spellStart"/>
-      <w:r>
-        <w:t>RigidBody</w:t>
-      </w:r>
-      <w:proofErr w:type="spellEnd"/>
-      <w:r>
-        <w:t>控制器相比，</w:t>
-      </w:r>
-      <w:proofErr w:type="spellStart"/>
-      <w:r>
-        <w:t>CharacterController</w:t>
-      </w:r>
-      <w:proofErr w:type="spellEnd"/>
-      <w:r>
-        <w:t>的优势在于管理Crowd Guy实例的移动。包括攀爬物体在内的正常运动和动画可以在</w:t>
-      </w:r>
-      <w:proofErr w:type="spellStart"/>
-      <w:r>
-        <w:t>CharacterController</w:t>
-      </w:r>
-      <w:proofErr w:type="spellEnd"/>
-      <w:r>
-        <w:t>中以更自然的运动实现。通常，</w:t>
-      </w:r>
-      <w:proofErr w:type="spellStart"/>
-      <w:r>
-        <w:t>CharacterController</w:t>
-      </w:r>
-      <w:proofErr w:type="spellEnd"/>
-      <w:r>
-        <w:t>是在Unity中实现玩家或类人非玩家角色的推荐方法。</w:t>
-      </w:r>
-    </w:p>
-    <w:p>
-      <w:pPr>
-        <w:pStyle w:val="13"/>
-        <w:ind w:firstLine="480"/>
-        <w:rPr>
-          <w:rFonts w:hint="eastAsia"/>
-        </w:rPr>
-      </w:pPr>
-      <w:r>
-        <w:t>创建</w:t>
-      </w:r>
-      <w:proofErr w:type="spellStart"/>
-      <w:r>
-        <w:t>CharacterController</w:t>
-      </w:r>
-      <w:proofErr w:type="spellEnd"/>
-      <w:r>
-        <w:t>时，默认会创建并附加一个Capsule Collider。Capsule Collider是一种胶囊形状的碰撞体对象，可用于类人资产，即人群成员。图3（右）显示了带有</w:t>
-      </w:r>
-      <w:proofErr w:type="spellStart"/>
-      <w:r>
-        <w:t>CharacterController</w:t>
-      </w:r>
-      <w:proofErr w:type="spellEnd"/>
-      <w:r>
-        <w:t>的Crowd Guy，展示了Capsule Collider组件。该图还显示了一个立方体相邻于Crowd Guy的腹部，三个箭头从立方体发出。这个立方体相对于Crowd Guy的原点位于(0,0,0)点。一组子数据元素，称为transform，在场景中定位角色。如前所述，场景中有一个点是场景的原</w:t>
-      </w:r>
-      <w:r>
-        <w:lastRenderedPageBreak/>
-        <w:t>点。场景中的每个Crowd Guy都有一个相对于场景原点的x、y和z分量位置，以及允许角色在场景中正确定向的旋转。</w:t>
-      </w:r>
-    </w:p>
-    <w:p>
-      <w:pPr>
-        <w:pStyle w:val="13"/>
-        <w:ind w:firstLine="480"/>
-        <w:rPr>
-          <w:rFonts w:hint="eastAsia"/>
-        </w:rPr>
-      </w:pPr>
-      <w:r>
-        <w:t>出于性能原因，使用与</w:t>
-      </w:r>
-      <w:proofErr w:type="spellStart"/>
-      <w:r>
-        <w:t>CharacterController</w:t>
-      </w:r>
-      <w:proofErr w:type="spellEnd"/>
-      <w:r>
-        <w:t>实现的Capsule Collider比网格碰撞体更受青睐。虽然基于完全网格化的人物角色实现碰撞体可能更现实（从观察碰撞的角度），但计算开销巨大。此外，使用Capsule Collider与网格碰撞体相比，模型的现实性不会受到显著影响。</w:t>
-      </w:r>
-    </w:p>
-    <w:p>
-      <w:pPr>
-        <w:pStyle w:val="13"/>
-        <w:ind w:firstLine="480"/>
-        <w:rPr>
-          <w:rFonts w:hint="eastAsia"/>
-        </w:rPr>
-      </w:pPr>
-      <w:r>
-        <w:t>在非恐慌场景中，</w:t>
-      </w:r>
-      <w:proofErr w:type="spellStart"/>
-      <w:r>
-        <w:t>CharacterController</w:t>
-      </w:r>
-      <w:proofErr w:type="spellEnd"/>
-      <w:r>
-        <w:t>的运动由Unity AI引擎通过使用</w:t>
-      </w:r>
-      <w:proofErr w:type="spellStart"/>
-      <w:r>
-        <w:t>NavMesh</w:t>
-      </w:r>
-      <w:proofErr w:type="spellEnd"/>
-      <w:r>
-        <w:t>代理扩展</w:t>
-      </w:r>
-      <w:proofErr w:type="spellStart"/>
-      <w:r>
-        <w:t>CharacterController</w:t>
-      </w:r>
-      <w:proofErr w:type="spellEnd"/>
-      <w:r>
-        <w:t>来管理。</w:t>
-      </w:r>
-      <w:proofErr w:type="spellStart"/>
-      <w:r>
-        <w:t>NavMesh</w:t>
-      </w:r>
-      <w:proofErr w:type="spellEnd"/>
-      <w:r>
-        <w:t>代理促进Crowd Guy在场景中移动而不与物体或其他Crowd Guy碰撞。这是</w:t>
-      </w:r>
-      <w:proofErr w:type="spellStart"/>
-      <w:r>
-        <w:t>NavMesh</w:t>
-      </w:r>
-      <w:proofErr w:type="spellEnd"/>
-      <w:r>
-        <w:t>代理的目的。非恐慌场景中使用</w:t>
-      </w:r>
-      <w:proofErr w:type="spellStart"/>
-      <w:r>
-        <w:t>NavMesh</w:t>
-      </w:r>
-      <w:proofErr w:type="spellEnd"/>
-      <w:r>
-        <w:t>来利用Unity AI引擎。虽然</w:t>
-      </w:r>
-      <w:proofErr w:type="spellStart"/>
-      <w:r>
-        <w:t>NavMesh</w:t>
-      </w:r>
-      <w:proofErr w:type="spellEnd"/>
-      <w:r>
-        <w:t>可以在一定程度上进行调整，但它不允许达到先前工作中展示的模拟结果粒度。然而，选择</w:t>
-      </w:r>
-      <w:proofErr w:type="spellStart"/>
-      <w:r>
-        <w:t>NavMesh</w:t>
-      </w:r>
-      <w:proofErr w:type="spellEnd"/>
-      <w:r>
-        <w:t>大大简化了非恐慌场景的实现，并且只需要有限的校准即可产生现实的结果。</w:t>
-      </w:r>
-    </w:p>
-    <w:p>
-      <w:pPr>
-        <w:pStyle w:val="13"/>
-        <w:ind w:firstLine="480"/>
-        <w:rPr>
-          <w:rFonts w:hint="eastAsia"/>
-        </w:rPr>
-      </w:pPr>
-      <w:r>
-        <w:t>一旦为克隆指定了目标位置，就会向</w:t>
-      </w:r>
-      <w:proofErr w:type="spellStart"/>
-      <w:r>
-        <w:t>NavMesh</w:t>
-      </w:r>
-      <w:proofErr w:type="spellEnd"/>
-      <w:r>
-        <w:t>代理添加一个名为</w:t>
-      </w:r>
-      <w:proofErr w:type="spellStart"/>
-      <w:r>
-        <w:t>MoveTo</w:t>
-      </w:r>
-      <w:proofErr w:type="spellEnd"/>
-      <w:r>
-        <w:t>的组件脚本。代码摘录1是非恐慌场景中的</w:t>
-      </w:r>
-      <w:proofErr w:type="spellStart"/>
-      <w:r>
-        <w:t>MoveTo</w:t>
-      </w:r>
-      <w:proofErr w:type="spellEnd"/>
-      <w:r>
-        <w:t>方法。第6-10行声明并初始化了</w:t>
-      </w:r>
-      <w:proofErr w:type="spellStart"/>
-      <w:r>
-        <w:t>NavMesh</w:t>
-      </w:r>
-      <w:proofErr w:type="spellEnd"/>
-      <w:r>
-        <w:t>代理。第15-16行找到名为Spawn Crowd NP的实例化预制体的</w:t>
-      </w:r>
-      <w:proofErr w:type="spellStart"/>
-      <w:r>
-        <w:t>NavMesh</w:t>
-      </w:r>
-      <w:proofErr w:type="spellEnd"/>
-      <w:r>
-        <w:t>代理。第17-23行处理未找到代理的情况。第27-29行建立目标并指示克隆向目标移动。目标位置设置为(0,0,-300)，这是距离房间外的一个大距离。这是必要的，以便克隆可以离开而不会阻挡仍在试图逃离房间的其他克隆。使用</w:t>
-      </w:r>
-      <w:proofErr w:type="spellStart"/>
-      <w:r>
-        <w:t>NavMesh</w:t>
-      </w:r>
-      <w:proofErr w:type="spellEnd"/>
-      <w:r>
-        <w:t>确保克隆可以找到目标，并将避开障碍物和其他克隆。第30行将克隆的健康值初始化为500。</w:t>
-      </w:r>
-    </w:p>
-    <w:p>
-      <w:pPr>
-        <w:pStyle w:val="13"/>
-        <w:ind w:firstLine="480"/>
-        <w:rPr>
-          <w:rFonts w:hint="eastAsia"/>
-        </w:rPr>
-      </w:pPr>
-      <w:r>
-        <w:t>随着模拟运行，每帧调用另一个脚本Update。在每次更新时，评估克隆的位置。当克隆到达z=-50时，认为它已经逃离了房间。</w:t>
-      </w:r>
-    </w:p>
-    <w:p>
-      <w:pPr>
-        <w:pStyle w:val="13"/>
-        <w:ind w:firstLine="480"/>
-        <w:rPr>
-          <w:rFonts w:hint="eastAsia"/>
-        </w:rPr>
-      </w:pPr>
-      <w:r>
-        <w:t>碰撞处理程序</w:t>
-      </w:r>
-      <w:proofErr w:type="spellStart"/>
-      <w:r>
-        <w:t>OnCollisionEnter</w:t>
-      </w:r>
-      <w:proofErr w:type="spellEnd"/>
-      <w:r>
-        <w:t>在克隆与场景中的另一个克隆或对象碰撞时调用。</w:t>
-      </w:r>
-      <w:proofErr w:type="spellStart"/>
-      <w:r>
-        <w:t>OnCollisionEnter</w:t>
-      </w:r>
-      <w:proofErr w:type="spellEnd"/>
-      <w:r>
-        <w:t>递减克隆的健康值。如果健康为零或更少，克隆被标记为死亡，并更新死亡克隆数的统计数据。然而，在非恐慌场景中，没有记录碰撞，这是预期的。</w:t>
-      </w:r>
-    </w:p>
-    <w:p>
-      <w:pPr>
-        <w:pStyle w:val="13"/>
-        <w:ind w:firstLine="480"/>
-        <w:rPr>
-          <w:rFonts w:hint="eastAsia"/>
-        </w:rPr>
-      </w:pPr>
-      <w:r>
-        <w:lastRenderedPageBreak/>
-        <w:t>图4显示了非恐慌场景执行的俯视图。人群正在形成围绕出口的特征性拱形，类似于图1中之前看到的图5从另一个角度显示了相同的非恐慌场景。因此，非恐慌模拟可以被认为满足了定性面验证。</w:t>
-      </w:r>
-    </w:p>
-    <w:p>
-      <w:pPr>
-        <w:pStyle w:val="afd"/>
-        <w:rPr>
-          <w:rFonts w:hint="eastAsia"/>
-        </w:rPr>
-      </w:pPr>
-      <w:r>
-        <w:t>4.3 疏散场景</w:t>
-      </w:r>
-    </w:p>
-    <w:p>
-      <w:pPr>
-        <w:pStyle w:val="af4"/>
-        <w:spacing w:line="360" w:lineRule="auto"/>
-        <w:ind w:left="440" w:firstLine="480"/>
-        <w:rPr>
-          <w:rFonts w:ascii="Times New Roman" w:hAnsi="Times New Roman" w:cs="Times New Roman"/>
-          <w:szCs w:val="24"/>
-        </w:rPr>
-      </w:pPr>
-      <w:r>
-        <w:rPr>
-          <w:rFonts w:ascii="Times New Roman" w:hAnsi="Times New Roman" w:cs="Times New Roman"/>
-          <w:szCs w:val="24"/>
-        </w:rPr>
-        <w:t>如前所述，恐慌和非恐慌疏散场景都被模拟。人群体移动的实现方法在场景之间有所不同。非恐慌人群的实现同时使用</w:t>
-      </w:r>
-      <w:r>
-        <w:rPr>
-          <w:rFonts w:ascii="Times New Roman" w:hAnsi="Times New Roman" w:cs="Times New Roman"/>
-          <w:szCs w:val="24"/>
-        </w:rPr>
-        <w:t>Unity</w:t>
-      </w:r>
-      <w:r>
-        <w:rPr>
-          <w:rFonts w:ascii="Times New Roman" w:hAnsi="Times New Roman" w:cs="Times New Roman"/>
-          <w:szCs w:val="24"/>
-        </w:rPr>
-        <w:t>物理引擎和</w:t>
-      </w:r>
-      <w:r>
-        <w:rPr>
-          <w:rFonts w:ascii="Times New Roman" w:hAnsi="Times New Roman" w:cs="Times New Roman"/>
-          <w:szCs w:val="24"/>
-        </w:rPr>
-        <w:t>Unity AI</w:t>
-      </w:r>
-      <w:r>
-        <w:rPr>
-          <w:rFonts w:ascii="Times New Roman" w:hAnsi="Times New Roman" w:cs="Times New Roman"/>
-          <w:szCs w:val="24"/>
-        </w:rPr>
-        <w:t>引擎，后者采用</w:t>
-      </w:r>
-      <w:r>
-        <w:rPr>
-          <w:rFonts w:ascii="Times New Roman" w:hAnsi="Times New Roman" w:cs="Times New Roman"/>
-          <w:szCs w:val="24"/>
-        </w:rPr>
-        <w:t>Unity</w:t>
-      </w:r>
-      <w:r>
-        <w:rPr>
-          <w:rFonts w:ascii="Times New Roman" w:hAnsi="Times New Roman" w:cs="Times New Roman"/>
-          <w:szCs w:val="24"/>
-        </w:rPr>
-        <w:t>导航网格的形式。恐慌人群的实现仅使用</w:t>
-      </w:r>
-      <w:r>
-        <w:rPr>
-          <w:rFonts w:ascii="Times New Roman" w:hAnsi="Times New Roman" w:cs="Times New Roman"/>
-          <w:szCs w:val="24"/>
-        </w:rPr>
-        <w:t>Unity</w:t>
-      </w:r>
-      <w:r>
-        <w:rPr>
-          <w:rFonts w:ascii="Times New Roman" w:hAnsi="Times New Roman" w:cs="Times New Roman"/>
-          <w:szCs w:val="24"/>
-        </w:rPr>
-        <w:t>物理引擎；人群行为完全基于自定义脚本。</w:t>
-      </w:r>
-    </w:p>
-    <w:p>
-      <w:pPr>
-        <w:pStyle w:val="af4"/>
-        <w:spacing w:line="360" w:lineRule="auto"/>
-        <w:ind w:left="440" w:firstLine="480"/>
-        <w:rPr>
-          <w:rFonts w:ascii="Times New Roman" w:hAnsi="Times New Roman" w:cs="Times New Roman"/>
-          <w:szCs w:val="24"/>
-        </w:rPr>
-      </w:pPr>
-      <w:r>
-        <w:rPr>
-          <w:rFonts w:ascii="Times New Roman" w:hAnsi="Times New Roman" w:cs="Times New Roman"/>
-          <w:szCs w:val="24"/>
-        </w:rPr>
-        <w:t>恐慌和非恐慌人群及场景当然可以使用单一集成脚本实现。然而，</w:t>
-      </w:r>
-      <w:r>
-        <w:rPr>
-          <w:rFonts w:ascii="Times New Roman" w:hAnsi="Times New Roman" w:cs="Times New Roman"/>
-          <w:szCs w:val="24"/>
-        </w:rPr>
-        <w:t>Unity AI</w:t>
-      </w:r>
-      <w:r>
-        <w:rPr>
-          <w:rFonts w:ascii="Times New Roman" w:hAnsi="Times New Roman" w:cs="Times New Roman"/>
-          <w:szCs w:val="24"/>
-        </w:rPr>
-        <w:t>引擎的</w:t>
-      </w:r>
-      <w:r>
-        <w:rPr>
-          <w:rFonts w:ascii="Times New Roman" w:hAnsi="Times New Roman" w:cs="Times New Roman"/>
-          <w:szCs w:val="24"/>
-        </w:rPr>
-        <w:t>"</w:t>
-      </w:r>
-      <w:r>
-        <w:rPr>
-          <w:rFonts w:ascii="Times New Roman" w:hAnsi="Times New Roman" w:cs="Times New Roman"/>
-          <w:szCs w:val="24"/>
-        </w:rPr>
-        <w:t>黑箱</w:t>
-      </w:r>
-      <w:r>
-        <w:rPr>
-          <w:rFonts w:ascii="Times New Roman" w:hAnsi="Times New Roman" w:cs="Times New Roman"/>
-          <w:szCs w:val="24"/>
-        </w:rPr>
-        <w:t>"</w:t>
-      </w:r>
-      <w:r>
-        <w:rPr>
-          <w:rFonts w:ascii="Times New Roman" w:hAnsi="Times New Roman" w:cs="Times New Roman"/>
-          <w:szCs w:val="24"/>
-        </w:rPr>
-        <w:t>性质使得这种实现存在问题，因此我们的实现由恐慌和非恐慌的单独脚本组成。这种实现还有一个好处，即简化了为每个场景调整模型参数的过程。合并恐慌和非恐慌模块的工作留待将来进行。</w:t>
-      </w:r>
-    </w:p>
-    <w:p>
-      <w:pPr>
-        <w:pStyle w:val="aff"/>
-        <w:rPr>
-          <w:rFonts w:hint="eastAsia"/>
-        </w:rPr>
-      </w:pPr>
-      <w:r>
-        <w:t>非恐慌疏散</w:t>
-      </w:r>
-    </w:p>
-    <w:p>
-      <w:pPr>
-        <w:pStyle w:val="13"/>
-        <w:ind w:firstLine="480"/>
-        <w:rPr>
-          <w:rFonts w:hint="eastAsia"/>
-        </w:rPr>
-      </w:pPr>
-      <w:r>
-        <w:t>场景的实例化（即房间和出口）在非恐慌和恐慌版本中相似，但在人群成员的实现上存在一些差异。当人群不恐慌时，第3节讨论的涉及可接受社会距离的力作用在克隆上，但身体力和摩擦力不会，因为通常不会发生碰撞。这些物理力在Helbing模型中为零。因此，非恐慌场景的Crowd Guy预制体表明了与恐慌场景不同的配置。</w:t>
-      </w:r>
-    </w:p>
-    <w:p>
-      <w:pPr>
-        <w:pStyle w:val="13"/>
-        <w:ind w:firstLine="480"/>
-        <w:rPr>
-          <w:rFonts w:hint="eastAsia"/>
-        </w:rPr>
-      </w:pPr>
-      <w:r>
-        <w:t>差异之一是非恐慌Crowd Guy克隆使用Unity Navigation来规划通过出口的路径，同时避开物体或其他克隆。通过让克隆避开路径中的物体，Unity Navigation提供了模拟人群社会力所需的功能。为了在非恐慌场景中使用Unity Navigation，创建了导航网格或</w:t>
-      </w:r>
-      <w:proofErr w:type="spellStart"/>
-      <w:r>
-        <w:t>NavMesh</w:t>
-      </w:r>
-      <w:proofErr w:type="spellEnd"/>
-      <w:r>
-        <w:t>。</w:t>
-      </w:r>
-      <w:proofErr w:type="spellStart"/>
-      <w:r>
-        <w:t>NavMesh</w:t>
-      </w:r>
-      <w:proofErr w:type="spellEnd"/>
-      <w:r>
-        <w:t>是一个简化的几何结构，由场景中所有静止对象组成。然后为每个克隆添加</w:t>
-      </w:r>
-      <w:proofErr w:type="spellStart"/>
-      <w:r>
-        <w:t>NavMesh</w:t>
-      </w:r>
-      <w:proofErr w:type="spellEnd"/>
-      <w:r>
-        <w:t>组件或代理；这使它们能够规划绕过</w:t>
-      </w:r>
-      <w:proofErr w:type="spellStart"/>
-      <w:r>
-        <w:t>NavMesh</w:t>
-      </w:r>
-      <w:proofErr w:type="spellEnd"/>
-      <w:r>
-        <w:t>中各种障碍物的路径。</w:t>
-      </w:r>
-    </w:p>
-    <w:p>
-      <w:pPr>
-        <w:pStyle w:val="13"/>
-        <w:ind w:firstLine="480"/>
-        <w:rPr>
-          <w:rFonts w:hint="eastAsia"/>
-        </w:rPr>
-      </w:pPr>
-      <w:r>
-        <w:t>非恐慌场景利用</w:t>
-      </w:r>
-      <w:proofErr w:type="spellStart"/>
-      <w:r>
-        <w:t>NavMesh</w:t>
-      </w:r>
-      <w:proofErr w:type="spellEnd"/>
-      <w:r>
-        <w:t>来利用Unity AI引擎。虽然</w:t>
-      </w:r>
-      <w:proofErr w:type="spellStart"/>
-      <w:r>
-        <w:t>NavMesh</w:t>
-      </w:r>
-      <w:proofErr w:type="spellEnd"/>
-      <w:r>
-        <w:t>可以调整，但它不允许达到先前工作中展示的模拟结果粒度。然而，选择</w:t>
-      </w:r>
-      <w:proofErr w:type="spellStart"/>
-      <w:r>
-        <w:t>NavMesh</w:t>
-      </w:r>
-      <w:proofErr w:type="spellEnd"/>
-      <w:r>
-        <w:t>大大简化了非恐慌场景的实现，并且只需要有限的校准即可产生现实的结果。</w:t>
-      </w:r>
-    </w:p>
-    <w:p>
-      <w:pPr>
-        <w:pStyle w:val="aff"/>
-        <w:rPr>
-          <w:rFonts w:hint="eastAsia"/>
-        </w:rPr>
-      </w:pPr>
-      <w:r>
-        <w:lastRenderedPageBreak/>
-        <w:t>恐慌疏散</w:t>
-      </w:r>
-    </w:p>
-    <w:p>
-      <w:pPr>
-        <w:pStyle w:val="13"/>
-        <w:ind w:firstLine="480"/>
-        <w:rPr>
-          <w:rFonts w:hint="eastAsia"/>
-        </w:rPr>
-      </w:pPr>
-      <w:r>
-        <w:t>恐慌场景的实现与非恐慌场景在几个方面不同。值得注意的是，克隆移动得更快，并且移动不是通过</w:t>
-      </w:r>
-      <w:proofErr w:type="spellStart"/>
-      <w:r>
-        <w:t>NavMesh</w:t>
-      </w:r>
-      <w:proofErr w:type="spellEnd"/>
-      <w:r>
-        <w:t>代理由Unity AI引擎促进的，不像非恐慌场景。</w:t>
-      </w:r>
-    </w:p>
-    <w:p>
-      <w:pPr>
-        <w:pStyle w:val="13"/>
-        <w:ind w:firstLine="480"/>
-        <w:rPr>
-          <w:rFonts w:hint="eastAsia"/>
-        </w:rPr>
-      </w:pPr>
-      <w:r>
-        <w:t>如前所述，当恐慌发生时，社会力被添加到与其他人群成员碰撞的物理力中。克隆被脚本化向目标(0,0,-49)移动，这只是在房间内部（见图2），然后转身通过门移动，此时被认为已经逃离。</w:t>
-      </w:r>
-    </w:p>
-    <w:p>
-      <w:pPr>
-        <w:pStyle w:val="13"/>
-        <w:ind w:firstLine="480"/>
-        <w:rPr>
-          <w:rFonts w:hint="eastAsia"/>
-        </w:rPr>
-      </w:pPr>
-      <w:r>
-        <w:t>代码摘录2表示恐慌场景的Update方法，每帧执行一次。Update的非恐慌和恐慌版本的不同之处在于，它们附加在不同类的对象上，并且实现了模拟人群恐慌所需的物理力。在恐慌场景中，Update是</w:t>
-      </w:r>
-      <w:proofErr w:type="spellStart"/>
-      <w:r>
-        <w:t>CharacterController</w:t>
-      </w:r>
-      <w:proofErr w:type="spellEnd"/>
-      <w:r>
-        <w:t>对象的脚本组件，而在非恐慌场景中，Update是</w:t>
-      </w:r>
-      <w:proofErr w:type="spellStart"/>
-      <w:r>
-        <w:t>NavMesh</w:t>
-      </w:r>
-      <w:proofErr w:type="spellEnd"/>
-      <w:r>
-        <w:t>代理的组件。因为</w:t>
-      </w:r>
-      <w:proofErr w:type="spellStart"/>
-      <w:r>
-        <w:t>NavMesh</w:t>
-      </w:r>
-      <w:proofErr w:type="spellEnd"/>
-      <w:r>
-        <w:t>代理提供了非恐慌情况下适当的社交距离，其在恐慌场景中的缺失更准确地模拟了恐慌人群。</w:t>
-      </w:r>
-    </w:p>
-    <w:p>
-      <w:pPr>
-        <w:pStyle w:val="13"/>
-        <w:ind w:firstLine="480"/>
-        <w:rPr>
-          <w:rFonts w:hint="eastAsia"/>
-        </w:rPr>
-      </w:pPr>
-      <w:r>
-        <w:t>代码摘录2表示与期望方向相对于当前方向的运动相关的公式(1)部分。第2行检索连接到克隆的</w:t>
-      </w:r>
-      <w:proofErr w:type="spellStart"/>
-      <w:r>
-        <w:t>CharacterController</w:t>
-      </w:r>
-      <w:proofErr w:type="spellEnd"/>
-      <w:r>
-        <w:t>的对象引用。第3-6行测试克隆是否已经逃离，如果是，则继续当前方向的移动并返回。如果克隆尚未逃离，第8-10行计算从指定在(0,0,-49)的出口目标到克隆当前位置的距离。第12-15行指示角色转向目标。第18-24行创建指向目标的归一化方向矢量。第26-29行检查克隆是否在当前更新期间逃离，如果是，则增加逃离计数。第31-39行如果(z&lt;-49)已经到达，则让克隆转身通过门，并继续朝该方向移动。随机元素用于方向，以便克隆在超越目标时不会聚集在一起。第41行使用</w:t>
-      </w:r>
-      <w:proofErr w:type="spellStart"/>
-      <w:r>
-        <w:t>SimpleMove</w:t>
-      </w:r>
-      <w:proofErr w:type="spellEnd"/>
-      <w:r>
-        <w:t>方法将克隆移向目标和更远的地方。</w:t>
-      </w:r>
-      <w:proofErr w:type="spellStart"/>
-      <w:r>
-        <w:t>SimpleMove</w:t>
-      </w:r>
-      <w:proofErr w:type="spellEnd"/>
-      <w:r>
-        <w:t>忽略方向矢量的y分量，并按与速度变量成比例的方式移动克隆。</w:t>
-      </w:r>
-    </w:p>
-    <w:p>
-      <w:pPr>
-        <w:pStyle w:val="13"/>
-        <w:ind w:firstLine="480"/>
-        <w:rPr>
-          <w:rFonts w:hint="eastAsia"/>
-        </w:rPr>
-      </w:pPr>
-      <w:r>
-        <w:t>在代码摘录3中，</w:t>
-      </w:r>
-      <w:proofErr w:type="spellStart"/>
-      <w:r>
-        <w:t>OnControllerColliderHit</w:t>
-      </w:r>
-      <w:proofErr w:type="spellEnd"/>
-      <w:r>
-        <w:t>方法是一个事件处理程序，只要</w:t>
-      </w:r>
-      <w:proofErr w:type="spellStart"/>
-      <w:r>
-        <w:t>CharacterController</w:t>
-      </w:r>
-      <w:proofErr w:type="spellEnd"/>
-      <w:r>
-        <w:t>检测到碰撞就会运行。它实现了公式(1)和(2)分别关于人与人物或物体碰撞中承受的力的分量。第2行找到与克隆碰撞的碰撞体，第5行调用</w:t>
-      </w:r>
-      <w:proofErr w:type="spellStart"/>
-      <w:r>
-        <w:t>takeDamage</w:t>
-      </w:r>
-      <w:proofErr w:type="spellEnd"/>
-      <w:r>
-        <w:t>方法来记录碰撞的人物的损害。第14-21行计算3元素矢量dv的</w:t>
-      </w:r>
-      <w:r>
-        <w:lastRenderedPageBreak/>
-        <w:t>值，该矢量表示由于碰撞施加在一个人身上的力的差异。这些计算与Helbing模型关于人群成员基于碰撞改变方向一致。</w:t>
-      </w:r>
-    </w:p>
-    <w:p>
-      <w:pPr>
-        <w:pStyle w:val="13"/>
-        <w:ind w:firstLine="480"/>
-        <w:rPr>
-          <w:rFonts w:hint="eastAsia"/>
-        </w:rPr>
-      </w:pPr>
-      <w:r>
-        <w:t>在</w:t>
-      </w:r>
-      <w:proofErr w:type="spellStart"/>
-      <w:r>
-        <w:t>takeDamage</w:t>
-      </w:r>
-      <w:proofErr w:type="spellEnd"/>
-      <w:r>
-        <w:t>方法中，在验证克隆尚未逃离后，克隆的健康值递减。如果角色的健康为负，则确定该角色在模拟中死亡，并被替换为倒地的布娃娃。更新表示碰撞、死亡和逃离数量的计数器。</w:t>
-      </w:r>
-    </w:p>
-    <w:p>
-      <w:pPr>
-        <w:pStyle w:val="13"/>
-        <w:ind w:firstLine="480"/>
-        <w:rPr>
-          <w:rFonts w:hint="eastAsia"/>
-        </w:rPr>
-      </w:pPr>
-      <w:r>
-        <w:t>代码摘录4显示了</w:t>
-      </w:r>
-      <w:proofErr w:type="spellStart"/>
-      <w:r>
-        <w:t>addColl</w:t>
-      </w:r>
-      <w:proofErr w:type="spellEnd"/>
-      <w:r>
-        <w:t>和</w:t>
-      </w:r>
-      <w:proofErr w:type="spellStart"/>
-      <w:r>
-        <w:t>updateDisplay</w:t>
-      </w:r>
-      <w:proofErr w:type="spellEnd"/>
-      <w:r>
-        <w:t>方法。第1-13行是</w:t>
-      </w:r>
-      <w:proofErr w:type="spellStart"/>
-      <w:r>
-        <w:t>addColl</w:t>
-      </w:r>
-      <w:proofErr w:type="spellEnd"/>
-      <w:r>
-        <w:t>方法，更新碰撞计数，并在必要时更新死亡计数。如果克隆死亡，则创建一个新位置向量，等于作为参数传递给</w:t>
-      </w:r>
-      <w:proofErr w:type="spellStart"/>
-      <w:r>
-        <w:t>addColl</w:t>
-      </w:r>
-      <w:proofErr w:type="spellEnd"/>
-      <w:r>
-        <w:t>的死亡游戏对象的位置。在第10行，在死亡角色的位置实例化一个新预制体。这个新角色是一个名为Ragdoll的Unity对象，它会立即倒在地上。Ragdoll包含每个绑定角色部分的</w:t>
-      </w:r>
-      <w:proofErr w:type="spellStart"/>
-      <w:r>
-        <w:t>RigidBody</w:t>
-      </w:r>
-      <w:proofErr w:type="spellEnd"/>
-      <w:r>
-        <w:t>碰撞体，并将与</w:t>
-      </w:r>
-      <w:proofErr w:type="spellStart"/>
-      <w:r>
-        <w:t>CharacterController</w:t>
-      </w:r>
-      <w:proofErr w:type="spellEnd"/>
-      <w:r>
-        <w:t>碰撞，因此它们成为场景中的障碍物，因此剩余的克隆必须绕过或攀爬。</w:t>
-      </w:r>
-    </w:p>
-    <w:p>
-      <w:pPr>
-        <w:pStyle w:val="13"/>
-        <w:ind w:firstLine="480"/>
-        <w:rPr>
-          <w:rFonts w:hint="eastAsia"/>
-        </w:rPr>
-      </w:pPr>
-      <w:r>
-        <w:t>图6显示了恐慌场景的俯视图。人群正在以类似于非恐慌场景的方式围绕出口形成半圆形拱形。与非恐慌版本不同，克隆彼此之间、墙壁和出口非常紧密地挤在一起。可以看出，虽然克隆正在逃离，但它们在出口之外的物理分散程度比非恐慌场景（图4）中更多，因为每个时间段逃离的人更少。图7显示了同一场景从另一个角度的另一次运行。这显示了地面上的死亡克隆和活着的克隆试图攀爬它们逃离。</w:t>
-      </w:r>
-    </w:p>
-    <w:p>
-      <w:pPr>
-        <w:pStyle w:val="aff"/>
-        <w:rPr>
-          <w:rFonts w:hint="eastAsia"/>
-        </w:rPr>
-      </w:pPr>
-      <w:r>
-        <w:t>4.4 功能测试</w:t>
-      </w:r>
-    </w:p>
-    <w:p>
-      <w:pPr>
-        <w:pStyle w:val="13"/>
-        <w:ind w:firstLine="480"/>
-        <w:rPr>
-          <w:rFonts w:hint="eastAsia"/>
-        </w:rPr>
-      </w:pPr>
-      <w:r>
-        <w:t>功能测试的目标是评估模型实现的正确性，并确认产生与预期一致的合理定性结果。使用已经描述的基本疏散场景，该场景有一个带单个出口的简单矩形房间。使用了五种不同的人群规模（50、100、150、200和250），并测试了两种场景，非恐慌和恐慌。场景在不同的人群规模和场景之间没有改变。模拟为人群规模和场景的每种组合执行了五次。图5和6来自执行非恐慌人群规模为200的场景，图6和7来自执行恐慌人群规模为200的场景。表1总结了模拟的定量结果。该表显示了每种人群规模和场景组合的疏散时间、碰撞次数、死亡人数和逃离人群成员的均值。疏散时间是最后一个人群成员离开房间或死亡的时间。</w:t>
-      </w:r>
-    </w:p>
-    <w:p>
-      <w:pPr>
-        <w:pStyle w:val="13"/>
-        <w:ind w:firstLine="480"/>
-        <w:rPr>
-          <w:rFonts w:hint="eastAsia"/>
-        </w:rPr>
-      </w:pPr>
-      <w:r>
-        <w:lastRenderedPageBreak/>
-        <w:t>非恐慌场景产生有序的人群向出口移动。出口变得拥堵，但个人人群成员能够相对高效地通过，而不会对彼此造成任何损害。因为人群成员使用Unity Navigation实现，非恐慌人群成员保持社交距离，因此在任何人群规模的任何非恐慌执行中都没有发生碰撞或死亡。</w:t>
-      </w:r>
-    </w:p>
-    <w:p>
-      <w:pPr>
-        <w:pStyle w:val="13"/>
-        <w:ind w:firstLine="480"/>
-        <w:rPr>
-          <w:rFonts w:hint="eastAsia"/>
-        </w:rPr>
-      </w:pPr>
-      <w:r>
-        <w:t>在恐慌场景中，人群成员比非恐慌状态移动得更快。结果，出口堵塞得更快。由于恐慌和拥堵，人群成员在试图到达和通过出口时开始相互推挤。这导致发生了一些碰撞，一些人群成员受到足够的伤害而死亡。碰撞和死亡人数随人群规模增加。未被杀死的的人群成员必须爬过死亡的人群成员，进一步减慢他们的离开速度。人群成员的逃离速度是不规则的，这与Helbing模型的其他实现一致。</w:t>
-      </w:r>
-    </w:p>
-    <w:p>
-      <w:pPr>
-        <w:pStyle w:val="13"/>
-        <w:ind w:firstLine="480"/>
-        <w:rPr>
-          <w:rFonts w:hint="eastAsia"/>
-        </w:rPr>
-      </w:pPr>
-      <w:r>
-        <w:t>两种场景都产生了与我们的预期一致的结果，这些预期来自使用Helbing模型的其他模拟和我们之前的工作。在模拟过程中，疏散的人群成员在出口门周围形成了逼真的拱形结构，这构成了模型非正式定性面验证。这些模拟还表明，当人群不恐慌时，疏散可以无伤害地进行，这与文献一致。</w:t>
-      </w:r>
-    </w:p>
-    <w:p>
-      <w:pPr>
-        <w:pStyle w:val="afb"/>
-      </w:pPr>
-      <w:r>
-        <w:t xml:space="preserve">5. </w:t>
-      </w:r>
-      <w:r>
-        <w:t>验证</w:t>
-      </w:r>
-    </w:p>
-    <w:p>
-      <w:pPr>
-        <w:pStyle w:val="af4"/>
-        <w:spacing w:line="360" w:lineRule="auto"/>
-        <w:ind w:left="440" w:firstLine="480"/>
-        <w:rPr>
-          <w:rFonts w:ascii="Times New Roman" w:hAnsi="Times New Roman" w:cs="Times New Roman"/>
-          <w:szCs w:val="24"/>
-        </w:rPr>
-      </w:pPr>
-      <w:r>
-        <w:rPr>
-          <w:rFonts w:ascii="Times New Roman" w:hAnsi="Times New Roman" w:cs="Times New Roman"/>
-          <w:szCs w:val="24"/>
-        </w:rPr>
-        <w:t>功能测试成功完成后，基于具有更复杂场景的实际人群疏散事件进行了定量校准和验证。通过重新创建事件并将其结果与实际事件进行比较来验证模型是一种有效的验证方法，称为预测验证或回溯预测。这通常（但肯定不是唯一）用于战斗模型。本节报告了定量验证模型的过程和结果。</w:t>
-      </w:r>
-    </w:p>
-    <w:p>
-      <w:pPr>
-        <w:pStyle w:val="afd"/>
-        <w:rPr>
-          <w:rFonts w:hint="eastAsia"/>
-        </w:rPr>
-      </w:pPr>
-      <w:r>
-        <w:t>5.1 验证事件</w:t>
-      </w:r>
-    </w:p>
-    <w:p>
-      <w:pPr>
-        <w:pStyle w:val="13"/>
-        <w:ind w:firstLine="480"/>
-        <w:rPr>
-          <w:rFonts w:hint="eastAsia"/>
-        </w:rPr>
-      </w:pPr>
-      <w:r>
-        <w:t>用于模型验证的事件是2003年2月20日在罗得岛州西沃里克市Station夜总会发生的夜总会火灾期间的恐慌疏散。选择此事件来验证模型是因为可用数据的数量、该数据的细节以及该数据的权威来源。该事件至少在之前被用于模型验证两次，尽管每次方式不同。</w:t>
-      </w:r>
-    </w:p>
-    <w:p>
-      <w:pPr>
-        <w:pStyle w:val="13"/>
-        <w:ind w:firstLine="480"/>
-        <w:rPr>
-          <w:rFonts w:hint="eastAsia"/>
-        </w:rPr>
-      </w:pPr>
-      <w:r>
-        <w:t>在实际事件中，夜总会内部拥挤的音乐会上使用的烟火点燃了墙壁中的聚氨酯绝缘材料，引发了火灾，迅速引发了恐慌疏散。巧合的是，当地电视台的一名摄像师当晚正在夜总会录制一份关于夜总会过度拥挤的报告；该报告的动机是三</w:t>
-      </w:r>
-      <w:r>
-        <w:lastRenderedPageBreak/>
-        <w:t>天前在芝加哥另一家夜总会发生的致命踩踏事件。摄像师能够安全撤离，从夜总会内部和外部拍摄了火灾和疏散过程。该视频和随后的调查记录了疏散时间表和事件（如火灾点燃、具体个人出口、前门附近的堵塞、紧急人员的反应）、人群密度的估计，以及关于逃离人数和使用出口进行逃离的细节。</w:t>
-      </w:r>
-    </w:p>
-    <w:p>
-      <w:pPr>
-        <w:pStyle w:val="13"/>
-        <w:ind w:firstLine="480"/>
-        <w:rPr>
-          <w:rFonts w:hint="eastAsia"/>
-        </w:rPr>
-      </w:pPr>
-      <w:r>
-        <w:t>据报道，火灾发生时夜总会建筑内的人数分别为458和462。本工作使用458。火灾共造成100人死亡，96人在事件中死亡，4人因事件中受的伤而后死亡。死亡原因包括火灾本身（烧伤和烟雾吸入）和恐慌人群产生的挤压力量。恐慌人群的挤压阻碍了一些人群成员在浓黑烟雾中被困之前安全出口的能力。从最初点燃到逃离，大多数人的时间不到90秒。恐慌疏散直到点燃后约30秒才开始；起初，一些人短暂地认为火灾是音乐会烟花的故意组成部分。</w:t>
-      </w:r>
-    </w:p>
-    <w:p>
-      <w:pPr>
-        <w:pStyle w:val="13"/>
-        <w:ind w:firstLine="480"/>
-        <w:rPr>
-          <w:rFonts w:hint="eastAsia"/>
-        </w:rPr>
-      </w:pPr>
-      <w:r>
-        <w:t>建筑有四个不同的门；所有这些门以及两个不同的窗户都被用来逃离建筑。然而，其中一个门，即平台出口，靠近初始点燃位置，仅在火灾前30秒内可达，另一个门，即厨房门，大多数人不知道，因此没有多少人使用它逃离。</w:t>
-      </w:r>
-    </w:p>
-    <w:p>
-      <w:pPr>
-        <w:pStyle w:val="afd"/>
-        <w:rPr>
-          <w:rFonts w:hint="eastAsia"/>
-        </w:rPr>
-      </w:pPr>
-      <w:r>
-        <w:t>5.2 场景实现</w:t>
-      </w:r>
-    </w:p>
-    <w:p>
-      <w:pPr>
-        <w:pStyle w:val="13"/>
-        <w:ind w:firstLine="480"/>
-        <w:rPr>
-          <w:rFonts w:hint="eastAsia"/>
-        </w:rPr>
-      </w:pPr>
-      <w:r>
-        <w:t>Station夜总会建筑和疏散在Unity中重新创建。这样做需要复制建筑布局，在建筑内的适当位置实例化正确数量的人群成员，并为每个人群成员分配与其在实际疏散中使用出口的比例一致的出口。</w:t>
-      </w:r>
-    </w:p>
-    <w:p>
-      <w:pPr>
-        <w:pStyle w:val="13"/>
-        <w:ind w:firstLine="480"/>
-        <w:rPr>
-          <w:rFonts w:hint="eastAsia"/>
-        </w:rPr>
-      </w:pPr>
-      <w:r>
-        <w:t>图8显示了夜总会的平面图，图9显示了Unity实现。一些用于存储和办公空间的墙壁和较小的房间没有实现以简化；省略的房间不在疏散路线上，不影响人群成员的离开时间。</w:t>
-      </w:r>
-    </w:p>
-    <w:p>
-      <w:pPr>
-        <w:pStyle w:val="13"/>
-        <w:ind w:firstLine="480"/>
-        <w:rPr>
-          <w:rFonts w:hint="eastAsia"/>
-        </w:rPr>
-      </w:pPr>
-      <w:r>
-        <w:t>对于每次模拟执行，在夜总会的主房间内为人群体成员创建生成点。Spawn Crowd脚本被修改为支持在夜总会墙壁内为人群成员生成新的生成点。在代表夜总会主房间边界x和z间隔内生成两个均匀分布的随机变量。这些随机变量然后用作Crowd Guy克隆的初始位置。对每个人群成员重复此过程。</w:t>
-      </w:r>
-    </w:p>
-    <w:p>
-      <w:pPr>
-        <w:pStyle w:val="13"/>
-        <w:ind w:firstLine="480"/>
-        <w:rPr>
-          <w:rFonts w:hint="eastAsia"/>
-        </w:rPr>
-      </w:pPr>
-      <w:r>
-        <w:t>在代码摘录5中，每个克隆被随机分配六个出口之一，克隆将通过该出口尝试离开夜总会。出口分配过程不代表应急响应者管理疏散；相反，它代表了在事件中每个人群成员做出的个人出口选择决策。研究表明，在恐慌疏散中，人群成</w:t>
-      </w:r>
-      <w:r>
-        <w:lastRenderedPageBreak/>
-        <w:t>员倾向于通过他们最熟悉的门离开建筑。在不熟悉的建筑中，最有可能是他们进入建筑所使用的同一门，这解释了与主门相关联的相对较大的概率。</w:t>
-      </w:r>
-    </w:p>
-    <w:p>
-      <w:pPr>
-        <w:pStyle w:val="13"/>
-        <w:ind w:firstLine="480"/>
-        <w:rPr>
-          <w:rFonts w:hint="eastAsia"/>
-        </w:rPr>
-      </w:pPr>
-      <w:r>
-        <w:t>夜总会的主房间被分成两个区域，以便克隆将被分配到其初始位置附近的出口。右侧区域（相对于图8和9）的克隆被随机分配通过平台出口门、左窗或主门离开。左侧区域的克隆被随机分配通过主门、右窗、酒吧门或厨房门离开。给定克隆被分配到特定出口的概率与实际疏散中通过该门或窗户离开的人群成员数量成比例。因为分配是随机的，每次运行之间分配给每个人群成员的出口和分配给每个出口的人群成员总数存在变化。</w:t>
-      </w:r>
-    </w:p>
-    <w:p>
-      <w:pPr>
-        <w:pStyle w:val="13"/>
-        <w:ind w:firstLine="480"/>
-        <w:rPr>
-          <w:rFonts w:hint="eastAsia"/>
-        </w:rPr>
-      </w:pPr>
-      <w:r>
-        <w:t>当模拟执行脚本检查克隆是否逃离时，由于内墙，克隆必须从其初始生成点路由到分配的出口点。这是通过根据克隆的初始位置创建中间目标点来实现的。</w:t>
-      </w:r>
-    </w:p>
-    <w:p>
-      <w:pPr>
-        <w:pStyle w:val="13"/>
-        <w:ind w:firstLine="480"/>
-        <w:rPr>
-          <w:rFonts w:hint="eastAsia"/>
-        </w:rPr>
-      </w:pPr>
-      <w:r>
-        <w:t>图10显示了夜总会疏散模拟执行的俯视图。疏散的克隆已经围绕主出口形成了预期的半圆形拱形。一些克隆根据分配的出口通过其他门或窗户离开。图11显示了同一模拟，但稍后从另一个角度。图12显示了模拟结束；死亡克隆在主出口门附近。</w:t>
-      </w:r>
-    </w:p>
-    <w:p>
-      <w:pPr>
-        <w:pStyle w:val="afd"/>
-        <w:rPr>
-          <w:rFonts w:hint="eastAsia"/>
-        </w:rPr>
-      </w:pPr>
-      <w:r>
-        <w:t>5.3 校准</w:t>
-      </w:r>
-    </w:p>
-    <w:p>
-      <w:pPr>
-        <w:pStyle w:val="13"/>
-        <w:ind w:firstLine="480"/>
-        <w:rPr>
-          <w:rFonts w:hint="eastAsia"/>
-        </w:rPr>
-      </w:pPr>
-      <w:r>
-        <w:t>模型校准是将模型及其结果与被建模的真实系统进行比较并修改模型以提高其准确性的迭代过程。当在夜总会场景上测试时，模型最初产生不现实的高碰撞和死亡次数。需要进行校准以使模型的结果与实际事件保持一致。</w:t>
-      </w:r>
-    </w:p>
-    <w:p>
-      <w:pPr>
-        <w:pStyle w:val="13"/>
-        <w:ind w:firstLine="480"/>
-        <w:rPr>
-          <w:rFonts w:hint="eastAsia"/>
-        </w:rPr>
-      </w:pPr>
-      <w:r>
-        <w:t>模型通过迭代调整克隆的两个参数进行校准：移动速度和初始健康。移动速度参数决定了克隆向其分配出口移动的速度，除非因拥堵而减慢。健康参数决定了与其他克隆的多少次碰撞会导致克隆死亡。</w:t>
-      </w:r>
-    </w:p>
-    <w:p>
-      <w:pPr>
-        <w:pStyle w:val="13"/>
-        <w:ind w:firstLine="480"/>
-        <w:rPr>
-          <w:rFonts w:hint="eastAsia"/>
-        </w:rPr>
-      </w:pPr>
-      <w:r>
-        <w:t>模型被执行，参数值被调整以找到产生与实际疏散一致且物理上现实的值的值。在校准过程早期，速度和健康参数值对所有克隆是相同的。凭借一致的值，拥挤导致的死亡人数比火灾和烟雾吸入导致的死亡人数不现实地更高。在校准过程后期，使用正态分布随机生成从克隆到克隆不同的速度和健康值。使用在人群成员之间不同的健康参数值导致拥挤死亡人数与烟雾吸入死亡人数相当，更加现实。产生与实际事件最匹配结果的参数值是一致的速度和正态分布的健康。</w:t>
-      </w:r>
-    </w:p>
-    <w:p>
-      <w:pPr>
-        <w:pStyle w:val="13"/>
-        <w:ind w:firstLine="480"/>
-        <w:rPr>
-          <w:rFonts w:hint="eastAsia"/>
-        </w:rPr>
-      </w:pPr>
-      <w:r>
-        <w:lastRenderedPageBreak/>
-        <w:t>最终，速度和健康的校准调整导致值在一个模拟中产生的总死亡人数密切近似实际事件中发生的100次死亡。如前所述，人群成员在火灾后约有90秒逃离，然后才会在夜总会内死于火灾和烟雾，实际疏散直到火灾开始后约30秒才开始。验证运行在疏散开始时启动，因此在模拟中60秒后留在建筑内的克隆被认为是死于火灾和烟雾吸入。</w:t>
-      </w:r>
-    </w:p>
-    <w:p>
-      <w:pPr>
-        <w:pStyle w:val="afd"/>
-        <w:rPr>
-          <w:rFonts w:hint="eastAsia"/>
-        </w:rPr>
-      </w:pPr>
-      <w:r>
-        <w:t>5.4 验证结果</w:t>
-      </w:r>
-    </w:p>
-    <w:p>
-      <w:pPr>
-        <w:pStyle w:val="13"/>
-        <w:ind w:firstLine="480"/>
-        <w:rPr>
-          <w:rFonts w:hint="eastAsia"/>
-        </w:rPr>
-      </w:pPr>
-      <w:r>
-        <w:t>在校准过程中找到速度、健康和出口分配概率的最佳值后，模型随后被验证。由于模型中存在的随机性，包括每个人群成员的生成点位置、健康值和出口分配，模拟结果存在运行之间的变化。因此，在验证过程中，夜总会疏散模拟被执行30次。记录每次运行的结果，包括踩踏死亡、火灾和烟雾死亡、总死亡和总逃离。重要的是，在校准过程中设置的参数值随后没有调整；在验证过程中没有对模型或其参数进行任何更改。</w:t>
-      </w:r>
-    </w:p>
-    <w:p>
-      <w:pPr>
-        <w:pStyle w:val="13"/>
-        <w:ind w:firstLine="480"/>
-        <w:rPr>
-          <w:rFonts w:hint="eastAsia"/>
-        </w:rPr>
-      </w:pPr>
-      <w:r>
-        <w:t>表2详细列出了30次验证执行的结果。"拥挤死亡"列显示因与其他人群成员碰撞而死亡的人数，"火灾和烟雾死亡"列显示留在建筑中60秒后因此被认为死于火灾或烟雾吸入的人数，"总死亡"列是两种死亡类型的总和。"逃离"列是能够离开建筑的人数。</w:t>
-      </w:r>
-    </w:p>
-    <w:p>
-      <w:pPr>
-        <w:pStyle w:val="13"/>
-        <w:ind w:firstLine="480"/>
-        <w:rPr>
-          <w:rFonts w:hint="eastAsia"/>
-        </w:rPr>
-      </w:pPr>
-      <w:r>
-        <w:t>置信区间用于定量评估验证运行的结果。置信区间通常用于模型验证，当随机模型多次运行的结果与单一实际事件比较时，或者当对物理现象的多次测量与确定性模型的单一运行结果比较时。人群移动模型是随机的，一个事件用于验证，因此前一种情况适用。验证中考虑的反应变量是总死亡和逃离。模型被执行30次，记录反应变量的值。除了这些反应变量的均值、标准差、最小值和最大值外，还使用学生t分布计算了95%置信水平的置信区间。表3详细列出了这些计算的结果。如表所示，总死亡的置信区间为[96.11,106.89]，包括实际事件值100，逃离的置信区间为[351.11,361.89]，也包括实际事件值358。因此，对于这两个反应变量，模型被认为是有效的。</w:t>
-      </w:r>
-    </w:p>
-    <w:p>
-      <w:pPr>
-        <w:pStyle w:val="13"/>
-        <w:ind w:firstLine="480"/>
-        <w:rPr>
-          <w:rFonts w:hint="eastAsia"/>
-        </w:rPr>
-      </w:pPr>
-      <w:r>
-        <w:t>可以争论两个反应变量总死亡和逃离实际上是一个反应变量的两个互补视图，因为总死亡和逃离总是加起来是458，即夜总会中最初的人群成员数量。从这</w:t>
-      </w:r>
-      <w:r>
-        <w:lastRenderedPageBreak/>
-        <w:t>个角度来看，模型使用适当的置信区间验证了一个反应变量（尽管是一个重要的反应变量），即总死亡或逃离。</w:t>
-      </w:r>
-    </w:p>
-    <w:p>
-      <w:pPr>
-        <w:pStyle w:val="afb"/>
-      </w:pPr>
-      <w:r>
-        <w:t xml:space="preserve">6. </w:t>
-      </w:r>
-      <w:r>
-        <w:t>发现和未来工作</w:t>
-      </w:r>
-    </w:p>
-    <w:p>
-      <w:pPr>
-        <w:pStyle w:val="13"/>
-        <w:ind w:firstLine="480"/>
-        <w:rPr>
-          <w:rFonts w:hint="eastAsia"/>
-        </w:rPr>
-      </w:pPr>
-      <w:r>
-        <w:t>本文详细描述了如何在Unity游戏引擎中实现基于物理的人群移动模型。Unity包含用于2D和3D图形生成的渲染引擎和包含碰撞检测功能的物理引擎。在Unity中创建可用的高维现实或想象世界的表示相对容易，与使用高级编程语言实现相同模型和场景可能需要的工作水平相比，优势明显。</w:t>
-      </w:r>
-    </w:p>
-    <w:p>
-      <w:pPr>
-        <w:pStyle w:val="13"/>
-        <w:ind w:firstLine="480"/>
-        <w:rPr>
-          <w:rFonts w:hint="eastAsia"/>
-        </w:rPr>
-      </w:pPr>
-      <w:r>
-        <w:t>建模结果与先前实现此类模型的努力一致。文献中发现的人群疏散的关键特征，如出口周围拱形的形成，在基于Unity的模型中得到了适当复制。总体而言，实现表明，在这种配置下，Unity游戏引擎可用于以相当简单 yet 有用且逼真的方式模拟人群移动，因此可能是对建模人群评估感兴趣的研究人员的可行工具。</w:t>
-      </w:r>
-    </w:p>
-    <w:p>
-      <w:pPr>
-        <w:pStyle w:val="13"/>
-        <w:ind w:firstLine="480"/>
-        <w:rPr>
-          <w:rFonts w:hint="eastAsia"/>
-        </w:rPr>
-      </w:pPr>
-      <w:r>
-        <w:t>此外，使用Station夜总会事件对模型进行定量验证表明，基于Unity的人群疏散模型可以验证为准确的，至少对于与夜总会类似的建筑配置（出口有限的小型建筑和单一危险点）。它们还展示了用于此类模型的验证过程。</w:t>
-      </w:r>
-    </w:p>
-    <w:p>
-      <w:pPr>
-        <w:pStyle w:val="13"/>
-        <w:ind w:firstLine="480"/>
-        <w:rPr>
-          <w:rFonts w:hint="eastAsia"/>
-        </w:rPr>
-      </w:pPr>
-      <w:r>
-        <w:t>有多种方式可以扩展和增强这项工作：</w:t>
-      </w:r>
-    </w:p>
-    <w:p>
-      <w:pPr>
-        <w:pStyle w:val="13"/>
-        <w:ind w:firstLine="480"/>
-        <w:rPr>
-          <w:rFonts w:hint="eastAsia"/>
-        </w:rPr>
-      </w:pPr>
-      <w:r>
-        <w:t>使用增加的人群规模执行模拟，以探索游戏引擎的计算极限。</w:t>
-      </w:r>
-    </w:p>
-    <w:p>
-      <w:pPr>
-        <w:pStyle w:val="13"/>
-        <w:ind w:firstLine="480"/>
-        <w:rPr>
-          <w:rFonts w:hint="eastAsia"/>
-        </w:rPr>
-      </w:pPr>
-      <w:r>
-        <w:t>不仅使用Helbing模型来确定人群成员的碰撞后方向，而且还使用其对人群压力的计算来确定每次碰撞的损害程度。在更新人群成员健康时考虑相对损害。</w:t>
-      </w:r>
-    </w:p>
-    <w:p>
-      <w:pPr>
-        <w:pStyle w:val="13"/>
-        <w:ind w:firstLine="480"/>
-        <w:rPr>
-          <w:rFonts w:hint="eastAsia"/>
-        </w:rPr>
-      </w:pPr>
-      <w:r>
-        <w:t>建模非直接移动，即由于障碍物、视线不良或拥堵，人群成员沿着到达分配出口的非直接路径移动。</w:t>
-      </w:r>
-    </w:p>
-    <w:p>
-      <w:pPr>
-        <w:pStyle w:val="13"/>
-        <w:ind w:firstLine="480"/>
-        <w:rPr>
-          <w:rFonts w:hint="eastAsia"/>
-        </w:rPr>
-      </w:pPr>
-      <w:r>
-        <w:t>建模人群成员改变其出口选择决定到另一个出口，如果他们在到达所选出口的途中被阻挡。</w:t>
-      </w:r>
-    </w:p>
-    <w:p>
-      <w:pPr>
-        <w:pStyle w:val="13"/>
-        <w:ind w:firstLine="480"/>
-        <w:rPr>
-          <w:rFonts w:hint="eastAsia"/>
-        </w:rPr>
-      </w:pPr>
-      <w:r>
-        <w:t>允许不同的人群成员加速度和速度参数，以反映个人对感知人群拥堵的反应和多次非致命碰撞的累积损害影响。</w:t>
-      </w:r>
-    </w:p>
-    <w:p>
-      <w:pPr>
-        <w:pStyle w:val="13"/>
-        <w:ind w:firstLine="480"/>
-        <w:rPr>
-          <w:rFonts w:hint="eastAsia"/>
-        </w:rPr>
-      </w:pPr>
-      <w:r>
-        <w:t>模拟每个人群成员根据他们对情况可能感知到的内容从非恐慌状态到恐慌状态的个别转变，导致并非所有人群成员都会同时恐慌并开始疏散的模拟。</w:t>
-      </w:r>
-    </w:p>
-    <w:p>
-      <w:pPr>
-        <w:pStyle w:val="13"/>
-        <w:ind w:firstLine="480"/>
-        <w:rPr>
-          <w:rFonts w:hint="eastAsia"/>
-        </w:rPr>
-      </w:pPr>
-      <w:r>
-        <w:lastRenderedPageBreak/>
-        <w:t>将恐慌和非恐慌人群的实现合并为集成脚本。</w:t>
-      </w:r>
-    </w:p>
-    <w:p>
-      <w:pPr>
-        <w:pStyle w:val="13"/>
-        <w:ind w:firstLine="480"/>
-        <w:rPr>
-          <w:rFonts w:hint="eastAsia"/>
-        </w:rPr>
-      </w:pPr>
-      <w:r>
-        <w:t>使用额外的历史人群疏散事件验证模型，包括与所使用的事件不同的那些（更大的建筑、更多的出口和/或多个危险点）。</w:t>
-      </w:r>
-    </w:p>
-    <w:p>
-      <w:pPr>
-        <w:pStyle w:val="13"/>
-        <w:ind w:firstLine="480"/>
-        <w:rPr>
-          <w:rFonts w:hint="eastAsia"/>
-        </w:rPr>
+        <w:t>SyDRA生成的架构模型结合使用时，架构理解任务的完成时间有小的但统计显著的减少。</w:t>
+      </w:r>
+    </w:p>
+    <w:p>
+      <w:pPr>
+        <w:pStyle w:val="13"/>
+        <w:ind w:firstLine="480"/>
+      </w:pPr>
+      <w:r>
+        <w:t>最后，我们通过分析实验解包问卷中的答案表明，通过使用SyDRA，开发者可以更好地理解游戏引擎架构，而不会增加他们的感知工作量。在未来工作中，我们打算要求游戏引擎开发者评估我们关于子系统耦合减少的建议（第4.1节）以及子系统内聚增加的建议（第4.2节），以及我们在第4.4节中提出的涌现游戏引擎架构。我们的目标是了解这些建议在专业视频游戏开发设置中是否有用，我们将寻求与独立视频游戏开发公司的合作来实现这一目标。</w:t>
+      </w:r>
+    </w:p>
+    <w:p>
+      <w:pPr>
+        <w:pStyle w:val="13"/>
+        <w:ind w:firstLine="480"/>
+      </w:pPr>
+      <w:r>
+        <w:t>此外，我们意识到SyDRA足够灵活，可用于分析对视频游戏制作至关重要的其他软件家族，如图像和声音编辑器以及3D建模软件。因此，我们打算将SyDRA应用于这些软件家族，以识别可指导其创建、维护和演进的常见架构结构。</w:t>
+      </w:r>
+    </w:p>
+    <w:p>
+      <w:pPr>
+        <w:pStyle w:val="13"/>
+        <w:ind w:firstLine="480"/>
       </w:pPr>
       <w:r>
         <w:rPr>
@@ -2974,7 +2069,7 @@
         <w:t xml:space="preserve"> </w:t>
       </w:r>
       <w:r>
-        <w:t>[1] Walter Alan Cantrell, Mikel D. Petty, Samantha L. Knight, Whitney K. Schueler. Physics-based modeling of crowd evacuation in the Unity game engine[J]. International Journal of Modeling, Simulation, and Scientific Computing, 2018, 9(4): 1850029.</w:t>
+        <w:t>[1] Gabriel C. Ullmann, Yann-Gaël Guéhéneuc, Fabio Petrillo, Nicolas Anquetil, Cristiano Politowski. SyDRA: An approach to understand game engine architecture[J]. Entertainment Computing, 2025, 52: 100832.</w:t>
       </w:r>
     </w:p>
     <w:p>
@@ -3006,7 +2101,7 @@
       </w:pPr>
     </w:p>
     <w:sectPr>
-      <w:headerReference w:type="default" r:id="rId13"/>
+      <w:headerReference w:type="default" r:id="rId15"/>
       <w:pgSz w:w="11906" w:h="16838" w:code="9"/>
       <w:pgMar w:top="1701" w:right="1418" w:bottom="1418" w:left="1418" w:header="1304" w:footer="1021" w:gutter="0"/>
       <w:pgNumType w:start="1"/>
@@ -3214,6 +2309,19 @@
 </w:ftr>
 </file>
 
+<file path=word/footer3.xml><?xml version="1.0" encoding="utf-8"?>
+<w:ftr xmlns:wpc="http://schemas.microsoft.com/office/word/2010/wordprocessingCanvas" xmlns:cx="http://schemas.microsoft.com/office/drawing/2014/chartex" xmlns:cx1="http://schemas.microsoft.com/office/drawing/2015/9/8/chartex" xmlns:cx2="http://schemas.microsoft.com/office/drawing/2015/10/21/chartex" xmlns:cx3="http://schemas.microsoft.com/office/drawing/2016/5/9/chartex" xmlns:cx4="http://schemas.microsoft.com/office/drawing/2016/5/10/chartex" xmlns:cx5="http://schemas.microsoft.com/office/drawing/2016/5/11/chartex" xmlns:cx6="http://schemas.microsoft.com/office/drawing/2016/5/12/chartex" xmlns:cx7="http://schemas.microsoft.com/office/drawing/2016/5/13/chartex" xmlns:cx8="http://schemas.microsoft.com/office/drawing/2016/5/14/chartex" xmlns:mc="http://schemas.openxmlformats.org/markup-compatibility/2006" xmlns:aink="http://schemas.microsoft.com/office/drawing/2016/ink" xmlns:am3d="http://schemas.microsoft.com/office/drawing/2017/model3d" xmlns:o="urn:schemas-microsoft-com:office:office" xmlns:oel="http://schemas.microsoft.com/office/2019/extlst" xmlns:r="http://schemas.openxmlformats.org/officeDocument/2006/relationships" xmlns:m="http://schemas.openxmlformats.org/officeDocument/2006/math" xmlns:v="urn:schemas-microsoft-com:vml" xmlns:wp14="http://schemas.microsoft.com/office/word/2010/wordprocessingDrawing" xmlns:wp="http://schemas.openxmlformats.org/drawingml/2006/wordprocessingDrawing" xmlns:w10="urn:schemas-microsoft-com:office:word" xmlns:w="http://schemas.openxmlformats.org/wordprocessingml/2006/main" xmlns:w14="http://schemas.microsoft.com/office/word/2010/wordml" xmlns:w15="http://schemas.microsoft.com/office/word/2012/wordml" xmlns:w16cex="http://schemas.microsoft.com/office/word/2018/wordml/cex" xmlns:w16cid="http://schemas.microsoft.com/office/word/2016/wordml/cid" xmlns:w16="http://schemas.microsoft.com/office/word/2018/wordml" xmlns:w16du="http://schemas.microsoft.com/office/word/2023/wordml/word16du" xmlns:w16sdtdh="http://schemas.microsoft.com/office/word/2020/wordml/sdtdatahash" xmlns:w16sdtfl="http://schemas.microsoft.com/office/word/2024/wordml/sdtformatlock" xmlns:w16se="http://schemas.microsoft.com/office/word/2015/wordml/symex" xmlns:wpg="http://schemas.microsoft.com/office/word/2010/wordprocessingGroup" xmlns:wpi="http://schemas.microsoft.com/office/word/2010/wordprocessingInk" xmlns:wne="http://schemas.microsoft.com/office/word/2006/wordml" xmlns:wps="http://schemas.microsoft.com/office/word/2010/wordprocessingShape" mc:Ignorable="w14 w15 w16se w16cid w16 w16cex w16sdtdh w16sdtfl w16du wp14">
+  <w:p>
+    <w:pPr>
+      <w:pStyle w:val="a9"/>
+      <w:rPr>
+        <w:rFonts w:hint="eastAsia"/>
+      </w:rPr>
+    </w:pPr>
+  </w:p>
+</w:ftr>
+</file>
+
 <file path=word/footnotes.xml><?xml version="1.0" encoding="utf-8"?>
 <w:footnotes xmlns:wpc="http://schemas.microsoft.com/office/word/2010/wordprocessingCanvas" xmlns:cx="http://schemas.microsoft.com/office/drawing/2014/chartex" xmlns:cx1="http://schemas.microsoft.com/office/drawing/2015/9/8/chartex" xmlns:cx2="http://schemas.microsoft.com/office/drawing/2015/10/21/chartex" xmlns:cx3="http://schemas.microsoft.com/office/drawing/2016/5/9/chartex" xmlns:cx4="http://schemas.microsoft.com/office/drawing/2016/5/10/chartex" xmlns:cx5="http://schemas.microsoft.com/office/drawing/2016/5/11/chartex" xmlns:cx6="http://schemas.microsoft.com/office/drawing/2016/5/12/chartex" xmlns:cx7="http://schemas.microsoft.com/office/drawing/2016/5/13/chartex" xmlns:cx8="http://schemas.microsoft.com/office/drawing/2016/5/14/chartex" xmlns:mc="http://schemas.openxmlformats.org/markup-compatibility/2006" xmlns:aink="http://schemas.microsoft.com/office/drawing/2016/ink" xmlns:am3d="http://schemas.microsoft.com/office/drawing/2017/model3d" xmlns:o="urn:schemas-microsoft-com:office:office" xmlns:oel="http://schemas.microsoft.com/office/2019/extlst" xmlns:r="http://schemas.openxmlformats.org/officeDocument/2006/relationships" xmlns:m="http://schemas.openxmlformats.org/officeDocument/2006/math" xmlns:v="urn:schemas-microsoft-com:vml" xmlns:wp14="http://schemas.microsoft.com/office/word/2010/wordprocessingDrawing" xmlns:wp="http://schemas.openxmlformats.org/drawingml/2006/wordprocessingDrawing" xmlns:w10="urn:schemas-microsoft-com:office:word" xmlns:w="http://schemas.openxmlformats.org/wordprocessingml/2006/main" xmlns:w14="http://schemas.microsoft.com/office/word/2010/wordml" xmlns:w15="http://schemas.microsoft.com/office/word/2012/wordml" xmlns:w16cex="http://schemas.microsoft.com/office/word/2018/wordml/cex" xmlns:w16cid="http://schemas.microsoft.com/office/word/2016/wordml/cid" xmlns:w16="http://schemas.microsoft.com/office/word/2018/wordml" xmlns:w16du="http://schemas.microsoft.com/office/word/2023/wordml/word16du" xmlns:w16sdtdh="http://schemas.microsoft.com/office/word/2020/wordml/sdtdatahash" xmlns:w16sdtfl="http://schemas.microsoft.com/office/word/2024/wordml/sdtformatlock" xmlns:w16se="http://schemas.microsoft.com/office/word/2015/wordml/symex" xmlns:wpg="http://schemas.microsoft.com/office/word/2010/wordprocessingGroup" xmlns:wpi="http://schemas.microsoft.com/office/word/2010/wordprocessingInk" xmlns:wne="http://schemas.microsoft.com/office/word/2006/wordml" xmlns:wps="http://schemas.microsoft.com/office/word/2010/wordprocessingShape" mc:Ignorable="w14 w15 w16se w16cid w16 w16cex w16sdtdh w16sdtfl w16du wp14">
   <w:footnote w:type="separator" w:id="-1">
@@ -3295,22 +2403,31 @@
     <w:pPr>
       <w:pStyle w:val="ab"/>
       <w:rPr>
+        <w:rFonts w:hint="eastAsia"/>
+      </w:rPr>
+    </w:pPr>
+  </w:p>
+</w:hdr>
+</file>
+
+<file path=word/header4.xml><?xml version="1.0" encoding="utf-8"?>
+<w:hdr xmlns:wpc="http://schemas.microsoft.com/office/word/2010/wordprocessingCanvas" xmlns:cx="http://schemas.microsoft.com/office/drawing/2014/chartex" xmlns:cx1="http://schemas.microsoft.com/office/drawing/2015/9/8/chartex" xmlns:cx2="http://schemas.microsoft.com/office/drawing/2015/10/21/chartex" xmlns:cx3="http://schemas.microsoft.com/office/drawing/2016/5/9/chartex" xmlns:cx4="http://schemas.microsoft.com/office/drawing/2016/5/10/chartex" xmlns:cx5="http://schemas.microsoft.com/office/drawing/2016/5/11/chartex" xmlns:cx6="http://schemas.microsoft.com/office/drawing/2016/5/12/chartex" xmlns:cx7="http://schemas.microsoft.com/office/drawing/2016/5/13/chartex" xmlns:cx8="http://schemas.microsoft.com/office/drawing/2016/5/14/chartex" xmlns:mc="http://schemas.openxmlformats.org/markup-compatibility/2006" xmlns:aink="http://schemas.microsoft.com/office/drawing/2016/ink" xmlns:am3d="http://schemas.microsoft.com/office/drawing/2017/model3d" xmlns:o="urn:schemas-microsoft-com:office:office" xmlns:oel="http://schemas.microsoft.com/office/2019/extlst" xmlns:r="http://schemas.openxmlformats.org/officeDocument/2006/relationships" xmlns:m="http://schemas.openxmlformats.org/officeDocument/2006/math" xmlns:v="urn:schemas-microsoft-com:vml" xmlns:wp14="http://schemas.microsoft.com/office/word/2010/wordprocessingDrawing" xmlns:wp="http://schemas.openxmlformats.org/drawingml/2006/wordprocessingDrawing" xmlns:w10="urn:schemas-microsoft-com:office:word" xmlns:w="http://schemas.openxmlformats.org/wordprocessingml/2006/main" xmlns:w14="http://schemas.microsoft.com/office/word/2010/wordml" xmlns:w15="http://schemas.microsoft.com/office/word/2012/wordml" xmlns:w16cex="http://schemas.microsoft.com/office/word/2018/wordml/cex" xmlns:w16cid="http://schemas.microsoft.com/office/word/2016/wordml/cid" xmlns:w16="http://schemas.microsoft.com/office/word/2018/wordml" xmlns:w16du="http://schemas.microsoft.com/office/word/2023/wordml/word16du" xmlns:w16sdtdh="http://schemas.microsoft.com/office/word/2020/wordml/sdtdatahash" xmlns:w16sdtfl="http://schemas.microsoft.com/office/word/2024/wordml/sdtformatlock" xmlns:w16se="http://schemas.microsoft.com/office/word/2015/wordml/symex" xmlns:wpg="http://schemas.microsoft.com/office/word/2010/wordprocessingGroup" xmlns:wpi="http://schemas.microsoft.com/office/word/2010/wordprocessingInk" xmlns:wne="http://schemas.microsoft.com/office/word/2006/wordml" xmlns:wps="http://schemas.microsoft.com/office/word/2010/wordprocessingShape" mc:Ignorable="w14 w15 w16se w16cid w16 w16cex w16sdtdh w16sdtfl w16du wp14">
+  <w:p>
+    <w:pPr>
+      <w:pStyle w:val="ab"/>
+      <w:rPr>
+        <w:rFonts w:hint="eastAsia"/>
+      </w:rPr>
+    </w:pPr>
+    <w:r>
+      <w:rPr>
         <w:rFonts w:ascii="宋体" w:hAnsi="宋体" w:cs="Times New Roman" w:hint="eastAsia"/>
         <w:kern w:val="0"/>
         <w:sz w:val="21"/>
         <w:szCs w:val="21"/>
         <w:lang w:val="zh-CN"/>
       </w:rPr>
-    </w:pPr>
-    <w:r>
-      <w:rPr>
-        <w:rFonts w:ascii="宋体" w:hAnsi="宋体" w:cs="Times New Roman" w:hint="eastAsia"/>
-        <w:kern w:val="0"/>
-        <w:sz w:val="21"/>
-        <w:szCs w:val="21"/>
-        <w:lang w:val="zh-CN"/>
-      </w:rPr>
-      <w:t>Unity游戏引擎中基于物理的人群疏散建模</w:t>
+      <w:t>SyDRA：一种理解游戏引擎架构的方法</w:t>
     </w:r>
   </w:p>
 </w:hdr>
@@ -3319,6 +2436,155 @@
 <file path=word/numbering.xml><?xml version="1.0" encoding="utf-8"?>
 <w:numbering xmlns:wpc="http://schemas.microsoft.com/office/word/2010/wordprocessingCanvas" xmlns:cx="http://schemas.microsoft.com/office/drawing/2014/chartex" xmlns:cx1="http://schemas.microsoft.com/office/drawing/2015/9/8/chartex" xmlns:cx2="http://schemas.microsoft.com/office/drawing/2015/10/21/chartex" xmlns:cx3="http://schemas.microsoft.com/office/drawing/2016/5/9/chartex" xmlns:cx4="http://schemas.microsoft.com/office/drawing/2016/5/10/chartex" xmlns:cx5="http://schemas.microsoft.com/office/drawing/2016/5/11/chartex" xmlns:cx6="http://schemas.microsoft.com/office/drawing/2016/5/12/chartex" xmlns:cx7="http://schemas.microsoft.com/office/drawing/2016/5/13/chartex" xmlns:cx8="http://schemas.microsoft.com/office/drawing/2016/5/14/chartex" xmlns:mc="http://schemas.openxmlformats.org/markup-compatibility/2006" xmlns:aink="http://schemas.microsoft.com/office/drawing/2016/ink" xmlns:am3d="http://schemas.microsoft.com/office/drawing/2017/model3d" xmlns:o="urn:schemas-microsoft-com:office:office" xmlns:oel="http://schemas.microsoft.com/office/2019/extlst" xmlns:r="http://schemas.openxmlformats.org/officeDocument/2006/relationships" xmlns:m="http://schemas.openxmlformats.org/officeDocument/2006/math" xmlns:v="urn:schemas-microsoft-com:vml" xmlns:wp14="http://schemas.microsoft.com/office/word/2010/wordprocessingDrawing" xmlns:wp="http://schemas.openxmlformats.org/drawingml/2006/wordprocessingDrawing" xmlns:w10="urn:schemas-microsoft-com:office:word" xmlns:w="http://schemas.openxmlformats.org/wordprocessingml/2006/main" xmlns:w14="http://schemas.microsoft.com/office/word/2010/wordml" xmlns:w15="http://schemas.microsoft.com/office/word/2012/wordml" xmlns:w16cex="http://schemas.microsoft.com/office/word/2018/wordml/cex" xmlns:w16cid="http://schemas.microsoft.com/office/word/2016/wordml/cid" xmlns:w16="http://schemas.microsoft.com/office/word/2018/wordml" xmlns:w16du="http://schemas.microsoft.com/office/word/2023/wordml/word16du" xmlns:w16sdtdh="http://schemas.microsoft.com/office/word/2020/wordml/sdtdatahash" xmlns:w16sdtfl="http://schemas.microsoft.com/office/word/2024/wordml/sdtformatlock" xmlns:w16se="http://schemas.microsoft.com/office/word/2015/wordml/symex" xmlns:wpg="http://schemas.microsoft.com/office/word/2010/wordprocessingGroup" xmlns:wpi="http://schemas.microsoft.com/office/word/2010/wordprocessingInk" xmlns:wne="http://schemas.microsoft.com/office/word/2006/wordml" xmlns:wps="http://schemas.microsoft.com/office/word/2010/wordprocessingShape" mc:Ignorable="w14 w15 w16se w16cid w16 w16cex w16sdtdh w16sdtfl w16du wp14">
   <w:abstractNum w:abstractNumId="0" w15:restartNumberingAfterBreak="0">
+    <w:nsid w:val="09B505B4"/>
+    <w:multiLevelType w:val="multilevel"/>
+    <w:tmpl w:val="D438F6A6"/>
+    <w:lvl w:ilvl="0">
+      <w:start w:val="1"/>
+      <w:numFmt w:val="bullet"/>
+      <w:lvlText w:val=""/>
+      <w:lvlJc w:val="left"/>
+      <w:pPr>
+        <w:tabs>
+          <w:tab w:val="num" w:pos="720"/>
+        </w:tabs>
+        <w:ind w:left="720" w:hanging="360"/>
+      </w:pPr>
+      <w:rPr>
+        <w:rFonts w:ascii="Symbol" w:hAnsi="Symbol" w:hint="default"/>
+        <w:sz w:val="20"/>
+      </w:rPr>
+    </w:lvl>
+    <w:lvl w:ilvl="1" w:tentative="1">
+      <w:start w:val="1"/>
+      <w:numFmt w:val="bullet"/>
+      <w:lvlText w:val="o"/>
+      <w:lvlJc w:val="left"/>
+      <w:pPr>
+        <w:tabs>
+          <w:tab w:val="num" w:pos="1440"/>
+        </w:tabs>
+        <w:ind w:left="1440" w:hanging="360"/>
+      </w:pPr>
+      <w:rPr>
+        <w:rFonts w:ascii="Courier New" w:hAnsi="Courier New" w:hint="default"/>
+        <w:sz w:val="20"/>
+      </w:rPr>
+    </w:lvl>
+    <w:lvl w:ilvl="2" w:tentative="1">
+      <w:start w:val="1"/>
+      <w:numFmt w:val="bullet"/>
+      <w:lvlText w:val=""/>
+      <w:lvlJc w:val="left"/>
+      <w:pPr>
+        <w:tabs>
+          <w:tab w:val="num" w:pos="2160"/>
+        </w:tabs>
+        <w:ind w:left="2160" w:hanging="360"/>
+      </w:pPr>
+      <w:rPr>
+        <w:rFonts w:ascii="Wingdings" w:hAnsi="Wingdings" w:hint="default"/>
+        <w:sz w:val="20"/>
+      </w:rPr>
+    </w:lvl>
+    <w:lvl w:ilvl="3" w:tentative="1">
+      <w:start w:val="1"/>
+      <w:numFmt w:val="bullet"/>
+      <w:lvlText w:val=""/>
+      <w:lvlJc w:val="left"/>
+      <w:pPr>
+        <w:tabs>
+          <w:tab w:val="num" w:pos="2880"/>
+        </w:tabs>
+        <w:ind w:left="2880" w:hanging="360"/>
+      </w:pPr>
+      <w:rPr>
+        <w:rFonts w:ascii="Wingdings" w:hAnsi="Wingdings" w:hint="default"/>
+        <w:sz w:val="20"/>
+      </w:rPr>
+    </w:lvl>
+    <w:lvl w:ilvl="4" w:tentative="1">
+      <w:start w:val="1"/>
+      <w:numFmt w:val="bullet"/>
+      <w:lvlText w:val=""/>
+      <w:lvlJc w:val="left"/>
+      <w:pPr>
+        <w:tabs>
+          <w:tab w:val="num" w:pos="3600"/>
+        </w:tabs>
+        <w:ind w:left="3600" w:hanging="360"/>
+      </w:pPr>
+      <w:rPr>
+        <w:rFonts w:ascii="Wingdings" w:hAnsi="Wingdings" w:hint="default"/>
+        <w:sz w:val="20"/>
+      </w:rPr>
+    </w:lvl>
+    <w:lvl w:ilvl="5" w:tentative="1">
+      <w:start w:val="1"/>
+      <w:numFmt w:val="bullet"/>
+      <w:lvlText w:val=""/>
+      <w:lvlJc w:val="left"/>
+      <w:pPr>
+        <w:tabs>
+          <w:tab w:val="num" w:pos="4320"/>
+        </w:tabs>
+        <w:ind w:left="4320" w:hanging="360"/>
+      </w:pPr>
+      <w:rPr>
+        <w:rFonts w:ascii="Wingdings" w:hAnsi="Wingdings" w:hint="default"/>
+        <w:sz w:val="20"/>
+      </w:rPr>
+    </w:lvl>
+    <w:lvl w:ilvl="6" w:tentative="1">
+      <w:start w:val="1"/>
+      <w:numFmt w:val="bullet"/>
+      <w:lvlText w:val=""/>
+      <w:lvlJc w:val="left"/>
+      <w:pPr>
+        <w:tabs>
+          <w:tab w:val="num" w:pos="5040"/>
+        </w:tabs>
+        <w:ind w:left="5040" w:hanging="360"/>
+      </w:pPr>
+      <w:rPr>
+        <w:rFonts w:ascii="Wingdings" w:hAnsi="Wingdings" w:hint="default"/>
+        <w:sz w:val="20"/>
+      </w:rPr>
+    </w:lvl>
+    <w:lvl w:ilvl="7" w:tentative="1">
+      <w:start w:val="1"/>
+      <w:numFmt w:val="bullet"/>
+      <w:lvlText w:val=""/>
+      <w:lvlJc w:val="left"/>
+      <w:pPr>
+        <w:tabs>
+          <w:tab w:val="num" w:pos="5760"/>
+        </w:tabs>
+        <w:ind w:left="5760" w:hanging="360"/>
+      </w:pPr>
+      <w:rPr>
+        <w:rFonts w:ascii="Wingdings" w:hAnsi="Wingdings" w:hint="default"/>
+        <w:sz w:val="20"/>
+      </w:rPr>
+    </w:lvl>
+    <w:lvl w:ilvl="8" w:tentative="1">
+      <w:start w:val="1"/>
+      <w:numFmt w:val="bullet"/>
+      <w:lvlText w:val=""/>
+      <w:lvlJc w:val="left"/>
+      <w:pPr>
+        <w:tabs>
+          <w:tab w:val="num" w:pos="6480"/>
+        </w:tabs>
+        <w:ind w:left="6480" w:hanging="360"/>
+      </w:pPr>
+      <w:rPr>
+        <w:rFonts w:ascii="Wingdings" w:hAnsi="Wingdings" w:hint="default"/>
+        <w:sz w:val="20"/>
+      </w:rPr>
+    </w:lvl>
+  </w:abstractNum>
+  <w:abstractNum w:abstractNumId="1" w15:restartNumberingAfterBreak="0">
     <w:nsid w:val="1AD21538"/>
     <w:multiLevelType w:val="multilevel"/>
     <w:tmpl w:val="4E20AF52"/>
@@ -3467,7 +2733,156 @@
       </w:rPr>
     </w:lvl>
   </w:abstractNum>
-  <w:abstractNum w:abstractNumId="1" w15:restartNumberingAfterBreak="0">
+  <w:abstractNum w:abstractNumId="2" w15:restartNumberingAfterBreak="0">
+    <w:nsid w:val="1AE61DEF"/>
+    <w:multiLevelType w:val="multilevel"/>
+    <w:tmpl w:val="256AB330"/>
+    <w:lvl w:ilvl="0">
+      <w:start w:val="1"/>
+      <w:numFmt w:val="bullet"/>
+      <w:lvlText w:val=""/>
+      <w:lvlJc w:val="left"/>
+      <w:pPr>
+        <w:tabs>
+          <w:tab w:val="num" w:pos="720"/>
+        </w:tabs>
+        <w:ind w:left="720" w:hanging="360"/>
+      </w:pPr>
+      <w:rPr>
+        <w:rFonts w:ascii="Symbol" w:hAnsi="Symbol" w:hint="default"/>
+        <w:sz w:val="20"/>
+      </w:rPr>
+    </w:lvl>
+    <w:lvl w:ilvl="1" w:tentative="1">
+      <w:start w:val="1"/>
+      <w:numFmt w:val="bullet"/>
+      <w:lvlText w:val="o"/>
+      <w:lvlJc w:val="left"/>
+      <w:pPr>
+        <w:tabs>
+          <w:tab w:val="num" w:pos="1440"/>
+        </w:tabs>
+        <w:ind w:left="1440" w:hanging="360"/>
+      </w:pPr>
+      <w:rPr>
+        <w:rFonts w:ascii="Courier New" w:hAnsi="Courier New" w:hint="default"/>
+        <w:sz w:val="20"/>
+      </w:rPr>
+    </w:lvl>
+    <w:lvl w:ilvl="2" w:tentative="1">
+      <w:start w:val="1"/>
+      <w:numFmt w:val="bullet"/>
+      <w:lvlText w:val=""/>
+      <w:lvlJc w:val="left"/>
+      <w:pPr>
+        <w:tabs>
+          <w:tab w:val="num" w:pos="2160"/>
+        </w:tabs>
+        <w:ind w:left="2160" w:hanging="360"/>
+      </w:pPr>
+      <w:rPr>
+        <w:rFonts w:ascii="Wingdings" w:hAnsi="Wingdings" w:hint="default"/>
+        <w:sz w:val="20"/>
+      </w:rPr>
+    </w:lvl>
+    <w:lvl w:ilvl="3" w:tentative="1">
+      <w:start w:val="1"/>
+      <w:numFmt w:val="bullet"/>
+      <w:lvlText w:val=""/>
+      <w:lvlJc w:val="left"/>
+      <w:pPr>
+        <w:tabs>
+          <w:tab w:val="num" w:pos="2880"/>
+        </w:tabs>
+        <w:ind w:left="2880" w:hanging="360"/>
+      </w:pPr>
+      <w:rPr>
+        <w:rFonts w:ascii="Wingdings" w:hAnsi="Wingdings" w:hint="default"/>
+        <w:sz w:val="20"/>
+      </w:rPr>
+    </w:lvl>
+    <w:lvl w:ilvl="4" w:tentative="1">
+      <w:start w:val="1"/>
+      <w:numFmt w:val="bullet"/>
+      <w:lvlText w:val=""/>
+      <w:lvlJc w:val="left"/>
+      <w:pPr>
+        <w:tabs>
+          <w:tab w:val="num" w:pos="3600"/>
+        </w:tabs>
+        <w:ind w:left="3600" w:hanging="360"/>
+      </w:pPr>
+      <w:rPr>
+        <w:rFonts w:ascii="Wingdings" w:hAnsi="Wingdings" w:hint="default"/>
+        <w:sz w:val="20"/>
+      </w:rPr>
+    </w:lvl>
+    <w:lvl w:ilvl="5" w:tentative="1">
+      <w:start w:val="1"/>
+      <w:numFmt w:val="bullet"/>
+      <w:lvlText w:val=""/>
+      <w:lvlJc w:val="left"/>
+      <w:pPr>
+        <w:tabs>
+          <w:tab w:val="num" w:pos="4320"/>
+        </w:tabs>
+        <w:ind w:left="4320" w:hanging="360"/>
+      </w:pPr>
+      <w:rPr>
+        <w:rFonts w:ascii="Wingdings" w:hAnsi="Wingdings" w:hint="default"/>
+        <w:sz w:val="20"/>
+      </w:rPr>
+    </w:lvl>
+    <w:lvl w:ilvl="6" w:tentative="1">
+      <w:start w:val="1"/>
+      <w:numFmt w:val="bullet"/>
+      <w:lvlText w:val=""/>
+      <w:lvlJc w:val="left"/>
+      <w:pPr>
+        <w:tabs>
+          <w:tab w:val="num" w:pos="5040"/>
+        </w:tabs>
+        <w:ind w:left="5040" w:hanging="360"/>
+      </w:pPr>
+      <w:rPr>
+        <w:rFonts w:ascii="Wingdings" w:hAnsi="Wingdings" w:hint="default"/>
+        <w:sz w:val="20"/>
+      </w:rPr>
+    </w:lvl>
+    <w:lvl w:ilvl="7" w:tentative="1">
+      <w:start w:val="1"/>
+      <w:numFmt w:val="bullet"/>
+      <w:lvlText w:val=""/>
+      <w:lvlJc w:val="left"/>
+      <w:pPr>
+        <w:tabs>
+          <w:tab w:val="num" w:pos="5760"/>
+        </w:tabs>
+        <w:ind w:left="5760" w:hanging="360"/>
+      </w:pPr>
+      <w:rPr>
+        <w:rFonts w:ascii="Wingdings" w:hAnsi="Wingdings" w:hint="default"/>
+        <w:sz w:val="20"/>
+      </w:rPr>
+    </w:lvl>
+    <w:lvl w:ilvl="8" w:tentative="1">
+      <w:start w:val="1"/>
+      <w:numFmt w:val="bullet"/>
+      <w:lvlText w:val=""/>
+      <w:lvlJc w:val="left"/>
+      <w:pPr>
+        <w:tabs>
+          <w:tab w:val="num" w:pos="6480"/>
+        </w:tabs>
+        <w:ind w:left="6480" w:hanging="360"/>
+      </w:pPr>
+      <w:rPr>
+        <w:rFonts w:ascii="Wingdings" w:hAnsi="Wingdings" w:hint="default"/>
+        <w:sz w:val="20"/>
+      </w:rPr>
+    </w:lvl>
+  </w:abstractNum>
+  <w:abstractNum w:abstractNumId="3" w15:restartNumberingAfterBreak="0">
     <w:nsid w:val="2DC11002"/>
     <w:multiLevelType w:val="hybridMultilevel"/>
     <w:tmpl w:val="95A67BB2"/>
@@ -3580,7 +2995,120 @@
       </w:rPr>
     </w:lvl>
   </w:abstractNum>
-  <w:abstractNum w:abstractNumId="2" w15:restartNumberingAfterBreak="0">
+  <w:abstractNum w:abstractNumId="4" w15:restartNumberingAfterBreak="0">
+    <w:nsid w:val="32860B65"/>
+    <w:multiLevelType w:val="multilevel"/>
+    <w:tmpl w:val="A26A2D1E"/>
+    <w:lvl w:ilvl="0">
+      <w:start w:val="1"/>
+      <w:numFmt w:val="decimal"/>
+      <w:lvlText w:val="%1."/>
+      <w:lvlJc w:val="left"/>
+      <w:pPr>
+        <w:tabs>
+          <w:tab w:val="num" w:pos="720"/>
+        </w:tabs>
+        <w:ind w:left="720" w:hanging="360"/>
+      </w:pPr>
+    </w:lvl>
+    <w:lvl w:ilvl="1" w:tentative="1">
+      <w:start w:val="1"/>
+      <w:numFmt w:val="decimal"/>
+      <w:lvlText w:val="%2."/>
+      <w:lvlJc w:val="left"/>
+      <w:pPr>
+        <w:tabs>
+          <w:tab w:val="num" w:pos="1440"/>
+        </w:tabs>
+        <w:ind w:left="1440" w:hanging="360"/>
+      </w:pPr>
+    </w:lvl>
+    <w:lvl w:ilvl="2" w:tentative="1">
+      <w:start w:val="1"/>
+      <w:numFmt w:val="decimal"/>
+      <w:lvlText w:val="%3."/>
+      <w:lvlJc w:val="left"/>
+      <w:pPr>
+        <w:tabs>
+          <w:tab w:val="num" w:pos="2160"/>
+        </w:tabs>
+        <w:ind w:left="2160" w:hanging="360"/>
+      </w:pPr>
+    </w:lvl>
+    <w:lvl w:ilvl="3" w:tentative="1">
+      <w:start w:val="1"/>
+      <w:numFmt w:val="decimal"/>
+      <w:lvlText w:val="%4."/>
+      <w:lvlJc w:val="left"/>
+      <w:pPr>
+        <w:tabs>
+          <w:tab w:val="num" w:pos="2880"/>
+        </w:tabs>
+        <w:ind w:left="2880" w:hanging="360"/>
+      </w:pPr>
+    </w:lvl>
+    <w:lvl w:ilvl="4" w:tentative="1">
+      <w:start w:val="1"/>
+      <w:numFmt w:val="decimal"/>
+      <w:lvlText w:val="%5."/>
+      <w:lvlJc w:val="left"/>
+      <w:pPr>
+        <w:tabs>
+          <w:tab w:val="num" w:pos="3600"/>
+        </w:tabs>
+        <w:ind w:left="3600" w:hanging="360"/>
+      </w:pPr>
+    </w:lvl>
+    <w:lvl w:ilvl="5" w:tentative="1">
+      <w:start w:val="1"/>
+      <w:numFmt w:val="decimal"/>
+      <w:lvlText w:val="%6."/>
+      <w:lvlJc w:val="left"/>
+      <w:pPr>
+        <w:tabs>
+          <w:tab w:val="num" w:pos="4320"/>
+        </w:tabs>
+        <w:ind w:left="4320" w:hanging="360"/>
+      </w:pPr>
+    </w:lvl>
+    <w:lvl w:ilvl="6" w:tentative="1">
+      <w:start w:val="1"/>
+      <w:numFmt w:val="decimal"/>
+      <w:lvlText w:val="%7."/>
+      <w:lvlJc w:val="left"/>
+      <w:pPr>
+        <w:tabs>
+          <w:tab w:val="num" w:pos="5040"/>
+        </w:tabs>
+        <w:ind w:left="5040" w:hanging="360"/>
+      </w:pPr>
+    </w:lvl>
+    <w:lvl w:ilvl="7" w:tentative="1">
+      <w:start w:val="1"/>
+      <w:numFmt w:val="decimal"/>
+      <w:lvlText w:val="%8."/>
+      <w:lvlJc w:val="left"/>
+      <w:pPr>
+        <w:tabs>
+          <w:tab w:val="num" w:pos="5760"/>
+        </w:tabs>
+        <w:ind w:left="5760" w:hanging="360"/>
+      </w:pPr>
+    </w:lvl>
+    <w:lvl w:ilvl="8" w:tentative="1">
+      <w:start w:val="1"/>
+      <w:numFmt w:val="decimal"/>
+      <w:lvlText w:val="%9."/>
+      <w:lvlJc w:val="left"/>
+      <w:pPr>
+        <w:tabs>
+          <w:tab w:val="num" w:pos="6480"/>
+        </w:tabs>
+        <w:ind w:left="6480" w:hanging="360"/>
+      </w:pPr>
+    </w:lvl>
+  </w:abstractNum>
+  <w:abstractNum w:abstractNumId="5" w15:restartNumberingAfterBreak="0">
     <w:nsid w:val="37D17BC1"/>
     <w:multiLevelType w:val="hybridMultilevel"/>
     <w:tmpl w:val="913AF5D8"/>
@@ -3693,7 +3221,567 @@
       </w:rPr>
     </w:lvl>
   </w:abstractNum>
-  <w:abstractNum w:abstractNumId="3" w15:restartNumberingAfterBreak="0">
+  <w:abstractNum w:abstractNumId="6" w15:restartNumberingAfterBreak="0">
+    <w:nsid w:val="40275777"/>
+    <w:multiLevelType w:val="multilevel"/>
+    <w:tmpl w:val="7422C88C"/>
+    <w:lvl w:ilvl="0">
+      <w:start w:val="1"/>
+      <w:numFmt w:val="bullet"/>
+      <w:lvlText w:val=""/>
+      <w:lvlJc w:val="left"/>
+      <w:pPr>
+        <w:tabs>
+          <w:tab w:val="num" w:pos="720"/>
+        </w:tabs>
+        <w:ind w:left="720" w:hanging="360"/>
+      </w:pPr>
+      <w:rPr>
+        <w:rFonts w:ascii="Symbol" w:hAnsi="Symbol" w:hint="default"/>
+        <w:sz w:val="20"/>
+      </w:rPr>
+    </w:lvl>
+    <w:lvl w:ilvl="1" w:tentative="1">
+      <w:start w:val="1"/>
+      <w:numFmt w:val="bullet"/>
+      <w:lvlText w:val="o"/>
+      <w:lvlJc w:val="left"/>
+      <w:pPr>
+        <w:tabs>
+          <w:tab w:val="num" w:pos="1440"/>
+        </w:tabs>
+        <w:ind w:left="1440" w:hanging="360"/>
+      </w:pPr>
+      <w:rPr>
+        <w:rFonts w:ascii="Courier New" w:hAnsi="Courier New" w:hint="default"/>
+        <w:sz w:val="20"/>
+      </w:rPr>
+    </w:lvl>
+    <w:lvl w:ilvl="2" w:tentative="1">
+      <w:start w:val="1"/>
+      <w:numFmt w:val="bullet"/>
+      <w:lvlText w:val=""/>
+      <w:lvlJc w:val="left"/>
+      <w:pPr>
+        <w:tabs>
+          <w:tab w:val="num" w:pos="2160"/>
+        </w:tabs>
+        <w:ind w:left="2160" w:hanging="360"/>
+      </w:pPr>
+      <w:rPr>
+        <w:rFonts w:ascii="Wingdings" w:hAnsi="Wingdings" w:hint="default"/>
+        <w:sz w:val="20"/>
+      </w:rPr>
+    </w:lvl>
+    <w:lvl w:ilvl="3" w:tentative="1">
+      <w:start w:val="1"/>
+      <w:numFmt w:val="bullet"/>
+      <w:lvlText w:val=""/>
+      <w:lvlJc w:val="left"/>
+      <w:pPr>
+        <w:tabs>
+          <w:tab w:val="num" w:pos="2880"/>
+        </w:tabs>
+        <w:ind w:left="2880" w:hanging="360"/>
+      </w:pPr>
+      <w:rPr>
+        <w:rFonts w:ascii="Wingdings" w:hAnsi="Wingdings" w:hint="default"/>
+        <w:sz w:val="20"/>
+      </w:rPr>
+    </w:lvl>
+    <w:lvl w:ilvl="4" w:tentative="1">
+      <w:start w:val="1"/>
+      <w:numFmt w:val="bullet"/>
+      <w:lvlText w:val=""/>
+      <w:lvlJc w:val="left"/>
+      <w:pPr>
+        <w:tabs>
+          <w:tab w:val="num" w:pos="3600"/>
+        </w:tabs>
+        <w:ind w:left="3600" w:hanging="360"/>
+      </w:pPr>
+      <w:rPr>
+        <w:rFonts w:ascii="Wingdings" w:hAnsi="Wingdings" w:hint="default"/>
+        <w:sz w:val="20"/>
+      </w:rPr>
+    </w:lvl>
+    <w:lvl w:ilvl="5" w:tentative="1">
+      <w:start w:val="1"/>
+      <w:numFmt w:val="bullet"/>
+      <w:lvlText w:val=""/>
+      <w:lvlJc w:val="left"/>
+      <w:pPr>
+        <w:tabs>
+          <w:tab w:val="num" w:pos="4320"/>
+        </w:tabs>
+        <w:ind w:left="4320" w:hanging="360"/>
+      </w:pPr>
+      <w:rPr>
+        <w:rFonts w:ascii="Wingdings" w:hAnsi="Wingdings" w:hint="default"/>
+        <w:sz w:val="20"/>
+      </w:rPr>
+    </w:lvl>
+    <w:lvl w:ilvl="6" w:tentative="1">
+      <w:start w:val="1"/>
+      <w:numFmt w:val="bullet"/>
+      <w:lvlText w:val=""/>
+      <w:lvlJc w:val="left"/>
+      <w:pPr>
+        <w:tabs>
+          <w:tab w:val="num" w:pos="5040"/>
+        </w:tabs>
+        <w:ind w:left="5040" w:hanging="360"/>
+      </w:pPr>
+      <w:rPr>
+        <w:rFonts w:ascii="Wingdings" w:hAnsi="Wingdings" w:hint="default"/>
+        <w:sz w:val="20"/>
+      </w:rPr>
+    </w:lvl>
+    <w:lvl w:ilvl="7" w:tentative="1">
+      <w:start w:val="1"/>
+      <w:numFmt w:val="bullet"/>
+      <w:lvlText w:val=""/>
+      <w:lvlJc w:val="left"/>
+      <w:pPr>
+        <w:tabs>
+          <w:tab w:val="num" w:pos="5760"/>
+        </w:tabs>
+        <w:ind w:left="5760" w:hanging="360"/>
+      </w:pPr>
+      <w:rPr>
+        <w:rFonts w:ascii="Wingdings" w:hAnsi="Wingdings" w:hint="default"/>
+        <w:sz w:val="20"/>
+      </w:rPr>
+    </w:lvl>
+    <w:lvl w:ilvl="8" w:tentative="1">
+      <w:start w:val="1"/>
+      <w:numFmt w:val="bullet"/>
+      <w:lvlText w:val=""/>
+      <w:lvlJc w:val="left"/>
+      <w:pPr>
+        <w:tabs>
+          <w:tab w:val="num" w:pos="6480"/>
+        </w:tabs>
+        <w:ind w:left="6480" w:hanging="360"/>
+      </w:pPr>
+      <w:rPr>
+        <w:rFonts w:ascii="Wingdings" w:hAnsi="Wingdings" w:hint="default"/>
+        <w:sz w:val="20"/>
+      </w:rPr>
+    </w:lvl>
+  </w:abstractNum>
+  <w:abstractNum w:abstractNumId="7" w15:restartNumberingAfterBreak="0">
+    <w:nsid w:val="41400428"/>
+    <w:multiLevelType w:val="multilevel"/>
+    <w:tmpl w:val="54245028"/>
+    <w:lvl w:ilvl="0">
+      <w:start w:val="1"/>
+      <w:numFmt w:val="decimal"/>
+      <w:lvlText w:val="%1."/>
+      <w:lvlJc w:val="left"/>
+      <w:pPr>
+        <w:tabs>
+          <w:tab w:val="num" w:pos="720"/>
+        </w:tabs>
+        <w:ind w:left="720" w:hanging="360"/>
+      </w:pPr>
+    </w:lvl>
+    <w:lvl w:ilvl="1" w:tentative="1">
+      <w:start w:val="1"/>
+      <w:numFmt w:val="decimal"/>
+      <w:lvlText w:val="%2."/>
+      <w:lvlJc w:val="left"/>
+      <w:pPr>
+        <w:tabs>
+          <w:tab w:val="num" w:pos="1440"/>
+        </w:tabs>
+        <w:ind w:left="1440" w:hanging="360"/>
+      </w:pPr>
+    </w:lvl>
+    <w:lvl w:ilvl="2" w:tentative="1">
+      <w:start w:val="1"/>
+      <w:numFmt w:val="decimal"/>
+      <w:lvlText w:val="%3."/>
+      <w:lvlJc w:val="left"/>
+      <w:pPr>
+        <w:tabs>
+          <w:tab w:val="num" w:pos="2160"/>
+        </w:tabs>
+        <w:ind w:left="2160" w:hanging="360"/>
+      </w:pPr>
+    </w:lvl>
+    <w:lvl w:ilvl="3" w:tentative="1">
+      <w:start w:val="1"/>
+      <w:numFmt w:val="decimal"/>
+      <w:lvlText w:val="%4."/>
+      <w:lvlJc w:val="left"/>
+      <w:pPr>
+        <w:tabs>
+          <w:tab w:val="num" w:pos="2880"/>
+        </w:tabs>
+        <w:ind w:left="2880" w:hanging="360"/>
+      </w:pPr>
+    </w:lvl>
+    <w:lvl w:ilvl="4" w:tentative="1">
+      <w:start w:val="1"/>
+      <w:numFmt w:val="decimal"/>
+      <w:lvlText w:val="%5."/>
+      <w:lvlJc w:val="left"/>
+      <w:pPr>
+        <w:tabs>
+          <w:tab w:val="num" w:pos="3600"/>
+        </w:tabs>
+        <w:ind w:left="3600" w:hanging="360"/>
+      </w:pPr>
+    </w:lvl>
+    <w:lvl w:ilvl="5" w:tentative="1">
+      <w:start w:val="1"/>
+      <w:numFmt w:val="decimal"/>
+      <w:lvlText w:val="%6."/>
+      <w:lvlJc w:val="left"/>
+      <w:pPr>
+        <w:tabs>
+          <w:tab w:val="num" w:pos="4320"/>
+        </w:tabs>
+        <w:ind w:left="4320" w:hanging="360"/>
+      </w:pPr>
+    </w:lvl>
+    <w:lvl w:ilvl="6" w:tentative="1">
+      <w:start w:val="1"/>
+      <w:numFmt w:val="decimal"/>
+      <w:lvlText w:val="%7."/>
+      <w:lvlJc w:val="left"/>
+      <w:pPr>
+        <w:tabs>
+          <w:tab w:val="num" w:pos="5040"/>
+        </w:tabs>
+        <w:ind w:left="5040" w:hanging="360"/>
+      </w:pPr>
+    </w:lvl>
+    <w:lvl w:ilvl="7" w:tentative="1">
+      <w:start w:val="1"/>
+      <w:numFmt w:val="decimal"/>
+      <w:lvlText w:val="%8."/>
+      <w:lvlJc w:val="left"/>
+      <w:pPr>
+        <w:tabs>
+          <w:tab w:val="num" w:pos="5760"/>
+        </w:tabs>
+        <w:ind w:left="5760" w:hanging="360"/>
+      </w:pPr>
+    </w:lvl>
+    <w:lvl w:ilvl="8" w:tentative="1">
+      <w:start w:val="1"/>
+      <w:numFmt w:val="decimal"/>
+      <w:lvlText w:val="%9."/>
+      <w:lvlJc w:val="left"/>
+      <w:pPr>
+        <w:tabs>
+          <w:tab w:val="num" w:pos="6480"/>
+        </w:tabs>
+        <w:ind w:left="6480" w:hanging="360"/>
+      </w:pPr>
+    </w:lvl>
+  </w:abstractNum>
+  <w:abstractNum w:abstractNumId="8" w15:restartNumberingAfterBreak="0">
+    <w:nsid w:val="4A600A60"/>
+    <w:multiLevelType w:val="multilevel"/>
+    <w:tmpl w:val="47FE3AB2"/>
+    <w:lvl w:ilvl="0">
+      <w:start w:val="1"/>
+      <w:numFmt w:val="bullet"/>
+      <w:lvlText w:val=""/>
+      <w:lvlJc w:val="left"/>
+      <w:pPr>
+        <w:tabs>
+          <w:tab w:val="num" w:pos="720"/>
+        </w:tabs>
+        <w:ind w:left="720" w:hanging="360"/>
+      </w:pPr>
+      <w:rPr>
+        <w:rFonts w:ascii="Symbol" w:hAnsi="Symbol" w:hint="default"/>
+        <w:sz w:val="20"/>
+      </w:rPr>
+    </w:lvl>
+    <w:lvl w:ilvl="1" w:tentative="1">
+      <w:start w:val="1"/>
+      <w:numFmt w:val="bullet"/>
+      <w:lvlText w:val="o"/>
+      <w:lvlJc w:val="left"/>
+      <w:pPr>
+        <w:tabs>
+          <w:tab w:val="num" w:pos="1440"/>
+        </w:tabs>
+        <w:ind w:left="1440" w:hanging="360"/>
+      </w:pPr>
+      <w:rPr>
+        <w:rFonts w:ascii="Courier New" w:hAnsi="Courier New" w:hint="default"/>
+        <w:sz w:val="20"/>
+      </w:rPr>
+    </w:lvl>
+    <w:lvl w:ilvl="2" w:tentative="1">
+      <w:start w:val="1"/>
+      <w:numFmt w:val="bullet"/>
+      <w:lvlText w:val=""/>
+      <w:lvlJc w:val="left"/>
+      <w:pPr>
+        <w:tabs>
+          <w:tab w:val="num" w:pos="2160"/>
+        </w:tabs>
+        <w:ind w:left="2160" w:hanging="360"/>
+      </w:pPr>
+      <w:rPr>
+        <w:rFonts w:ascii="Wingdings" w:hAnsi="Wingdings" w:hint="default"/>
+        <w:sz w:val="20"/>
+      </w:rPr>
+    </w:lvl>
+    <w:lvl w:ilvl="3" w:tentative="1">
+      <w:start w:val="1"/>
+      <w:numFmt w:val="bullet"/>
+      <w:lvlText w:val=""/>
+      <w:lvlJc w:val="left"/>
+      <w:pPr>
+        <w:tabs>
+          <w:tab w:val="num" w:pos="2880"/>
+        </w:tabs>
+        <w:ind w:left="2880" w:hanging="360"/>
+      </w:pPr>
+      <w:rPr>
+        <w:rFonts w:ascii="Wingdings" w:hAnsi="Wingdings" w:hint="default"/>
+        <w:sz w:val="20"/>
+      </w:rPr>
+    </w:lvl>
+    <w:lvl w:ilvl="4" w:tentative="1">
+      <w:start w:val="1"/>
+      <w:numFmt w:val="bullet"/>
+      <w:lvlText w:val=""/>
+      <w:lvlJc w:val="left"/>
+      <w:pPr>
+        <w:tabs>
+          <w:tab w:val="num" w:pos="3600"/>
+        </w:tabs>
+        <w:ind w:left="3600" w:hanging="360"/>
+      </w:pPr>
+      <w:rPr>
+        <w:rFonts w:ascii="Wingdings" w:hAnsi="Wingdings" w:hint="default"/>
+        <w:sz w:val="20"/>
+      </w:rPr>
+    </w:lvl>
+    <w:lvl w:ilvl="5" w:tentative="1">
+      <w:start w:val="1"/>
+      <w:numFmt w:val="bullet"/>
+      <w:lvlText w:val=""/>
+      <w:lvlJc w:val="left"/>
+      <w:pPr>
+        <w:tabs>
+          <w:tab w:val="num" w:pos="4320"/>
+        </w:tabs>
+        <w:ind w:left="4320" w:hanging="360"/>
+      </w:pPr>
+      <w:rPr>
+        <w:rFonts w:ascii="Wingdings" w:hAnsi="Wingdings" w:hint="default"/>
+        <w:sz w:val="20"/>
+      </w:rPr>
+    </w:lvl>
+    <w:lvl w:ilvl="6" w:tentative="1">
+      <w:start w:val="1"/>
+      <w:numFmt w:val="bullet"/>
+      <w:lvlText w:val=""/>
+      <w:lvlJc w:val="left"/>
+      <w:pPr>
+        <w:tabs>
+          <w:tab w:val="num" w:pos="5040"/>
+        </w:tabs>
+        <w:ind w:left="5040" w:hanging="360"/>
+      </w:pPr>
+      <w:rPr>
+        <w:rFonts w:ascii="Wingdings" w:hAnsi="Wingdings" w:hint="default"/>
+        <w:sz w:val="20"/>
+      </w:rPr>
+    </w:lvl>
+    <w:lvl w:ilvl="7" w:tentative="1">
+      <w:start w:val="1"/>
+      <w:numFmt w:val="bullet"/>
+      <w:lvlText w:val=""/>
+      <w:lvlJc w:val="left"/>
+      <w:pPr>
+        <w:tabs>
+          <w:tab w:val="num" w:pos="5760"/>
+        </w:tabs>
+        <w:ind w:left="5760" w:hanging="360"/>
+      </w:pPr>
+      <w:rPr>
+        <w:rFonts w:ascii="Wingdings" w:hAnsi="Wingdings" w:hint="default"/>
+        <w:sz w:val="20"/>
+      </w:rPr>
+    </w:lvl>
+    <w:lvl w:ilvl="8" w:tentative="1">
+      <w:start w:val="1"/>
+      <w:numFmt w:val="bullet"/>
+      <w:lvlText w:val=""/>
+      <w:lvlJc w:val="left"/>
+      <w:pPr>
+        <w:tabs>
+          <w:tab w:val="num" w:pos="6480"/>
+        </w:tabs>
+        <w:ind w:left="6480" w:hanging="360"/>
+      </w:pPr>
+      <w:rPr>
+        <w:rFonts w:ascii="Wingdings" w:hAnsi="Wingdings" w:hint="default"/>
+        <w:sz w:val="20"/>
+      </w:rPr>
+    </w:lvl>
+  </w:abstractNum>
+  <w:abstractNum w:abstractNumId="9" w15:restartNumberingAfterBreak="0">
+    <w:nsid w:val="4C4956BF"/>
+    <w:multiLevelType w:val="multilevel"/>
+    <w:tmpl w:val="480EA1DC"/>
+    <w:lvl w:ilvl="0">
+      <w:start w:val="1"/>
+      <w:numFmt w:val="bullet"/>
+      <w:lvlText w:val=""/>
+      <w:lvlJc w:val="left"/>
+      <w:pPr>
+        <w:tabs>
+          <w:tab w:val="num" w:pos="720"/>
+        </w:tabs>
+        <w:ind w:left="720" w:hanging="360"/>
+      </w:pPr>
+      <w:rPr>
+        <w:rFonts w:ascii="Symbol" w:hAnsi="Symbol" w:hint="default"/>
+        <w:sz w:val="20"/>
+      </w:rPr>
+    </w:lvl>
+    <w:lvl w:ilvl="1" w:tentative="1">
+      <w:start w:val="1"/>
+      <w:numFmt w:val="bullet"/>
+      <w:lvlText w:val="o"/>
+      <w:lvlJc w:val="left"/>
+      <w:pPr>
+        <w:tabs>
+          <w:tab w:val="num" w:pos="1440"/>
+        </w:tabs>
+        <w:ind w:left="1440" w:hanging="360"/>
+      </w:pPr>
+      <w:rPr>
+        <w:rFonts w:ascii="Courier New" w:hAnsi="Courier New" w:hint="default"/>
+        <w:sz w:val="20"/>
+      </w:rPr>
+    </w:lvl>
+    <w:lvl w:ilvl="2" w:tentative="1">
+      <w:start w:val="1"/>
+      <w:numFmt w:val="bullet"/>
+      <w:lvlText w:val=""/>
+      <w:lvlJc w:val="left"/>
+      <w:pPr>
+        <w:tabs>
+          <w:tab w:val="num" w:pos="2160"/>
+        </w:tabs>
+        <w:ind w:left="2160" w:hanging="360"/>
+      </w:pPr>
+      <w:rPr>
+        <w:rFonts w:ascii="Wingdings" w:hAnsi="Wingdings" w:hint="default"/>
+        <w:sz w:val="20"/>
+      </w:rPr>
+    </w:lvl>
+    <w:lvl w:ilvl="3" w:tentative="1">
+      <w:start w:val="1"/>
+      <w:numFmt w:val="bullet"/>
+      <w:lvlText w:val=""/>
+      <w:lvlJc w:val="left"/>
+      <w:pPr>
+        <w:tabs>
+          <w:tab w:val="num" w:pos="2880"/>
+        </w:tabs>
+        <w:ind w:left="2880" w:hanging="360"/>
+      </w:pPr>
+      <w:rPr>
+        <w:rFonts w:ascii="Wingdings" w:hAnsi="Wingdings" w:hint="default"/>
+        <w:sz w:val="20"/>
+      </w:rPr>
+    </w:lvl>
+    <w:lvl w:ilvl="4" w:tentative="1">
+      <w:start w:val="1"/>
+      <w:numFmt w:val="bullet"/>
+      <w:lvlText w:val=""/>
+      <w:lvlJc w:val="left"/>
+      <w:pPr>
+        <w:tabs>
+          <w:tab w:val="num" w:pos="3600"/>
+        </w:tabs>
+        <w:ind w:left="3600" w:hanging="360"/>
+      </w:pPr>
+      <w:rPr>
+        <w:rFonts w:ascii="Wingdings" w:hAnsi="Wingdings" w:hint="default"/>
+        <w:sz w:val="20"/>
+      </w:rPr>
+    </w:lvl>
+    <w:lvl w:ilvl="5" w:tentative="1">
+      <w:start w:val="1"/>
+      <w:numFmt w:val="bullet"/>
+      <w:lvlText w:val=""/>
+      <w:lvlJc w:val="left"/>
+      <w:pPr>
+        <w:tabs>
+          <w:tab w:val="num" w:pos="4320"/>
+        </w:tabs>
+        <w:ind w:left="4320" w:hanging="360"/>
+      </w:pPr>
+      <w:rPr>
+        <w:rFonts w:ascii="Wingdings" w:hAnsi="Wingdings" w:hint="default"/>
+        <w:sz w:val="20"/>
+      </w:rPr>
+    </w:lvl>
+    <w:lvl w:ilvl="6" w:tentative="1">
+      <w:start w:val="1"/>
+      <w:numFmt w:val="bullet"/>
+      <w:lvlText w:val=""/>
+      <w:lvlJc w:val="left"/>
+      <w:pPr>
+        <w:tabs>
+          <w:tab w:val="num" w:pos="5040"/>
+        </w:tabs>
+        <w:ind w:left="5040" w:hanging="360"/>
+      </w:pPr>
+      <w:rPr>
+        <w:rFonts w:ascii="Wingdings" w:hAnsi="Wingdings" w:hint="default"/>
+        <w:sz w:val="20"/>
+      </w:rPr>
+    </w:lvl>
+    <w:lvl w:ilvl="7" w:tentative="1">
+      <w:start w:val="1"/>
+      <w:numFmt w:val="bullet"/>
+      <w:lvlText w:val=""/>
+      <w:lvlJc w:val="left"/>
+      <w:pPr>
+        <w:tabs>
+          <w:tab w:val="num" w:pos="5760"/>
+        </w:tabs>
+        <w:ind w:left="5760" w:hanging="360"/>
+      </w:pPr>
+      <w:rPr>
+        <w:rFonts w:ascii="Wingdings" w:hAnsi="Wingdings" w:hint="default"/>
+        <w:sz w:val="20"/>
+      </w:rPr>
+    </w:lvl>
+    <w:lvl w:ilvl="8" w:tentative="1">
+      <w:start w:val="1"/>
+      <w:numFmt w:val="bullet"/>
+      <w:lvlText w:val=""/>
+      <w:lvlJc w:val="left"/>
+      <w:pPr>
+        <w:tabs>
+          <w:tab w:val="num" w:pos="6480"/>
+        </w:tabs>
+        <w:ind w:left="6480" w:hanging="360"/>
+      </w:pPr>
+      <w:rPr>
+        <w:rFonts w:ascii="Wingdings" w:hAnsi="Wingdings" w:hint="default"/>
+        <w:sz w:val="20"/>
+      </w:rPr>
+    </w:lvl>
+  </w:abstractNum>
+  <w:abstractNum w:abstractNumId="10" w15:restartNumberingAfterBreak="0">
     <w:nsid w:val="52E30F1B"/>
     <w:multiLevelType w:val="hybridMultilevel"/>
     <w:tmpl w:val="FB42E058"/>
@@ -3782,7 +3870,156 @@
       </w:pPr>
     </w:lvl>
   </w:abstractNum>
-  <w:abstractNum w:abstractNumId="4" w15:restartNumberingAfterBreak="0">
+  <w:abstractNum w:abstractNumId="11" w15:restartNumberingAfterBreak="0">
+    <w:nsid w:val="543E1E54"/>
+    <w:multiLevelType w:val="multilevel"/>
+    <w:tmpl w:val="867CAF50"/>
+    <w:lvl w:ilvl="0">
+      <w:start w:val="1"/>
+      <w:numFmt w:val="bullet"/>
+      <w:lvlText w:val=""/>
+      <w:lvlJc w:val="left"/>
+      <w:pPr>
+        <w:tabs>
+          <w:tab w:val="num" w:pos="720"/>
+        </w:tabs>
+        <w:ind w:left="720" w:hanging="360"/>
+      </w:pPr>
+      <w:rPr>
+        <w:rFonts w:ascii="Symbol" w:hAnsi="Symbol" w:hint="default"/>
+        <w:sz w:val="20"/>
+      </w:rPr>
+    </w:lvl>
+    <w:lvl w:ilvl="1" w:tentative="1">
+      <w:start w:val="1"/>
+      <w:numFmt w:val="bullet"/>
+      <w:lvlText w:val="o"/>
+      <w:lvlJc w:val="left"/>
+      <w:pPr>
+        <w:tabs>
+          <w:tab w:val="num" w:pos="1440"/>
+        </w:tabs>
+        <w:ind w:left="1440" w:hanging="360"/>
+      </w:pPr>
+      <w:rPr>
+        <w:rFonts w:ascii="Courier New" w:hAnsi="Courier New" w:hint="default"/>
+        <w:sz w:val="20"/>
+      </w:rPr>
+    </w:lvl>
+    <w:lvl w:ilvl="2" w:tentative="1">
+      <w:start w:val="1"/>
+      <w:numFmt w:val="bullet"/>
+      <w:lvlText w:val=""/>
+      <w:lvlJc w:val="left"/>
+      <w:pPr>
+        <w:tabs>
+          <w:tab w:val="num" w:pos="2160"/>
+        </w:tabs>
+        <w:ind w:left="2160" w:hanging="360"/>
+      </w:pPr>
+      <w:rPr>
+        <w:rFonts w:ascii="Wingdings" w:hAnsi="Wingdings" w:hint="default"/>
+        <w:sz w:val="20"/>
+      </w:rPr>
+    </w:lvl>
+    <w:lvl w:ilvl="3" w:tentative="1">
+      <w:start w:val="1"/>
+      <w:numFmt w:val="bullet"/>
+      <w:lvlText w:val=""/>
+      <w:lvlJc w:val="left"/>
+      <w:pPr>
+        <w:tabs>
+          <w:tab w:val="num" w:pos="2880"/>
+        </w:tabs>
+        <w:ind w:left="2880" w:hanging="360"/>
+      </w:pPr>
+      <w:rPr>
+        <w:rFonts w:ascii="Wingdings" w:hAnsi="Wingdings" w:hint="default"/>
+        <w:sz w:val="20"/>
+      </w:rPr>
+    </w:lvl>
+    <w:lvl w:ilvl="4" w:tentative="1">
+      <w:start w:val="1"/>
+      <w:numFmt w:val="bullet"/>
+      <w:lvlText w:val=""/>
+      <w:lvlJc w:val="left"/>
+      <w:pPr>
+        <w:tabs>
+          <w:tab w:val="num" w:pos="3600"/>
+        </w:tabs>
+        <w:ind w:left="3600" w:hanging="360"/>
+      </w:pPr>
+      <w:rPr>
+        <w:rFonts w:ascii="Wingdings" w:hAnsi="Wingdings" w:hint="default"/>
+        <w:sz w:val="20"/>
+      </w:rPr>
+    </w:lvl>
+    <w:lvl w:ilvl="5" w:tentative="1">
+      <w:start w:val="1"/>
+      <w:numFmt w:val="bullet"/>
+      <w:lvlText w:val=""/>
+      <w:lvlJc w:val="left"/>
+      <w:pPr>
+        <w:tabs>
+          <w:tab w:val="num" w:pos="4320"/>
+        </w:tabs>
+        <w:ind w:left="4320" w:hanging="360"/>
+      </w:pPr>
+      <w:rPr>
+        <w:rFonts w:ascii="Wingdings" w:hAnsi="Wingdings" w:hint="default"/>
+        <w:sz w:val="20"/>
+      </w:rPr>
+    </w:lvl>
+    <w:lvl w:ilvl="6" w:tentative="1">
+      <w:start w:val="1"/>
+      <w:numFmt w:val="bullet"/>
+      <w:lvlText w:val=""/>
+      <w:lvlJc w:val="left"/>
+      <w:pPr>
+        <w:tabs>
+          <w:tab w:val="num" w:pos="5040"/>
+        </w:tabs>
+        <w:ind w:left="5040" w:hanging="360"/>
+      </w:pPr>
+      <w:rPr>
+        <w:rFonts w:ascii="Wingdings" w:hAnsi="Wingdings" w:hint="default"/>
+        <w:sz w:val="20"/>
+      </w:rPr>
+    </w:lvl>
+    <w:lvl w:ilvl="7" w:tentative="1">
+      <w:start w:val="1"/>
+      <w:numFmt w:val="bullet"/>
+      <w:lvlText w:val=""/>
+      <w:lvlJc w:val="left"/>
+      <w:pPr>
+        <w:tabs>
+          <w:tab w:val="num" w:pos="5760"/>
+        </w:tabs>
+        <w:ind w:left="5760" w:hanging="360"/>
+      </w:pPr>
+      <w:rPr>
+        <w:rFonts w:ascii="Wingdings" w:hAnsi="Wingdings" w:hint="default"/>
+        <w:sz w:val="20"/>
+      </w:rPr>
+    </w:lvl>
+    <w:lvl w:ilvl="8" w:tentative="1">
+      <w:start w:val="1"/>
+      <w:numFmt w:val="bullet"/>
+      <w:lvlText w:val=""/>
+      <w:lvlJc w:val="left"/>
+      <w:pPr>
+        <w:tabs>
+          <w:tab w:val="num" w:pos="6480"/>
+        </w:tabs>
+        <w:ind w:left="6480" w:hanging="360"/>
+      </w:pPr>
+      <w:rPr>
+        <w:rFonts w:ascii="Wingdings" w:hAnsi="Wingdings" w:hint="default"/>
+        <w:sz w:val="20"/>
+      </w:rPr>
+    </w:lvl>
+  </w:abstractNum>
+  <w:abstractNum w:abstractNumId="12" w15:restartNumberingAfterBreak="0">
     <w:nsid w:val="55072B9F"/>
     <w:multiLevelType w:val="multilevel"/>
     <w:tmpl w:val="7B3ACCCE"/>
@@ -3931,7 +4168,7 @@
       </w:rPr>
     </w:lvl>
   </w:abstractNum>
-  <w:abstractNum w:abstractNumId="5" w15:restartNumberingAfterBreak="0">
+  <w:abstractNum w:abstractNumId="13" w15:restartNumberingAfterBreak="0">
     <w:nsid w:val="6D2E89EB"/>
     <w:multiLevelType w:val="singleLevel"/>
     <w:tmpl w:val="6D2E89EB"/>
@@ -3948,7 +4185,7 @@
       </w:rPr>
     </w:lvl>
   </w:abstractNum>
-  <w:abstractNum w:abstractNumId="6" w15:restartNumberingAfterBreak="0">
+  <w:abstractNum w:abstractNumId="14" w15:restartNumberingAfterBreak="0">
     <w:nsid w:val="737B741D"/>
     <w:multiLevelType w:val="multilevel"/>
     <w:tmpl w:val="7F9C207A"/>
@@ -4098,25 +4335,49 @@
     </w:lvl>
   </w:abstractNum>
   <w:num w:numId="1" w16cid:durableId="911306265">
+    <w:abstractNumId w:val="13"/>
+  </w:num>
+  <w:num w:numId="2" w16cid:durableId="1775392804">
+    <w:abstractNumId w:val="3"/>
+  </w:num>
+  <w:num w:numId="3" w16cid:durableId="748235873">
+    <w:abstractNumId w:val="10"/>
+  </w:num>
+  <w:num w:numId="4" w16cid:durableId="1928925309">
     <w:abstractNumId w:val="5"/>
   </w:num>
-  <w:num w:numId="2" w16cid:durableId="1775392804">
+  <w:num w:numId="5" w16cid:durableId="797722413">
     <w:abstractNumId w:val="1"/>
   </w:num>
-  <w:num w:numId="3" w16cid:durableId="748235873">
-    <w:abstractNumId w:val="3"/>
+  <w:num w:numId="6" w16cid:durableId="1217552398">
+    <w:abstractNumId w:val="12"/>
   </w:num>
-  <w:num w:numId="4" w16cid:durableId="1928925309">
-    <w:abstractNumId w:val="2"/>
+  <w:num w:numId="7" w16cid:durableId="548029411">
+    <w:abstractNumId w:val="14"/>
   </w:num>
-  <w:num w:numId="5" w16cid:durableId="797722413">
+  <w:num w:numId="8" w16cid:durableId="753747483">
+    <w:abstractNumId w:val="6"/>
+  </w:num>
+  <w:num w:numId="9" w16cid:durableId="112481884">
+    <w:abstractNumId w:val="8"/>
+  </w:num>
+  <w:num w:numId="10" w16cid:durableId="1349403822">
+    <w:abstractNumId w:val="7"/>
+  </w:num>
+  <w:num w:numId="11" w16cid:durableId="2063485064">
     <w:abstractNumId w:val="0"/>
   </w:num>
-  <w:num w:numId="6" w16cid:durableId="1217552398">
+  <w:num w:numId="12" w16cid:durableId="23750137">
+    <w:abstractNumId w:val="11"/>
+  </w:num>
+  <w:num w:numId="13" w16cid:durableId="1850412060">
+    <w:abstractNumId w:val="9"/>
+  </w:num>
+  <w:num w:numId="14" w16cid:durableId="315182295">
     <w:abstractNumId w:val="4"/>
   </w:num>
-  <w:num w:numId="7" w16cid:durableId="548029411">
-    <w:abstractNumId w:val="6"/>
+  <w:num w:numId="15" w16cid:durableId="1571579025">
+    <w:abstractNumId w:val="2"/>
   </w:num>
 </w:numbering>
 </file>
@@ -4623,7 +4884,6 @@
   <w:style w:type="character" w:default="1" w:styleId="a0">
     <w:name w:val="Default Paragraph Font"/>
     <w:uiPriority w:val="1"/>
-    <w:semiHidden/>
     <w:unhideWhenUsed/>
   </w:style>
   <w:style w:type="table" w:default="1" w:styleId="a1">
